--- a/NLP Assignment 1.docx
+++ b/NLP Assignment 1.docx
@@ -413,7 +413,7 @@
         </w:rPr>
       </w:pPr>
     </w:p>
-    <w:p xmlns:wp14="http://schemas.microsoft.com/office/word/2010/wordml" wp14:textId="77777777">
+    <w:p xmlns:wp14="http://schemas.microsoft.com/office/word/2010/wordml" wp14:textId="23F5E982">
       <w:pPr>
         <w:jc w:val="both"/>
         <w:rPr>
@@ -439,7 +439,7 @@
         <w:t xml:space="preserve"> of WordNet as a part of this assignment. The Cranfield dataset, which has been uploaded, will be used for this purpose.</w:t>
       </w:r>
     </w:p>
-    <w:p xmlns:wp14="http://schemas.microsoft.com/office/word/2010/wordml" wp14:textId="77777777">
+    <w:p xmlns:wp14="http://schemas.microsoft.com/office/word/2010/wordml" wp14:textId="51F7B372">
       <w:pPr>
         <w:jc w:val="both"/>
         <w:rPr>
@@ -448,19 +448,6 @@
           <w:szCs w:val="28"/>
         </w:rPr>
       </w:pPr>
-    </w:p>
-    <w:p xmlns:wp14="http://schemas.microsoft.com/office/word/2010/wordml" wp14:textId="77777777">
-      <w:pPr>
-        <w:jc w:val="both"/>
-        <w:rPr>
-          <w:rFonts w:ascii="Times New Roman" w:hAnsi="Times New Roman" w:eastAsia="Times New Roman" w:cs="Times New Roman"/>
-          <w:sz w:val="28"/>
-          <w:szCs w:val="28"/>
-        </w:rPr>
-      </w:pPr>
-      <w:r>
-        <w:br w:type="page"/>
-      </w:r>
       <w:r>
         <w:rPr>
           <w:rFonts w:ascii="Times New Roman" w:hAnsi="Times New Roman" w:eastAsia="Times New Roman" w:cs="Times New Roman"/>
@@ -547,30 +534,46 @@
               <w:right w:w="100" w:type="dxa"/>
             </w:tcMar>
           </w:tcPr>
-          <w:p wp14:textId="74A6EC69">
-            <w:pPr>
-              <w:widowControl w:val="0"/>
-              <w:pBdr>
-                <w:top w:val="nil" w:color="000000" w:sz="0" w:space="0"/>
-                <w:left w:val="nil" w:color="000000" w:sz="0" w:space="0"/>
-                <w:bottom w:val="nil" w:color="000000" w:sz="0" w:space="0"/>
-                <w:right w:val="nil" w:color="000000" w:sz="0" w:space="0"/>
-                <w:between w:val="nil" w:color="000000" w:sz="0" w:space="0"/>
-              </w:pBdr>
-              <w:spacing w:line="240" w:lineRule="auto"/>
-              <w:rPr>
-                <w:rFonts w:ascii="Times New Roman" w:hAnsi="Times New Roman" w:eastAsia="Times New Roman" w:cs="Times New Roman"/>
-                <w:sz w:val="28"/>
-                <w:szCs w:val="28"/>
-              </w:rPr>
-            </w:pPr>
-            <w:r>
-              <w:rPr>
-                <w:rFonts w:ascii="Times New Roman" w:hAnsi="Times New Roman" w:eastAsia="Times New Roman" w:cs="Times New Roman"/>
-                <w:sz w:val="28"/>
-                <w:szCs w:val="28"/>
-              </w:rPr>
-              <w:t>A simplistic top-down approach for sentence segmentation would be identifying punctuation marks like periods, question marks, exclamation mar</w:t>
+          <w:p wp14:textId="50E5EA11">
+            <w:pPr>
+              <w:widowControl w:val="0"/>
+              <w:pBdr>
+                <w:top w:val="nil" w:color="000000" w:sz="0" w:space="0"/>
+                <w:left w:val="nil" w:color="000000" w:sz="0" w:space="0"/>
+                <w:bottom w:val="nil" w:color="000000" w:sz="0" w:space="0"/>
+                <w:right w:val="nil" w:color="000000" w:sz="0" w:space="0"/>
+                <w:between w:val="nil" w:color="000000" w:sz="0" w:space="0"/>
+              </w:pBdr>
+              <w:spacing w:line="240" w:lineRule="auto"/>
+              <w:rPr>
+                <w:rFonts w:ascii="Times New Roman" w:hAnsi="Times New Roman" w:eastAsia="Times New Roman" w:cs="Times New Roman"/>
+                <w:sz w:val="28"/>
+                <w:szCs w:val="28"/>
+              </w:rPr>
+            </w:pPr>
+            <w:r>
+              <w:rPr>
+                <w:rFonts w:ascii="Times New Roman" w:hAnsi="Times New Roman" w:eastAsia="Times New Roman" w:cs="Times New Roman"/>
+                <w:sz w:val="28"/>
+                <w:szCs w:val="28"/>
+              </w:rPr>
+              <w:t xml:space="preserve">A simplistic top-down approach for sentence segmentation would be identifying punctuation marks like periods, question marks, </w:t>
+            </w:r>
+            <w:r>
+              <w:rPr>
+                <w:rFonts w:ascii="Times New Roman" w:hAnsi="Times New Roman" w:eastAsia="Times New Roman" w:cs="Times New Roman"/>
+                <w:sz w:val="28"/>
+                <w:szCs w:val="28"/>
+              </w:rPr>
+              <w:t xml:space="preserve">and </w:t>
+            </w:r>
+            <w:r>
+              <w:rPr>
+                <w:rFonts w:ascii="Times New Roman" w:hAnsi="Times New Roman" w:eastAsia="Times New Roman" w:cs="Times New Roman"/>
+                <w:sz w:val="28"/>
+                <w:szCs w:val="28"/>
+              </w:rPr>
+              <w:t>exclamation mar</w:t>
             </w:r>
             <w:r>
               <w:rPr>
@@ -595,7 +598,7 @@
               <w:t xml:space="preserve">Issues: </w:t>
             </w:r>
           </w:p>
-          <w:p wp14:textId="68751C39">
+          <w:p wp14:textId="27456D7F">
             <w:pPr>
               <w:pStyle w:val="ListParagraph"/>
               <w:widowControl w:val="0"/>
@@ -623,7 +626,7 @@
                 <w:sz w:val="28"/>
                 <w:szCs w:val="28"/>
               </w:rPr>
-              <w:t>Abbreviations: Dr. , Mr. and other such designations contain a period</w:t>
+              <w:t>Abbreviations: Dr., Mr. and other such designations contain a period</w:t>
             </w:r>
             <w:r>
               <w:rPr>
@@ -1070,7 +1073,7 @@
         <w:t xml:space="preserve">Your approach performs better than the Punkt Tokenizer  </w:t>
       </w:r>
     </w:p>
-    <w:p xmlns:wp14="http://schemas.microsoft.com/office/word/2010/wordml" wp14:textId="77777777">
+    <w:p xmlns:wp14="http://schemas.microsoft.com/office/word/2010/wordml" wp14:textId="08B335DE">
       <w:pPr>
         <w:numPr>
           <w:ilvl w:val="0"/>
@@ -1090,24 +1093,6 @@
           <w:szCs w:val="28"/>
         </w:rPr>
         <w:t>Your approach performs worse than the Punkt Tokenizer       [4 marks]</w:t>
-      </w:r>
-    </w:p>
-    <w:p xmlns:wp14="http://schemas.microsoft.com/office/word/2010/wordml" wp14:textId="77777777">
-      <w:pPr>
-        <w:jc w:val="both"/>
-        <w:rPr>
-          <w:rFonts w:ascii="Times New Roman" w:hAnsi="Times New Roman" w:eastAsia="Times New Roman" w:cs="Times New Roman"/>
-          <w:sz w:val="28"/>
-          <w:szCs w:val="28"/>
-        </w:rPr>
-      </w:pPr>
-      <w:r>
-        <w:rPr>
-          <w:rFonts w:ascii="Times New Roman" w:hAnsi="Times New Roman" w:eastAsia="Times New Roman" w:cs="Times New Roman"/>
-          <w:sz w:val="28"/>
-          <w:szCs w:val="28"/>
-        </w:rPr>
-        <w:tab/>
       </w:r>
     </w:p>
     <w:tbl>
@@ -1141,7 +1126,221 @@
               <w:right w:w="100" w:type="dxa"/>
             </w:tcMar>
           </w:tcPr>
-          <w:p wp14:textId="39F20627">
+          <w:p wp14:textId="1976A0D8">
+            <w:pPr>
+              <w:pStyle w:val="Normal"/>
+              <w:widowControl w:val="0"/>
+              <w:pBdr>
+                <w:top w:val="nil" w:color="000000" w:sz="0" w:space="0"/>
+                <w:left w:val="nil" w:color="000000" w:sz="0" w:space="0"/>
+                <w:bottom w:val="nil" w:color="000000" w:sz="0" w:space="0"/>
+                <w:right w:val="nil" w:color="000000" w:sz="0" w:space="0"/>
+                <w:between w:val="nil" w:color="000000" w:sz="0" w:space="0"/>
+              </w:pBdr>
+              <w:spacing w:line="240" w:lineRule="auto"/>
+              <w:ind w:left="0"/>
+              <w:rPr>
+                <w:rFonts w:ascii="Times New Roman" w:hAnsi="Times New Roman" w:eastAsia="Times New Roman" w:cs="Times New Roman"/>
+                <w:sz w:val="28"/>
+                <w:szCs w:val="28"/>
+              </w:rPr>
+            </w:pPr>
+            <w:r>
+              <w:drawing>
+                <wp:inline xmlns:wp14="http://schemas.microsoft.com/office/word/2010/wordprocessingDrawing" wp14:editId="6A40E5C3" wp14:anchorId="146F99E1">
+                  <wp:extent cx="4572000" cy="1781175"/>
+                  <wp:effectExtent l="0" t="0" r="0" b="0"/>
+                  <wp:docPr id="1335276698" name="" title=""/>
+                  <wp:cNvGraphicFramePr>
+                    <a:graphicFrameLocks noChangeAspect="1"/>
+                  </wp:cNvGraphicFramePr>
+                  <a:graphic>
+                    <a:graphicData uri="http://schemas.openxmlformats.org/drawingml/2006/picture">
+                      <pic:pic>
+                        <pic:nvPicPr>
+                          <pic:cNvPr id="0" name=""/>
+                          <pic:cNvPicPr/>
+                        </pic:nvPicPr>
+                        <pic:blipFill>
+                          <a:blip r:embed="R5c3ff2b93e9040e1">
+                            <a:extLst>
+                              <a:ext xmlns:a="http://schemas.openxmlformats.org/drawingml/2006/main" uri="{28A0092B-C50C-407E-A947-70E740481C1C}">
+                                <a14:useLocalDpi val="0"/>
+                              </a:ext>
+                            </a:extLst>
+                          </a:blip>
+                          <a:stretch>
+                            <a:fillRect/>
+                          </a:stretch>
+                        </pic:blipFill>
+                        <pic:spPr>
+                          <a:xfrm>
+                            <a:off x="0" y="0"/>
+                            <a:ext cx="4572000" cy="1781175"/>
+                          </a:xfrm>
+                          <a:prstGeom prst="rect">
+                            <a:avLst/>
+                          </a:prstGeom>
+                        </pic:spPr>
+                      </pic:pic>
+                    </a:graphicData>
+                  </a:graphic>
+                </wp:inline>
+              </w:drawing>
+            </w:r>
+          </w:p>
+          <w:p wp14:textId="1614F58C">
+            <w:pPr>
+              <w:pStyle w:val="ListParagraph"/>
+              <w:widowControl w:val="0"/>
+              <w:numPr>
+                <w:ilvl w:val="0"/>
+                <w:numId w:val="22"/>
+              </w:numPr>
+              <w:pBdr>
+                <w:top w:val="nil" w:color="000000" w:sz="0" w:space="0"/>
+                <w:left w:val="nil" w:color="000000" w:sz="0" w:space="0"/>
+                <w:bottom w:val="nil" w:color="000000" w:sz="0" w:space="0"/>
+                <w:right w:val="nil" w:color="000000" w:sz="0" w:space="0"/>
+                <w:between w:val="nil" w:color="000000" w:sz="0" w:space="0"/>
+              </w:pBdr>
+              <w:spacing w:line="240" w:lineRule="auto"/>
+              <w:ind/>
+              <w:rPr>
+                <w:rFonts w:ascii="Times New Roman" w:hAnsi="Times New Roman" w:eastAsia="Times New Roman" w:cs="Times New Roman"/>
+                <w:sz w:val="28"/>
+                <w:szCs w:val="28"/>
+              </w:rPr>
+            </w:pPr>
+            <w:r>
+              <w:rPr>
+                <w:rFonts w:ascii="Times New Roman" w:hAnsi="Times New Roman" w:eastAsia="Times New Roman" w:cs="Times New Roman"/>
+                <w:sz w:val="28"/>
+                <w:szCs w:val="28"/>
+              </w:rPr>
+              <w:t>Proposed top-down approach</w:t>
+            </w:r>
+          </w:p>
+          <w:p wp14:textId="20705D9B">
+            <w:pPr>
+              <w:pStyle w:val="Normal"/>
+              <w:widowControl w:val="0"/>
+              <w:pBdr>
+                <w:top w:val="nil" w:color="000000" w:sz="0" w:space="0"/>
+                <w:left w:val="nil" w:color="000000" w:sz="0" w:space="0"/>
+                <w:bottom w:val="nil" w:color="000000" w:sz="0" w:space="0"/>
+                <w:right w:val="nil" w:color="000000" w:sz="0" w:space="0"/>
+                <w:between w:val="nil" w:color="000000" w:sz="0" w:space="0"/>
+              </w:pBdr>
+              <w:spacing w:line="240" w:lineRule="auto"/>
+              <w:ind w:left="0"/>
+              <w:rPr>
+                <w:rFonts w:ascii="Times New Roman" w:hAnsi="Times New Roman" w:eastAsia="Times New Roman" w:cs="Times New Roman"/>
+                <w:sz w:val="28"/>
+                <w:szCs w:val="28"/>
+              </w:rPr>
+            </w:pPr>
+          </w:p>
+          <w:p wp14:textId="64E433D3">
+            <w:pPr>
+              <w:pStyle w:val="Normal"/>
+              <w:widowControl w:val="0"/>
+              <w:pBdr>
+                <w:top w:val="nil" w:color="000000" w:sz="0" w:space="0"/>
+                <w:left w:val="nil" w:color="000000" w:sz="0" w:space="0"/>
+                <w:bottom w:val="nil" w:color="000000" w:sz="0" w:space="0"/>
+                <w:right w:val="nil" w:color="000000" w:sz="0" w:space="0"/>
+                <w:between w:val="nil" w:color="000000" w:sz="0" w:space="0"/>
+              </w:pBdr>
+              <w:spacing w:line="240" w:lineRule="auto"/>
+              <w:ind w:left="0"/>
+              <w:rPr/>
+            </w:pPr>
+            <w:r>
+              <w:drawing>
+                <wp:inline xmlns:wp14="http://schemas.microsoft.com/office/word/2010/wordprocessingDrawing" wp14:editId="241608F0" wp14:anchorId="21662260">
+                  <wp:extent cx="4572000" cy="1343025"/>
+                  <wp:effectExtent l="0" t="0" r="0" b="0"/>
+                  <wp:docPr id="1615803230" name="" title=""/>
+                  <wp:cNvGraphicFramePr>
+                    <a:graphicFrameLocks noChangeAspect="1"/>
+                  </wp:cNvGraphicFramePr>
+                  <a:graphic>
+                    <a:graphicData uri="http://schemas.openxmlformats.org/drawingml/2006/picture">
+                      <pic:pic>
+                        <pic:nvPicPr>
+                          <pic:cNvPr id="0" name=""/>
+                          <pic:cNvPicPr/>
+                        </pic:nvPicPr>
+                        <pic:blipFill>
+                          <a:blip r:embed="Rde7e9c71fe1146c0">
+                            <a:extLst>
+                              <a:ext xmlns:a="http://schemas.openxmlformats.org/drawingml/2006/main" uri="{28A0092B-C50C-407E-A947-70E740481C1C}">
+                                <a14:useLocalDpi val="0"/>
+                              </a:ext>
+                            </a:extLst>
+                          </a:blip>
+                          <a:stretch>
+                            <a:fillRect/>
+                          </a:stretch>
+                        </pic:blipFill>
+                        <pic:spPr>
+                          <a:xfrm>
+                            <a:off x="0" y="0"/>
+                            <a:ext cx="4572000" cy="1343025"/>
+                          </a:xfrm>
+                          <a:prstGeom prst="rect">
+                            <a:avLst/>
+                          </a:prstGeom>
+                        </pic:spPr>
+                      </pic:pic>
+                    </a:graphicData>
+                  </a:graphic>
+                </wp:inline>
+              </w:drawing>
+            </w:r>
+          </w:p>
+          <w:p wp14:textId="653BD8B7">
+            <w:pPr>
+              <w:pStyle w:val="ListParagraph"/>
+              <w:widowControl w:val="0"/>
+              <w:numPr>
+                <w:ilvl w:val="0"/>
+                <w:numId w:val="22"/>
+              </w:numPr>
+              <w:pBdr>
+                <w:top w:val="nil" w:color="000000" w:sz="0" w:space="0"/>
+                <w:left w:val="nil" w:color="000000" w:sz="0" w:space="0"/>
+                <w:bottom w:val="nil" w:color="000000" w:sz="0" w:space="0"/>
+                <w:right w:val="nil" w:color="000000" w:sz="0" w:space="0"/>
+                <w:between w:val="nil" w:color="000000" w:sz="0" w:space="0"/>
+              </w:pBdr>
+              <w:spacing w:line="240" w:lineRule="auto"/>
+              <w:ind/>
+              <w:rPr/>
+            </w:pPr>
+            <w:r>
+              <w:rPr/>
+              <w:t>Pre-trained punkt tokenizer for English</w:t>
+            </w:r>
+          </w:p>
+          <w:p wp14:textId="5A9CF0A7">
+            <w:pPr>
+              <w:pStyle w:val="Normal"/>
+              <w:widowControl w:val="0"/>
+              <w:pBdr>
+                <w:top w:val="nil" w:color="000000" w:sz="0" w:space="0"/>
+                <w:left w:val="nil" w:color="000000" w:sz="0" w:space="0"/>
+                <w:bottom w:val="nil" w:color="000000" w:sz="0" w:space="0"/>
+                <w:right w:val="nil" w:color="000000" w:sz="0" w:space="0"/>
+                <w:between w:val="nil" w:color="000000" w:sz="0" w:space="0"/>
+              </w:pBdr>
+              <w:spacing w:line="240" w:lineRule="auto"/>
+              <w:ind w:left="0"/>
+              <w:rPr/>
+            </w:pPr>
+          </w:p>
+          <w:p wp14:textId="319D764F">
             <w:pPr>
               <w:pStyle w:val="ListParagraph"/>
               <w:widowControl w:val="0"/>
@@ -1170,10 +1369,10 @@
                 <w:sz w:val="28"/>
                 <w:szCs w:val="28"/>
               </w:rPr>
-              <w:t>Scenario Punkt &gt; my approach</w:t>
-            </w:r>
-          </w:p>
-          <w:p wp14:textId="7FC785E8">
+              <w:t>Scenario my approach &gt; Punkt</w:t>
+            </w:r>
+          </w:p>
+          <w:p wp14:textId="1A36D129">
             <w:pPr>
               <w:pStyle w:val="ListParagraph"/>
               <w:widowControl w:val="0"/>
@@ -1202,10 +1401,18 @@
                 <w:sz w:val="28"/>
                 <w:szCs w:val="28"/>
               </w:rPr>
-              <w:t>When the context is general and the text contains lot of complex sentences, abbreviations.</w:t>
-            </w:r>
-          </w:p>
-          <w:p wp14:textId="296C02E4">
+              <w:t>When the text is domain specific on which punkt wasn’t trained but the naive approach could have additional rules specific to that text.</w:t>
+            </w:r>
+            <w:r>
+              <w:rPr>
+                <w:rFonts w:ascii="Times New Roman" w:hAnsi="Times New Roman" w:eastAsia="Times New Roman" w:cs="Times New Roman"/>
+                <w:sz w:val="28"/>
+                <w:szCs w:val="28"/>
+              </w:rPr>
+              <w:t xml:space="preserve"> </w:t>
+            </w:r>
+          </w:p>
+          <w:p wp14:textId="5C2EC1AE">
             <w:pPr>
               <w:pStyle w:val="ListParagraph"/>
               <w:widowControl w:val="0"/>
@@ -1234,10 +1441,94 @@
                 <w:sz w:val="28"/>
                 <w:szCs w:val="28"/>
               </w:rPr>
-              <w:t>Abbreviations like i.e. were handled by punkt whereas my approach recognized the e as a separate word.</w:t>
-            </w:r>
-          </w:p>
-          <w:p wp14:textId="420F6C33">
+              <w:t xml:space="preserve">Example: </w:t>
+            </w:r>
+          </w:p>
+          <w:p wp14:textId="5B467CE3">
+            <w:pPr>
+              <w:pStyle w:val="ListParagraph"/>
+              <w:widowControl w:val="0"/>
+              <w:numPr>
+                <w:ilvl w:val="2"/>
+                <w:numId w:val="13"/>
+              </w:numPr>
+              <w:pBdr>
+                <w:top w:val="nil" w:color="000000" w:sz="0" w:space="0"/>
+                <w:left w:val="nil" w:color="000000" w:sz="0" w:space="0"/>
+                <w:bottom w:val="nil" w:color="000000" w:sz="0" w:space="0"/>
+                <w:right w:val="nil" w:color="000000" w:sz="0" w:space="0"/>
+                <w:between w:val="nil" w:color="000000" w:sz="0" w:space="0"/>
+              </w:pBdr>
+              <w:spacing w:line="240" w:lineRule="auto"/>
+              <w:ind/>
+              <w:rPr>
+                <w:rFonts w:ascii="Times New Roman" w:hAnsi="Times New Roman" w:eastAsia="Times New Roman" w:cs="Times New Roman"/>
+                <w:sz w:val="28"/>
+                <w:szCs w:val="28"/>
+              </w:rPr>
+            </w:pPr>
+            <w:r>
+              <w:rPr>
+                <w:rFonts w:ascii="Times New Roman" w:hAnsi="Times New Roman" w:eastAsia="Times New Roman" w:cs="Times New Roman"/>
+                <w:sz w:val="28"/>
+                <w:szCs w:val="28"/>
+              </w:rPr>
+              <w:t>Bulleted points listing out steps to cook a meal.</w:t>
+            </w:r>
+          </w:p>
+          <w:p wp14:textId="64F1B546">
+            <w:pPr>
+              <w:pStyle w:val="ListParagraph"/>
+              <w:widowControl w:val="0"/>
+              <w:numPr>
+                <w:ilvl w:val="2"/>
+                <w:numId w:val="13"/>
+              </w:numPr>
+              <w:pBdr>
+                <w:top w:val="nil" w:color="000000" w:sz="0" w:space="0"/>
+                <w:left w:val="nil" w:color="000000" w:sz="0" w:space="0"/>
+                <w:bottom w:val="nil" w:color="000000" w:sz="0" w:space="0"/>
+                <w:right w:val="nil" w:color="000000" w:sz="0" w:space="0"/>
+                <w:between w:val="nil" w:color="000000" w:sz="0" w:space="0"/>
+              </w:pBdr>
+              <w:spacing w:line="240" w:lineRule="auto"/>
+              <w:ind/>
+              <w:rPr>
+                <w:rFonts w:ascii="Times New Roman" w:hAnsi="Times New Roman" w:eastAsia="Times New Roman" w:cs="Times New Roman"/>
+                <w:sz w:val="28"/>
+                <w:szCs w:val="28"/>
+              </w:rPr>
+            </w:pPr>
+            <w:r>
+              <w:rPr>
+                <w:rFonts w:ascii="Times New Roman" w:hAnsi="Times New Roman" w:eastAsia="Times New Roman" w:cs="Times New Roman"/>
+                <w:sz w:val="28"/>
+                <w:szCs w:val="28"/>
+              </w:rPr>
+              <w:t>Each sentence might have a lot of separators but the naive approach, could just segment sentences based on the presence of a newline character.</w:t>
+            </w:r>
+          </w:p>
+          <w:p wp14:textId="393222E7">
+            <w:pPr>
+              <w:pStyle w:val="Normal"/>
+              <w:widowControl w:val="0"/>
+              <w:pBdr>
+                <w:top w:val="nil" w:color="000000" w:sz="0" w:space="0"/>
+                <w:left w:val="nil" w:color="000000" w:sz="0" w:space="0"/>
+                <w:bottom w:val="nil" w:color="000000" w:sz="0" w:space="0"/>
+                <w:right w:val="nil" w:color="000000" w:sz="0" w:space="0"/>
+                <w:between w:val="nil" w:color="000000" w:sz="0" w:space="0"/>
+              </w:pBdr>
+              <w:spacing w:line="240" w:lineRule="auto"/>
+              <w:ind w:left="720"/>
+              <w:rPr>
+                <w:rFonts w:ascii="Times New Roman" w:hAnsi="Times New Roman" w:eastAsia="Times New Roman" w:cs="Times New Roman"/>
+                <w:sz w:val="28"/>
+                <w:szCs w:val="28"/>
+              </w:rPr>
+            </w:pPr>
+          </w:p>
+          <w:p wp14:textId="6A7CE151">
             <w:pPr>
               <w:pStyle w:val="ListParagraph"/>
               <w:widowControl w:val="0"/>
@@ -1266,10 +1557,10 @@
                 <w:sz w:val="28"/>
                 <w:szCs w:val="28"/>
               </w:rPr>
-              <w:t>Scenario my approach &gt; Punkt</w:t>
-            </w:r>
-          </w:p>
-          <w:p wp14:textId="52C8F8F2">
+              <w:t>Scenario Punkt &gt; my approach</w:t>
+            </w:r>
+          </w:p>
+          <w:p wp14:textId="7FC785E8">
             <w:pPr>
               <w:pStyle w:val="ListParagraph"/>
               <w:widowControl w:val="0"/>
@@ -1298,14 +1589,103 @@
                 <w:sz w:val="28"/>
                 <w:szCs w:val="28"/>
               </w:rPr>
-              <w:t>When the text is domain specific on which punkt wasn’t trained but the naive approach could have additional rules specific to that text.</w:t>
+              <w:t>When the context is general and the text contains lot of complex sentences, abbreviations.</w:t>
+            </w:r>
+          </w:p>
+          <w:p wp14:textId="5399D6C7">
+            <w:pPr>
+              <w:pStyle w:val="ListParagraph"/>
+              <w:widowControl w:val="0"/>
+              <w:numPr>
+                <w:ilvl w:val="1"/>
+                <w:numId w:val="13"/>
+              </w:numPr>
+              <w:pBdr>
+                <w:top w:val="nil" w:color="000000" w:sz="0" w:space="0"/>
+                <w:left w:val="nil" w:color="000000" w:sz="0" w:space="0"/>
+                <w:bottom w:val="nil" w:color="000000" w:sz="0" w:space="0"/>
+                <w:right w:val="nil" w:color="000000" w:sz="0" w:space="0"/>
+                <w:between w:val="nil" w:color="000000" w:sz="0" w:space="0"/>
+              </w:pBdr>
+              <w:spacing w:line="240" w:lineRule="auto"/>
+              <w:ind/>
+              <w:rPr>
+                <w:rFonts w:ascii="Times New Roman" w:hAnsi="Times New Roman" w:eastAsia="Times New Roman" w:cs="Times New Roman"/>
+                <w:sz w:val="28"/>
+                <w:szCs w:val="28"/>
+              </w:rPr>
+            </w:pPr>
+            <w:r>
+              <w:rPr>
+                <w:rFonts w:ascii="Times New Roman" w:hAnsi="Times New Roman" w:eastAsia="Times New Roman" w:cs="Times New Roman"/>
+                <w:sz w:val="28"/>
+                <w:szCs w:val="28"/>
+              </w:rPr>
+              <w:t xml:space="preserve">Example: </w:t>
+            </w:r>
+          </w:p>
+          <w:p wp14:textId="5CC4ECBD">
+            <w:pPr>
+              <w:pStyle w:val="ListParagraph"/>
+              <w:widowControl w:val="0"/>
+              <w:numPr>
+                <w:ilvl w:val="2"/>
+                <w:numId w:val="13"/>
+              </w:numPr>
+              <w:pBdr>
+                <w:top w:val="nil" w:color="000000" w:sz="0" w:space="0"/>
+                <w:left w:val="nil" w:color="000000" w:sz="0" w:space="0"/>
+                <w:bottom w:val="nil" w:color="000000" w:sz="0" w:space="0"/>
+                <w:right w:val="nil" w:color="000000" w:sz="0" w:space="0"/>
+                <w:between w:val="nil" w:color="000000" w:sz="0" w:space="0"/>
+              </w:pBdr>
+              <w:spacing w:line="240" w:lineRule="auto"/>
+              <w:ind/>
+              <w:rPr>
+                <w:rFonts w:ascii="Times New Roman" w:hAnsi="Times New Roman" w:eastAsia="Times New Roman" w:cs="Times New Roman"/>
+                <w:sz w:val="28"/>
+                <w:szCs w:val="28"/>
+              </w:rPr>
+            </w:pPr>
+            <w:r>
+              <w:rPr>
+                <w:rFonts w:ascii="Times New Roman" w:hAnsi="Times New Roman" w:eastAsia="Times New Roman" w:cs="Times New Roman"/>
+                <w:sz w:val="28"/>
+                <w:szCs w:val="28"/>
+              </w:rPr>
+              <w:t>Abbreviations like i.e.</w:t>
+            </w:r>
+            <w:r>
+              <w:rPr>
+                <w:rFonts w:ascii="Times New Roman" w:hAnsi="Times New Roman" w:eastAsia="Times New Roman" w:cs="Times New Roman"/>
+                <w:sz w:val="28"/>
+                <w:szCs w:val="28"/>
+              </w:rPr>
+              <w:t>, U.S.A</w:t>
+            </w:r>
+            <w:r>
+              <w:rPr>
+                <w:rFonts w:ascii="Times New Roman" w:hAnsi="Times New Roman" w:eastAsia="Times New Roman" w:cs="Times New Roman"/>
+                <w:sz w:val="28"/>
+                <w:szCs w:val="28"/>
+              </w:rPr>
+              <w:t xml:space="preserve">, numbers like 2.4 </w:t>
+            </w:r>
+            <w:r>
+              <w:rPr>
+                <w:rFonts w:ascii="Times New Roman" w:hAnsi="Times New Roman" w:eastAsia="Times New Roman" w:cs="Times New Roman"/>
+                <w:sz w:val="28"/>
+                <w:szCs w:val="28"/>
+              </w:rPr>
+              <w:t>were handled by punkt whereas my approach recognized the e as a separate word.</w:t>
             </w:r>
           </w:p>
         </w:tc>
       </w:tr>
     </w:tbl>
-    <w:p xmlns:wp14="http://schemas.microsoft.com/office/word/2010/wordml" wp14:textId="77777777">
-      <w:pPr>
+    <w:p xmlns:wp14="http://schemas.microsoft.com/office/word/2010/wordml" wp14:textId="354FCAA2">
+      <w:pPr>
+        <w:pStyle w:val="Normal"/>
         <w:jc w:val="both"/>
         <w:rPr>
           <w:rFonts w:ascii="Times New Roman" w:hAnsi="Times New Roman" w:eastAsia="Times New Roman" w:cs="Times New Roman"/>
@@ -1313,39 +1693,6 @@
           <w:szCs w:val="28"/>
         </w:rPr>
       </w:pPr>
-    </w:p>
-    <w:p xmlns:wp14="http://schemas.microsoft.com/office/word/2010/wordml" wp14:textId="77777777">
-      <w:pPr>
-        <w:jc w:val="both"/>
-        <w:rPr>
-          <w:rFonts w:ascii="Times New Roman" w:hAnsi="Times New Roman" w:eastAsia="Times New Roman" w:cs="Times New Roman"/>
-          <w:sz w:val="28"/>
-          <w:szCs w:val="28"/>
-        </w:rPr>
-      </w:pPr>
-    </w:p>
-    <w:p xmlns:wp14="http://schemas.microsoft.com/office/word/2010/wordml" wp14:textId="77777777">
-      <w:pPr>
-        <w:jc w:val="both"/>
-        <w:rPr>
-          <w:rFonts w:ascii="Times New Roman" w:hAnsi="Times New Roman" w:eastAsia="Times New Roman" w:cs="Times New Roman"/>
-          <w:sz w:val="28"/>
-          <w:szCs w:val="28"/>
-        </w:rPr>
-      </w:pPr>
-    </w:p>
-    <w:p xmlns:wp14="http://schemas.microsoft.com/office/word/2010/wordml" wp14:textId="77777777">
-      <w:pPr>
-        <w:jc w:val="both"/>
-        <w:rPr>
-          <w:rFonts w:ascii="Times New Roman" w:hAnsi="Times New Roman" w:eastAsia="Times New Roman" w:cs="Times New Roman"/>
-          <w:sz w:val="28"/>
-          <w:szCs w:val="28"/>
-        </w:rPr>
-      </w:pPr>
-      <w:r>
-        <w:br w:type="page"/>
-      </w:r>
     </w:p>
     <w:p xmlns:wp14="http://schemas.microsoft.com/office/word/2010/wordml" wp14:textId="77777777">
       <w:pPr>
@@ -2018,16 +2365,15 @@
     </w:p>
     <w:tbl>
       <w:tblPr>
-        <w:tblStyle w:val="a5"/>
         <w:tblW w:w="8520" w:type="dxa"/>
         <w:tblInd w:w="840" w:type="dxa"/>
         <w:tblBorders>
-          <w:top w:val="single" w:color="000000" w:sz="8" w:space="0"/>
-          <w:left w:val="single" w:color="000000" w:sz="8" w:space="0"/>
-          <w:bottom w:val="single" w:color="000000" w:sz="8" w:space="0"/>
-          <w:right w:val="single" w:color="000000" w:sz="8" w:space="0"/>
-          <w:insideH w:val="single" w:color="000000" w:sz="8" w:space="0"/>
-          <w:insideV w:val="single" w:color="000000" w:sz="8" w:space="0"/>
+          <w:top w:val="single" w:color="000000" w:themeColor="text1" w:sz="8" w:space="0"/>
+          <w:left w:val="single" w:color="000000" w:themeColor="text1" w:sz="8" w:space="0"/>
+          <w:bottom w:val="single" w:color="000000" w:themeColor="text1" w:sz="8" w:space="0"/>
+          <w:right w:val="single" w:color="000000" w:themeColor="text1" w:sz="8" w:space="0"/>
+          <w:insideH w:val="single" w:color="000000" w:themeColor="text1" w:sz="8" w:space="0"/>
+          <w:insideV w:val="single" w:color="000000" w:themeColor="text1" w:sz="8" w:space="0"/>
         </w:tblBorders>
         <w:tblLayout w:type="fixed"/>
         <w:tblLook w:val="0600" w:firstRow="0" w:lastRow="0" w:firstColumn="0" w:lastColumn="0" w:noHBand="1" w:noVBand="1"/>
@@ -2047,7 +2393,7 @@
               <w:right w:w="100" w:type="dxa"/>
             </w:tcMar>
           </w:tcPr>
-          <w:p wp14:textId="476DB593">
+          <w:p wp14:textId="06A5C146">
             <w:pPr>
               <w:pStyle w:val="Normal"/>
               <w:widowControl w:val="0"/>
@@ -2067,21 +2413,56 @@
               </w:rPr>
             </w:pPr>
             <w:r>
-              <w:rPr>
-                <w:rFonts w:ascii="Times New Roman" w:hAnsi="Times New Roman" w:eastAsia="Times New Roman" w:cs="Times New Roman"/>
-                <w:sz w:val="28"/>
-                <w:szCs w:val="28"/>
-              </w:rPr>
-              <w:t>Scenario where Penn Treebank Tokenizer &gt; My approach:</w:t>
-            </w:r>
-          </w:p>
-          <w:p wp14:textId="0EA523AC">
+              <w:drawing>
+                <wp:inline xmlns:wp14="http://schemas.microsoft.com/office/word/2010/wordprocessingDrawing" wp14:editId="1CBB2938" wp14:anchorId="4D0C157B">
+                  <wp:extent cx="4572000" cy="1590675"/>
+                  <wp:effectExtent l="0" t="0" r="0" b="0"/>
+                  <wp:docPr id="744242095" name="" title=""/>
+                  <wp:cNvGraphicFramePr>
+                    <a:graphicFrameLocks noChangeAspect="1"/>
+                  </wp:cNvGraphicFramePr>
+                  <a:graphic>
+                    <a:graphicData uri="http://schemas.openxmlformats.org/drawingml/2006/picture">
+                      <pic:pic>
+                        <pic:nvPicPr>
+                          <pic:cNvPr id="0" name=""/>
+                          <pic:cNvPicPr/>
+                        </pic:nvPicPr>
+                        <pic:blipFill>
+                          <a:blip r:embed="Rfe265e07319b466c">
+                            <a:extLst>
+                              <a:ext xmlns:a="http://schemas.openxmlformats.org/drawingml/2006/main" uri="{28A0092B-C50C-407E-A947-70E740481C1C}">
+                                <a14:useLocalDpi val="0"/>
+                              </a:ext>
+                            </a:extLst>
+                          </a:blip>
+                          <a:stretch>
+                            <a:fillRect/>
+                          </a:stretch>
+                        </pic:blipFill>
+                        <pic:spPr>
+                          <a:xfrm>
+                            <a:off x="0" y="0"/>
+                            <a:ext cx="4572000" cy="1590675"/>
+                          </a:xfrm>
+                          <a:prstGeom prst="rect">
+                            <a:avLst/>
+                          </a:prstGeom>
+                        </pic:spPr>
+                      </pic:pic>
+                    </a:graphicData>
+                  </a:graphic>
+                </wp:inline>
+              </w:drawing>
+            </w:r>
+          </w:p>
+          <w:p wp14:textId="3BB2CF89">
             <w:pPr>
               <w:pStyle w:val="ListParagraph"/>
               <w:widowControl w:val="0"/>
               <w:numPr>
                 <w:ilvl w:val="0"/>
-                <w:numId w:val="16"/>
+                <w:numId w:val="21"/>
               </w:numPr>
               <w:pBdr>
                 <w:top w:val="nil" w:color="000000" w:sz="0" w:space="0"/>
@@ -2103,32 +2484,165 @@
                 <w:sz w:val="28"/>
                 <w:szCs w:val="28"/>
               </w:rPr>
-              <w:t xml:space="preserve"> When there are two many special characters, like a novel</w:t>
-            </w:r>
-            <w:r>
-              <w:rPr>
-                <w:rFonts w:ascii="Times New Roman" w:hAnsi="Times New Roman" w:eastAsia="Times New Roman" w:cs="Times New Roman"/>
-                <w:sz w:val="28"/>
-                <w:szCs w:val="28"/>
-              </w:rPr>
-              <w:t>.</w:t>
-            </w:r>
-            <w:r>
-              <w:rPr>
-                <w:rFonts w:ascii="Times New Roman" w:hAnsi="Times New Roman" w:eastAsia="Times New Roman" w:cs="Times New Roman"/>
-                <w:sz w:val="28"/>
-                <w:szCs w:val="28"/>
-              </w:rPr>
-              <w:t xml:space="preserve">  </w:t>
-            </w:r>
-          </w:p>
-          <w:p wp14:textId="68F26E45">
+              <w:t>The proposed Top-down method</w:t>
+            </w:r>
+          </w:p>
+          <w:p wp14:textId="619931A6">
+            <w:pPr>
+              <w:pStyle w:val="Normal"/>
+              <w:widowControl w:val="0"/>
+              <w:pBdr>
+                <w:top w:val="nil" w:color="000000" w:sz="0" w:space="0"/>
+                <w:left w:val="nil" w:color="000000" w:sz="0" w:space="0"/>
+                <w:bottom w:val="nil" w:color="000000" w:sz="0" w:space="0"/>
+                <w:right w:val="nil" w:color="000000" w:sz="0" w:space="0"/>
+                <w:between w:val="nil" w:color="000000" w:sz="0" w:space="0"/>
+              </w:pBdr>
+              <w:spacing w:line="240" w:lineRule="auto"/>
+              <w:ind w:left="0"/>
+              <w:rPr>
+                <w:rFonts w:ascii="Times New Roman" w:hAnsi="Times New Roman" w:eastAsia="Times New Roman" w:cs="Times New Roman"/>
+                <w:sz w:val="28"/>
+                <w:szCs w:val="28"/>
+              </w:rPr>
+            </w:pPr>
+          </w:p>
+          <w:p wp14:textId="02B68E75">
+            <w:pPr>
+              <w:pStyle w:val="Normal"/>
+              <w:widowControl w:val="0"/>
+              <w:pBdr>
+                <w:top w:val="nil" w:color="000000" w:sz="0" w:space="0"/>
+                <w:left w:val="nil" w:color="000000" w:sz="0" w:space="0"/>
+                <w:bottom w:val="nil" w:color="000000" w:sz="0" w:space="0"/>
+                <w:right w:val="nil" w:color="000000" w:sz="0" w:space="0"/>
+                <w:between w:val="nil" w:color="000000" w:sz="0" w:space="0"/>
+              </w:pBdr>
+              <w:spacing w:line="240" w:lineRule="auto"/>
+              <w:ind w:left="0"/>
+              <w:rPr/>
+            </w:pPr>
+            <w:r>
+              <w:drawing>
+                <wp:inline xmlns:wp14="http://schemas.microsoft.com/office/word/2010/wordprocessingDrawing" wp14:editId="0EA5763A" wp14:anchorId="57862616">
+                  <wp:extent cx="4572000" cy="1714500"/>
+                  <wp:effectExtent l="0" t="0" r="0" b="0"/>
+                  <wp:docPr id="1161800358" name="" title=""/>
+                  <wp:cNvGraphicFramePr>
+                    <a:graphicFrameLocks noChangeAspect="1"/>
+                  </wp:cNvGraphicFramePr>
+                  <a:graphic>
+                    <a:graphicData uri="http://schemas.openxmlformats.org/drawingml/2006/picture">
+                      <pic:pic>
+                        <pic:nvPicPr>
+                          <pic:cNvPr id="0" name=""/>
+                          <pic:cNvPicPr/>
+                        </pic:nvPicPr>
+                        <pic:blipFill>
+                          <a:blip r:embed="R2401bcddbcdd4d0c">
+                            <a:extLst>
+                              <a:ext xmlns:a="http://schemas.openxmlformats.org/drawingml/2006/main" uri="{28A0092B-C50C-407E-A947-70E740481C1C}">
+                                <a14:useLocalDpi val="0"/>
+                              </a:ext>
+                            </a:extLst>
+                          </a:blip>
+                          <a:stretch>
+                            <a:fillRect/>
+                          </a:stretch>
+                        </pic:blipFill>
+                        <pic:spPr>
+                          <a:xfrm>
+                            <a:off x="0" y="0"/>
+                            <a:ext cx="4572000" cy="1714500"/>
+                          </a:xfrm>
+                          <a:prstGeom prst="rect">
+                            <a:avLst/>
+                          </a:prstGeom>
+                        </pic:spPr>
+                      </pic:pic>
+                    </a:graphicData>
+                  </a:graphic>
+                </wp:inline>
+              </w:drawing>
+            </w:r>
+          </w:p>
+          <w:p wp14:textId="78FA339C">
+            <w:pPr>
+              <w:pStyle w:val="ListParagraph"/>
+              <w:widowControl w:val="0"/>
+              <w:numPr>
+                <w:ilvl w:val="0"/>
+                <w:numId w:val="21"/>
+              </w:numPr>
+              <w:pBdr>
+                <w:top w:val="nil" w:color="000000" w:sz="0" w:space="0"/>
+                <w:left w:val="nil" w:color="000000" w:sz="0" w:space="0"/>
+                <w:bottom w:val="nil" w:color="000000" w:sz="0" w:space="0"/>
+                <w:right w:val="nil" w:color="000000" w:sz="0" w:space="0"/>
+                <w:between w:val="nil" w:color="000000" w:sz="0" w:space="0"/>
+              </w:pBdr>
+              <w:spacing w:line="240" w:lineRule="auto"/>
+              <w:rPr/>
+            </w:pPr>
+            <w:r>
+              <w:rPr/>
+              <w:t>Penn Treebank Tokenizer</w:t>
+            </w:r>
+          </w:p>
+          <w:p wp14:textId="25F8A8DC">
+            <w:pPr>
+              <w:pStyle w:val="Normal"/>
+              <w:widowControl w:val="0"/>
+              <w:pBdr>
+                <w:top w:val="nil" w:color="000000" w:sz="0" w:space="0"/>
+                <w:left w:val="nil" w:color="000000" w:sz="0" w:space="0"/>
+                <w:bottom w:val="nil" w:color="000000" w:sz="0" w:space="0"/>
+                <w:right w:val="nil" w:color="000000" w:sz="0" w:space="0"/>
+                <w:between w:val="nil" w:color="000000" w:sz="0" w:space="0"/>
+              </w:pBdr>
+              <w:spacing w:line="240" w:lineRule="auto"/>
+              <w:ind w:left="0"/>
+              <w:rPr/>
+            </w:pPr>
+          </w:p>
+          <w:p wp14:textId="68C3EE6F">
+            <w:pPr>
+              <w:pStyle w:val="ListParagraph"/>
+              <w:widowControl w:val="0"/>
+              <w:numPr>
+                <w:ilvl w:val="0"/>
+                <w:numId w:val="20"/>
+              </w:numPr>
+              <w:pBdr>
+                <w:top w:val="nil" w:color="000000" w:sz="0" w:space="0"/>
+                <w:left w:val="nil" w:color="000000" w:sz="0" w:space="0"/>
+                <w:bottom w:val="nil" w:color="000000" w:sz="0" w:space="0"/>
+                <w:right w:val="nil" w:color="000000" w:sz="0" w:space="0"/>
+                <w:between w:val="nil" w:color="000000" w:sz="0" w:space="0"/>
+              </w:pBdr>
+              <w:spacing w:line="240" w:lineRule="auto"/>
+              <w:rPr>
+                <w:rFonts w:ascii="Times New Roman" w:hAnsi="Times New Roman" w:eastAsia="Times New Roman" w:cs="Times New Roman"/>
+                <w:sz w:val="28"/>
+                <w:szCs w:val="28"/>
+              </w:rPr>
+            </w:pPr>
+            <w:r>
+              <w:rPr>
+                <w:rFonts w:ascii="Times New Roman" w:hAnsi="Times New Roman" w:eastAsia="Times New Roman" w:cs="Times New Roman"/>
+                <w:sz w:val="28"/>
+                <w:szCs w:val="28"/>
+              </w:rPr>
+              <w:t>Scenario where My approach &gt; PTB:</w:t>
+            </w:r>
+          </w:p>
+          <w:p wp14:textId="0F7085F4">
             <w:pPr>
               <w:pStyle w:val="ListParagraph"/>
               <w:widowControl w:val="0"/>
               <w:numPr>
                 <w:ilvl w:val="1"/>
-                <w:numId w:val="16"/>
+                <w:numId w:val="19"/>
               </w:numPr>
               <w:pBdr>
                 <w:top w:val="nil" w:color="000000" w:sz="0" w:space="0"/>
@@ -2150,32 +2664,16 @@
                 <w:sz w:val="28"/>
                 <w:szCs w:val="28"/>
               </w:rPr>
-              <w:t xml:space="preserve">Ex: </w:t>
-            </w:r>
-            <w:r>
-              <w:rPr>
-                <w:rFonts w:ascii="Times New Roman" w:hAnsi="Times New Roman" w:eastAsia="Times New Roman" w:cs="Times New Roman"/>
-                <w:sz w:val="28"/>
-                <w:szCs w:val="28"/>
-              </w:rPr>
-              <w:t xml:space="preserve">my output </w:t>
-            </w:r>
-            <w:r>
-              <w:rPr>
-                <w:rFonts w:ascii="Times New Roman" w:hAnsi="Times New Roman" w:eastAsia="Times New Roman" w:cs="Times New Roman"/>
-                <w:sz w:val="28"/>
-                <w:szCs w:val="28"/>
-              </w:rPr>
-              <w:t>"(the", "?slip?", "effect)"</w:t>
-            </w:r>
-          </w:p>
-          <w:p wp14:textId="66034F14">
+              <w:t>Formal text with minimal contractions and hyphenated words, domain specific words that we can make our own rules for.</w:t>
+            </w:r>
+          </w:p>
+          <w:p wp14:textId="2AD503CC">
             <w:pPr>
               <w:pStyle w:val="ListParagraph"/>
               <w:widowControl w:val="0"/>
               <w:numPr>
                 <w:ilvl w:val="1"/>
-                <w:numId w:val="16"/>
+                <w:numId w:val="19"/>
               </w:numPr>
               <w:pBdr>
                 <w:top w:val="nil" w:color="000000" w:sz="0" w:space="0"/>
@@ -2197,10 +2695,136 @@
                 <w:sz w:val="28"/>
                 <w:szCs w:val="28"/>
               </w:rPr>
-              <w:t>Ptb output "(", "the", "?", "slip", "?", "effect", ")"</w:t>
-            </w:r>
-          </w:p>
-          <w:p wp14:textId="4D53FC9D">
+              <w:t>Ex</w:t>
+            </w:r>
+            <w:r>
+              <w:rPr>
+                <w:rFonts w:ascii="Times New Roman" w:hAnsi="Times New Roman" w:eastAsia="Times New Roman" w:cs="Times New Roman"/>
+                <w:sz w:val="28"/>
+                <w:szCs w:val="28"/>
+              </w:rPr>
+              <w:t>ample</w:t>
+            </w:r>
+            <w:r>
+              <w:rPr>
+                <w:rFonts w:ascii="Times New Roman" w:hAnsi="Times New Roman" w:eastAsia="Times New Roman" w:cs="Times New Roman"/>
+                <w:sz w:val="28"/>
+                <w:szCs w:val="28"/>
+              </w:rPr>
+              <w:t>:</w:t>
+            </w:r>
+          </w:p>
+          <w:p wp14:textId="4E466D42">
+            <w:pPr>
+              <w:pStyle w:val="ListParagraph"/>
+              <w:widowControl w:val="0"/>
+              <w:numPr>
+                <w:ilvl w:val="2"/>
+                <w:numId w:val="19"/>
+              </w:numPr>
+              <w:pBdr>
+                <w:top w:val="nil" w:color="000000" w:sz="0" w:space="0"/>
+                <w:left w:val="nil" w:color="000000" w:sz="0" w:space="0"/>
+                <w:bottom w:val="nil" w:color="000000" w:sz="0" w:space="0"/>
+                <w:right w:val="nil" w:color="000000" w:sz="0" w:space="0"/>
+                <w:between w:val="nil" w:color="000000" w:sz="0" w:space="0"/>
+              </w:pBdr>
+              <w:spacing w:line="240" w:lineRule="auto"/>
+              <w:rPr>
+                <w:rFonts w:ascii="Times New Roman" w:hAnsi="Times New Roman" w:eastAsia="Times New Roman" w:cs="Times New Roman"/>
+                <w:sz w:val="28"/>
+                <w:szCs w:val="28"/>
+              </w:rPr>
+            </w:pPr>
+            <w:r>
+              <w:rPr>
+                <w:rFonts w:ascii="Times New Roman" w:hAnsi="Times New Roman" w:eastAsia="Times New Roman" w:cs="Times New Roman"/>
+                <w:sz w:val="28"/>
+                <w:szCs w:val="28"/>
+              </w:rPr>
+              <w:t>M</w:t>
+            </w:r>
+            <w:r>
+              <w:rPr>
+                <w:rFonts w:ascii="Times New Roman" w:hAnsi="Times New Roman" w:eastAsia="Times New Roman" w:cs="Times New Roman"/>
+                <w:sz w:val="28"/>
+                <w:szCs w:val="28"/>
+              </w:rPr>
+              <w:t>y o/p “DNA Sequence”  (</w:t>
+            </w:r>
+            <w:r>
+              <w:rPr>
+                <w:rFonts w:ascii="Times New Roman" w:hAnsi="Times New Roman" w:eastAsia="Times New Roman" w:cs="Times New Roman"/>
+                <w:sz w:val="28"/>
+                <w:szCs w:val="28"/>
+              </w:rPr>
+              <w:t>medical documents</w:t>
+            </w:r>
+            <w:r>
+              <w:rPr>
+                <w:rFonts w:ascii="Times New Roman" w:hAnsi="Times New Roman" w:eastAsia="Times New Roman" w:cs="Times New Roman"/>
+                <w:sz w:val="28"/>
+                <w:szCs w:val="28"/>
+              </w:rPr>
+              <w:t xml:space="preserve"> where we need this to be tokenized without space separation can be modified</w:t>
+            </w:r>
+            <w:r>
+              <w:rPr>
+                <w:rFonts w:ascii="Times New Roman" w:hAnsi="Times New Roman" w:eastAsia="Times New Roman" w:cs="Times New Roman"/>
+                <w:sz w:val="28"/>
+                <w:szCs w:val="28"/>
+              </w:rPr>
+              <w:t xml:space="preserve"> by adding an extra rule</w:t>
+            </w:r>
+            <w:r>
+              <w:rPr>
+                <w:rFonts w:ascii="Times New Roman" w:hAnsi="Times New Roman" w:eastAsia="Times New Roman" w:cs="Times New Roman"/>
+                <w:sz w:val="28"/>
+                <w:szCs w:val="28"/>
+              </w:rPr>
+              <w:t xml:space="preserve">) </w:t>
+            </w:r>
+          </w:p>
+          <w:p wp14:textId="4C52C1F7">
+            <w:pPr>
+              <w:pStyle w:val="ListParagraph"/>
+              <w:widowControl w:val="0"/>
+              <w:numPr>
+                <w:ilvl w:val="2"/>
+                <w:numId w:val="19"/>
+              </w:numPr>
+              <w:pBdr>
+                <w:top w:val="nil" w:color="000000" w:sz="0" w:space="0"/>
+                <w:left w:val="nil" w:color="000000" w:sz="0" w:space="0"/>
+                <w:bottom w:val="nil" w:color="000000" w:sz="0" w:space="0"/>
+                <w:right w:val="nil" w:color="000000" w:sz="0" w:space="0"/>
+                <w:between w:val="nil" w:color="000000" w:sz="0" w:space="0"/>
+              </w:pBdr>
+              <w:spacing w:line="240" w:lineRule="auto"/>
+              <w:rPr>
+                <w:rFonts w:ascii="Times New Roman" w:hAnsi="Times New Roman" w:eastAsia="Times New Roman" w:cs="Times New Roman"/>
+                <w:sz w:val="28"/>
+                <w:szCs w:val="28"/>
+              </w:rPr>
+            </w:pPr>
+            <w:r>
+              <w:rPr>
+                <w:rFonts w:ascii="Times New Roman" w:hAnsi="Times New Roman" w:eastAsia="Times New Roman" w:cs="Times New Roman"/>
+                <w:sz w:val="28"/>
+                <w:szCs w:val="28"/>
+              </w:rPr>
+              <w:t>Ptb o/p “DNA”, “Sequence”</w:t>
+            </w:r>
+            <w:r>
+              <w:rPr>
+                <w:rFonts w:ascii="Times New Roman" w:hAnsi="Times New Roman" w:eastAsia="Times New Roman" w:cs="Times New Roman"/>
+                <w:sz w:val="28"/>
+                <w:szCs w:val="28"/>
+              </w:rPr>
+              <w:t xml:space="preserve"> </w:t>
+            </w:r>
+          </w:p>
+          <w:p wp14:textId="08D649A0">
             <w:pPr>
               <w:pStyle w:val="Normal"/>
               <w:widowControl w:val="0"/>
@@ -2220,41 +2844,13 @@
               </w:rPr>
             </w:pPr>
           </w:p>
-          <w:p wp14:textId="68009F51">
-            <w:pPr>
-              <w:pStyle w:val="Normal"/>
-              <w:widowControl w:val="0"/>
-              <w:pBdr>
-                <w:top w:val="nil" w:color="000000" w:sz="0" w:space="0"/>
-                <w:left w:val="nil" w:color="000000" w:sz="0" w:space="0"/>
-                <w:bottom w:val="nil" w:color="000000" w:sz="0" w:space="0"/>
-                <w:right w:val="nil" w:color="000000" w:sz="0" w:space="0"/>
-                <w:between w:val="nil" w:color="000000" w:sz="0" w:space="0"/>
-              </w:pBdr>
-              <w:spacing w:line="240" w:lineRule="auto"/>
-              <w:ind w:left="0"/>
-              <w:rPr>
-                <w:rFonts w:ascii="Times New Roman" w:hAnsi="Times New Roman" w:eastAsia="Times New Roman" w:cs="Times New Roman"/>
-                <w:sz w:val="28"/>
-                <w:szCs w:val="28"/>
-              </w:rPr>
-            </w:pPr>
-            <w:r>
-              <w:rPr>
-                <w:rFonts w:ascii="Times New Roman" w:hAnsi="Times New Roman" w:eastAsia="Times New Roman" w:cs="Times New Roman"/>
-                <w:sz w:val="28"/>
-                <w:szCs w:val="28"/>
-              </w:rPr>
-              <w:t>Scenario where My approach &gt; PTB:</w:t>
-            </w:r>
-          </w:p>
-          <w:p wp14:textId="6D6F09A8">
+          <w:p wp14:textId="2B8086CC">
             <w:pPr>
               <w:pStyle w:val="ListParagraph"/>
               <w:widowControl w:val="0"/>
               <w:numPr>
                 <w:ilvl w:val="0"/>
-                <w:numId w:val="17"/>
+                <w:numId w:val="20"/>
               </w:numPr>
               <w:pBdr>
                 <w:top w:val="nil" w:color="000000" w:sz="0" w:space="0"/>
@@ -2276,24 +2872,16 @@
                 <w:sz w:val="28"/>
                 <w:szCs w:val="28"/>
               </w:rPr>
-              <w:t>Formal text with minimal contractions and hyphenated words</w:t>
-            </w:r>
-            <w:r>
-              <w:rPr>
-                <w:rFonts w:ascii="Times New Roman" w:hAnsi="Times New Roman" w:eastAsia="Times New Roman" w:cs="Times New Roman"/>
-                <w:sz w:val="28"/>
-                <w:szCs w:val="28"/>
-              </w:rPr>
-              <w:t>, domain specific words that we can make our own rules for.</w:t>
-            </w:r>
-          </w:p>
-          <w:p wp14:textId="4E40FA0E">
+              <w:t>Scenario where Penn Treebank Tokenizer &gt; My approach:</w:t>
+            </w:r>
+          </w:p>
+          <w:p wp14:textId="3743E9D3">
             <w:pPr>
               <w:pStyle w:val="ListParagraph"/>
               <w:widowControl w:val="0"/>
               <w:numPr>
                 <w:ilvl w:val="1"/>
-                <w:numId w:val="17"/>
+                <w:numId w:val="20"/>
               </w:numPr>
               <w:pBdr>
                 <w:top w:val="nil" w:color="000000" w:sz="0" w:space="0"/>
@@ -2315,40 +2903,40 @@
                 <w:sz w:val="28"/>
                 <w:szCs w:val="28"/>
               </w:rPr>
-              <w:t xml:space="preserve">Ex: my o/p “DNA Sequence” </w:t>
-            </w:r>
-            <w:r>
-              <w:rPr>
-                <w:rFonts w:ascii="Times New Roman" w:hAnsi="Times New Roman" w:eastAsia="Times New Roman" w:cs="Times New Roman"/>
-                <w:sz w:val="28"/>
-                <w:szCs w:val="28"/>
-              </w:rPr>
-              <w:t xml:space="preserve"> (a case where we need thi</w:t>
-            </w:r>
-            <w:r>
-              <w:rPr>
-                <w:rFonts w:ascii="Times New Roman" w:hAnsi="Times New Roman" w:eastAsia="Times New Roman" w:cs="Times New Roman"/>
-                <w:sz w:val="28"/>
-                <w:szCs w:val="28"/>
-              </w:rPr>
-              <w:t>s to be tokenized without space separation can be modified)</w:t>
-            </w:r>
-            <w:r>
-              <w:rPr>
-                <w:rFonts w:ascii="Times New Roman" w:hAnsi="Times New Roman" w:eastAsia="Times New Roman" w:cs="Times New Roman"/>
-                <w:sz w:val="28"/>
-                <w:szCs w:val="28"/>
-              </w:rPr>
-              <w:t xml:space="preserve"> </w:t>
-            </w:r>
-          </w:p>
-          <w:p wp14:textId="7BFE3CD1">
+              <w:t xml:space="preserve">When there are two many special characters, like </w:t>
+            </w:r>
+            <w:r>
+              <w:rPr>
+                <w:rFonts w:ascii="Times New Roman" w:hAnsi="Times New Roman" w:eastAsia="Times New Roman" w:cs="Times New Roman"/>
+                <w:sz w:val="28"/>
+                <w:szCs w:val="28"/>
+              </w:rPr>
+              <w:t xml:space="preserve">in </w:t>
+            </w:r>
+            <w:r>
+              <w:rPr>
+                <w:rFonts w:ascii="Times New Roman" w:hAnsi="Times New Roman" w:eastAsia="Times New Roman" w:cs="Times New Roman"/>
+                <w:sz w:val="28"/>
+                <w:szCs w:val="28"/>
+              </w:rPr>
+              <w:t>a novel</w:t>
+            </w:r>
+            <w:r>
+              <w:rPr>
+                <w:rFonts w:ascii="Times New Roman" w:hAnsi="Times New Roman" w:eastAsia="Times New Roman" w:cs="Times New Roman"/>
+                <w:sz w:val="28"/>
+                <w:szCs w:val="28"/>
+              </w:rPr>
+              <w:t>.</w:t>
+            </w:r>
+          </w:p>
+          <w:p wp14:textId="1CE90F3F">
             <w:pPr>
               <w:pStyle w:val="ListParagraph"/>
               <w:widowControl w:val="0"/>
               <w:numPr>
                 <w:ilvl w:val="1"/>
-                <w:numId w:val="17"/>
+                <w:numId w:val="20"/>
               </w:numPr>
               <w:pBdr>
                 <w:top w:val="nil" w:color="000000" w:sz="0" w:space="0"/>
@@ -2370,12 +2958,131 @@
                 <w:sz w:val="28"/>
                 <w:szCs w:val="28"/>
               </w:rPr>
-              <w:t>Ptb o/p “DNA”, “Sequence”</w:t>
-            </w:r>
+              <w:t>Ex</w:t>
+            </w:r>
+            <w:r>
+              <w:rPr>
+                <w:rFonts w:ascii="Times New Roman" w:hAnsi="Times New Roman" w:eastAsia="Times New Roman" w:cs="Times New Roman"/>
+                <w:sz w:val="28"/>
+                <w:szCs w:val="28"/>
+              </w:rPr>
+              <w:t>ample</w:t>
+            </w:r>
+            <w:r>
+              <w:rPr>
+                <w:rFonts w:ascii="Times New Roman" w:hAnsi="Times New Roman" w:eastAsia="Times New Roman" w:cs="Times New Roman"/>
+                <w:sz w:val="28"/>
+                <w:szCs w:val="28"/>
+              </w:rPr>
+              <w:t>:</w:t>
+            </w:r>
+          </w:p>
+          <w:p wp14:textId="4CCDA95D">
+            <w:pPr>
+              <w:pStyle w:val="ListParagraph"/>
+              <w:widowControl w:val="0"/>
+              <w:numPr>
+                <w:ilvl w:val="2"/>
+                <w:numId w:val="20"/>
+              </w:numPr>
+              <w:pBdr>
+                <w:top w:val="nil" w:color="000000" w:sz="0" w:space="0"/>
+                <w:left w:val="nil" w:color="000000" w:sz="0" w:space="0"/>
+                <w:bottom w:val="nil" w:color="000000" w:sz="0" w:space="0"/>
+                <w:right w:val="nil" w:color="000000" w:sz="0" w:space="0"/>
+                <w:between w:val="nil" w:color="000000" w:sz="0" w:space="0"/>
+              </w:pBdr>
+              <w:spacing w:line="240" w:lineRule="auto"/>
+              <w:rPr>
+                <w:rFonts w:ascii="Times New Roman" w:hAnsi="Times New Roman" w:eastAsia="Times New Roman" w:cs="Times New Roman"/>
+                <w:sz w:val="28"/>
+                <w:szCs w:val="28"/>
+              </w:rPr>
+            </w:pPr>
+            <w:r>
+              <w:rPr>
+                <w:rFonts w:ascii="Times New Roman" w:hAnsi="Times New Roman" w:eastAsia="Times New Roman" w:cs="Times New Roman"/>
+                <w:sz w:val="28"/>
+                <w:szCs w:val="28"/>
+              </w:rPr>
+              <w:t>M</w:t>
+            </w:r>
+            <w:r>
+              <w:rPr>
+                <w:rFonts w:ascii="Times New Roman" w:hAnsi="Times New Roman" w:eastAsia="Times New Roman" w:cs="Times New Roman"/>
+                <w:sz w:val="28"/>
+                <w:szCs w:val="28"/>
+              </w:rPr>
+              <w:t xml:space="preserve">y output </w:t>
+            </w:r>
+            <w:r>
+              <w:rPr>
+                <w:rFonts w:ascii="Times New Roman" w:hAnsi="Times New Roman" w:eastAsia="Times New Roman" w:cs="Times New Roman"/>
+                <w:sz w:val="28"/>
+                <w:szCs w:val="28"/>
+              </w:rPr>
+              <w:t>"(the", "?slip?", "effect)"</w:t>
+            </w:r>
+          </w:p>
+          <w:p wp14:textId="65367C9F">
+            <w:pPr>
+              <w:pStyle w:val="ListParagraph"/>
+              <w:widowControl w:val="0"/>
+              <w:numPr>
+                <w:ilvl w:val="2"/>
+                <w:numId w:val="20"/>
+              </w:numPr>
+              <w:pBdr>
+                <w:top w:val="nil" w:color="000000" w:sz="0" w:space="0"/>
+                <w:left w:val="nil" w:color="000000" w:sz="0" w:space="0"/>
+                <w:bottom w:val="nil" w:color="000000" w:sz="0" w:space="0"/>
+                <w:right w:val="nil" w:color="000000" w:sz="0" w:space="0"/>
+                <w:between w:val="nil" w:color="000000" w:sz="0" w:space="0"/>
+              </w:pBdr>
+              <w:spacing w:line="240" w:lineRule="auto"/>
+              <w:rPr>
+                <w:rFonts w:ascii="Times New Roman" w:hAnsi="Times New Roman" w:eastAsia="Times New Roman" w:cs="Times New Roman"/>
+                <w:sz w:val="28"/>
+                <w:szCs w:val="28"/>
+              </w:rPr>
+            </w:pPr>
+            <w:r>
+              <w:rPr>
+                <w:rFonts w:ascii="Times New Roman" w:hAnsi="Times New Roman" w:eastAsia="Times New Roman" w:cs="Times New Roman"/>
+                <w:sz w:val="28"/>
+                <w:szCs w:val="28"/>
+              </w:rPr>
+              <w:t>Ptb output "(", "the", "?", "slip", "?", "effect", ")"</w:t>
+            </w:r>
+          </w:p>
+          <w:p wp14:textId="7B54D0F3">
+            <w:pPr>
+              <w:pStyle w:val="Normal"/>
+              <w:widowControl w:val="0"/>
+              <w:pBdr>
+                <w:top w:val="nil" w:color="000000" w:sz="0" w:space="0"/>
+                <w:left w:val="nil" w:color="000000" w:sz="0" w:space="0"/>
+                <w:bottom w:val="nil" w:color="000000" w:sz="0" w:space="0"/>
+                <w:right w:val="nil" w:color="000000" w:sz="0" w:space="0"/>
+                <w:between w:val="nil" w:color="000000" w:sz="0" w:space="0"/>
+              </w:pBdr>
+              <w:spacing w:line="240" w:lineRule="auto"/>
+              <w:ind w:left="0"/>
+              <w:rPr>
+                <w:rFonts w:ascii="Times New Roman" w:hAnsi="Times New Roman" w:eastAsia="Times New Roman" w:cs="Times New Roman"/>
+                <w:sz w:val="28"/>
+                <w:szCs w:val="28"/>
+              </w:rPr>
+            </w:pPr>
           </w:p>
         </w:tc>
       </w:tr>
     </w:tbl>
+    <w:p>
+      <w:pPr>
+        <w:rPr/>
+      </w:pPr>
+    </w:p>
     <w:p xmlns:wp14="http://schemas.microsoft.com/office/word/2010/wordml" wp14:textId="77777777">
       <w:pPr>
         <w:jc w:val="both"/>
@@ -2703,7 +3410,7 @@
               <w:right w:w="100" w:type="dxa"/>
             </w:tcMar>
           </w:tcPr>
-          <w:p wp14:textId="4F8B5E8D">
+          <w:p wp14:textId="61D3AF85">
             <w:pPr>
               <w:pStyle w:val="Normal"/>
               <w:widowControl w:val="0"/>
@@ -2719,10 +3426,10 @@
             </w:pPr>
             <w:r>
               <w:drawing>
-                <wp:inline xmlns:wp14="http://schemas.microsoft.com/office/word/2010/wordprocessingDrawing" wp14:editId="728DA61A" wp14:anchorId="0F32AEA1">
-                  <wp:extent cx="4275190" cy="3955122"/>
+                <wp:inline xmlns:wp14="http://schemas.microsoft.com/office/word/2010/wordprocessingDrawing" wp14:editId="5E72EC77" wp14:anchorId="4FDAA107">
+                  <wp:extent cx="4572000" cy="1885950"/>
                   <wp:effectExtent l="0" t="0" r="0" b="0"/>
-                  <wp:docPr id="659249979" name="" title=""/>
+                  <wp:docPr id="395417314" name="" title=""/>
                   <wp:cNvGraphicFramePr>
                     <a:graphicFrameLocks noChangeAspect="1"/>
                   </wp:cNvGraphicFramePr>
@@ -2734,7 +3441,7 @@
                           <pic:cNvPicPr/>
                         </pic:nvPicPr>
                         <pic:blipFill>
-                          <a:blip r:embed="Rb1efe52a4fa74cce">
+                          <a:blip r:embed="R3dfea4f7be2f4068">
                             <a:extLst>
                               <a:ext xmlns:a="http://schemas.openxmlformats.org/drawingml/2006/main" uri="{28A0092B-C50C-407E-A947-70E740481C1C}">
                                 <a14:useLocalDpi val="0"/>
@@ -2748,7 +3455,7 @@
                         <pic:spPr>
                           <a:xfrm>
                             <a:off x="0" y="0"/>
-                            <a:ext cx="4275190" cy="3955122"/>
+                            <a:ext cx="4572000" cy="1885950"/>
                           </a:xfrm>
                           <a:prstGeom prst="rect">
                             <a:avLst/>
@@ -2759,6 +3466,29 @@
                   </a:graphic>
                 </wp:inline>
               </w:drawing>
+            </w:r>
+          </w:p>
+          <w:p wp14:textId="0A1A3728">
+            <w:pPr>
+              <w:pStyle w:val="ListParagraph"/>
+              <w:widowControl w:val="0"/>
+              <w:numPr>
+                <w:ilvl w:val="0"/>
+                <w:numId w:val="30"/>
+              </w:numPr>
+              <w:pBdr>
+                <w:top w:val="nil" w:color="000000" w:sz="0" w:space="0"/>
+                <w:left w:val="nil" w:color="000000" w:sz="0" w:space="0"/>
+                <w:bottom w:val="nil" w:color="000000" w:sz="0" w:space="0"/>
+                <w:right w:val="nil" w:color="000000" w:sz="0" w:space="0"/>
+                <w:between w:val="nil" w:color="000000" w:sz="0" w:space="0"/>
+              </w:pBdr>
+              <w:spacing w:line="240" w:lineRule="auto"/>
+              <w:rPr/>
+            </w:pPr>
+            <w:r>
+              <w:rPr/>
+              <w:t>Function to lemmatize/stem the tokens using Porter’s Stemmer</w:t>
             </w:r>
           </w:p>
         </w:tc>
@@ -2880,7 +3610,7 @@
               <w:right w:w="100" w:type="dxa"/>
             </w:tcMar>
           </w:tcPr>
-          <w:p wp14:textId="6D76058E">
+          <w:p wp14:textId="6F1780C9">
             <w:pPr>
               <w:pStyle w:val="Normal"/>
               <w:widowControl w:val="0"/>
@@ -2896,10 +3626,10 @@
             </w:pPr>
             <w:r>
               <w:drawing>
-                <wp:inline xmlns:wp14="http://schemas.microsoft.com/office/word/2010/wordprocessingDrawing" wp14:editId="68AB163B" wp14:anchorId="5EC2298A">
-                  <wp:extent cx="4572000" cy="3343275"/>
+                <wp:inline xmlns:wp14="http://schemas.microsoft.com/office/word/2010/wordprocessingDrawing" wp14:editId="4B655975" wp14:anchorId="5C76C9ED">
+                  <wp:extent cx="4572000" cy="1743075"/>
                   <wp:effectExtent l="0" t="0" r="0" b="0"/>
-                  <wp:docPr id="1258498374" name="" title=""/>
+                  <wp:docPr id="1810235918" name="" title=""/>
                   <wp:cNvGraphicFramePr>
                     <a:graphicFrameLocks noChangeAspect="1"/>
                   </wp:cNvGraphicFramePr>
@@ -2911,7 +3641,7 @@
                           <pic:cNvPicPr/>
                         </pic:nvPicPr>
                         <pic:blipFill>
-                          <a:blip r:embed="R437185fb85f346d4">
+                          <a:blip r:embed="Ra0774b6c9eb24a98">
                             <a:extLst>
                               <a:ext xmlns:a="http://schemas.openxmlformats.org/drawingml/2006/main" uri="{28A0092B-C50C-407E-A947-70E740481C1C}">
                                 <a14:useLocalDpi val="0"/>
@@ -2925,7 +3655,7 @@
                         <pic:spPr>
                           <a:xfrm>
                             <a:off x="0" y="0"/>
-                            <a:ext cx="4572000" cy="3343275"/>
+                            <a:ext cx="4572000" cy="1743075"/>
                           </a:xfrm>
                           <a:prstGeom prst="rect">
                             <a:avLst/>
@@ -2936,6 +3666,33 @@
                   </a:graphic>
                 </wp:inline>
               </w:drawing>
+            </w:r>
+          </w:p>
+          <w:p wp14:textId="7D0CF7B4">
+            <w:pPr>
+              <w:pStyle w:val="ListParagraph"/>
+              <w:widowControl w:val="0"/>
+              <w:numPr>
+                <w:ilvl w:val="0"/>
+                <w:numId w:val="31"/>
+              </w:numPr>
+              <w:pBdr>
+                <w:top w:val="nil" w:color="000000" w:sz="0" w:space="0"/>
+                <w:left w:val="nil" w:color="000000" w:sz="0" w:space="0"/>
+                <w:bottom w:val="nil" w:color="000000" w:sz="0" w:space="0"/>
+                <w:right w:val="nil" w:color="000000" w:sz="0" w:space="0"/>
+                <w:between w:val="nil" w:color="000000" w:sz="0" w:space="0"/>
+              </w:pBdr>
+              <w:spacing w:line="240" w:lineRule="auto"/>
+              <w:rPr/>
+            </w:pPr>
+            <w:r>
+              <w:rPr/>
+              <w:t xml:space="preserve">Function </w:t>
+            </w:r>
+            <w:r>
+              <w:rPr/>
+              <w:t>to create a new list with stop words removed</w:t>
             </w:r>
           </w:p>
         </w:tc>
@@ -3240,23 +3997,309 @@
               <w:right w:w="100" w:type="dxa"/>
             </w:tcMar>
           </w:tcPr>
-          <w:p wp14:textId="77777777">
-            <w:pPr>
-              <w:widowControl w:val="0"/>
-              <w:pBdr>
-                <w:top w:val="nil"/>
-                <w:left w:val="nil"/>
-                <w:bottom w:val="nil"/>
-                <w:right w:val="nil"/>
-                <w:between w:val="nil"/>
-              </w:pBdr>
-              <w:spacing w:line="240" w:lineRule="auto"/>
-              <w:rPr>
-                <w:rFonts w:ascii="Times New Roman" w:hAnsi="Times New Roman" w:eastAsia="Times New Roman" w:cs="Times New Roman"/>
-                <w:sz w:val="28"/>
-                <w:szCs w:val="28"/>
-              </w:rPr>
-            </w:pPr>
+          <w:p wp14:textId="6BD62D88">
+            <w:pPr>
+              <w:pStyle w:val="Normal"/>
+              <w:widowControl w:val="0"/>
+              <w:pBdr>
+                <w:top w:val="nil" w:color="000000" w:sz="0" w:space="0"/>
+                <w:left w:val="nil" w:color="000000" w:sz="0" w:space="0"/>
+                <w:bottom w:val="nil" w:color="000000" w:sz="0" w:space="0"/>
+                <w:right w:val="nil" w:color="000000" w:sz="0" w:space="0"/>
+                <w:between w:val="nil" w:color="000000" w:sz="0" w:space="0"/>
+              </w:pBdr>
+              <w:spacing w:line="240" w:lineRule="auto"/>
+              <w:rPr/>
+            </w:pPr>
+            <w:r>
+              <w:rPr/>
+              <w:t>The below graph can be obtained by running the command “Python  stopwordIdentify.py”  make sure to change the path to dataset in the same</w:t>
+            </w:r>
+            <w:r>
+              <w:rPr/>
+              <w:t xml:space="preserve"> </w:t>
+            </w:r>
+            <w:r>
+              <w:rPr/>
+              <w:t>file</w:t>
+            </w:r>
+            <w:r>
+              <w:rPr/>
+              <w:t>.</w:t>
+            </w:r>
+          </w:p>
+          <w:p wp14:textId="3F4CE996">
+            <w:pPr>
+              <w:pStyle w:val="Normal"/>
+              <w:widowControl w:val="0"/>
+              <w:pBdr>
+                <w:top w:val="nil" w:color="000000" w:sz="0" w:space="0"/>
+                <w:left w:val="nil" w:color="000000" w:sz="0" w:space="0"/>
+                <w:bottom w:val="nil" w:color="000000" w:sz="0" w:space="0"/>
+                <w:right w:val="nil" w:color="000000" w:sz="0" w:space="0"/>
+                <w:between w:val="nil" w:color="000000" w:sz="0" w:space="0"/>
+              </w:pBdr>
+              <w:spacing w:line="240" w:lineRule="auto"/>
+              <w:rPr/>
+            </w:pPr>
+          </w:p>
+          <w:p wp14:textId="6B85B2E2">
+            <w:pPr>
+              <w:pStyle w:val="Normal"/>
+              <w:widowControl w:val="0"/>
+              <w:pBdr>
+                <w:top w:val="nil" w:color="000000" w:sz="0" w:space="0"/>
+                <w:left w:val="nil" w:color="000000" w:sz="0" w:space="0"/>
+                <w:bottom w:val="nil" w:color="000000" w:sz="0" w:space="0"/>
+                <w:right w:val="nil" w:color="000000" w:sz="0" w:space="0"/>
+                <w:between w:val="nil" w:color="000000" w:sz="0" w:space="0"/>
+              </w:pBdr>
+              <w:spacing w:line="240" w:lineRule="auto"/>
+              <w:rPr/>
+            </w:pPr>
+            <w:r>
+              <w:drawing>
+                <wp:inline xmlns:wp14="http://schemas.microsoft.com/office/word/2010/wordprocessingDrawing" wp14:editId="0DB32597" wp14:anchorId="7CBD56D9">
+                  <wp:extent cx="4572000" cy="3533775"/>
+                  <wp:effectExtent l="0" t="0" r="0" b="0"/>
+                  <wp:docPr id="952213859" name="" title=""/>
+                  <wp:cNvGraphicFramePr>
+                    <a:graphicFrameLocks noChangeAspect="1"/>
+                  </wp:cNvGraphicFramePr>
+                  <a:graphic>
+                    <a:graphicData uri="http://schemas.openxmlformats.org/drawingml/2006/picture">
+                      <pic:pic>
+                        <pic:nvPicPr>
+                          <pic:cNvPr id="0" name=""/>
+                          <pic:cNvPicPr/>
+                        </pic:nvPicPr>
+                        <pic:blipFill>
+                          <a:blip r:embed="R6483cc946e0445bf">
+                            <a:extLst>
+                              <a:ext xmlns:a="http://schemas.openxmlformats.org/drawingml/2006/main" uri="{28A0092B-C50C-407E-A947-70E740481C1C}">
+                                <a14:useLocalDpi val="0"/>
+                              </a:ext>
+                            </a:extLst>
+                          </a:blip>
+                          <a:stretch>
+                            <a:fillRect/>
+                          </a:stretch>
+                        </pic:blipFill>
+                        <pic:spPr>
+                          <a:xfrm>
+                            <a:off x="0" y="0"/>
+                            <a:ext cx="4572000" cy="3533775"/>
+                          </a:xfrm>
+                          <a:prstGeom prst="rect">
+                            <a:avLst/>
+                          </a:prstGeom>
+                        </pic:spPr>
+                      </pic:pic>
+                    </a:graphicData>
+                  </a:graphic>
+                </wp:inline>
+              </w:drawing>
+            </w:r>
+          </w:p>
+          <w:p wp14:textId="7489B62E">
+            <w:pPr>
+              <w:pStyle w:val="Normal"/>
+              <w:widowControl w:val="0"/>
+              <w:pBdr>
+                <w:top w:val="nil" w:color="000000" w:sz="0" w:space="0"/>
+                <w:left w:val="nil" w:color="000000" w:sz="0" w:space="0"/>
+                <w:bottom w:val="nil" w:color="000000" w:sz="0" w:space="0"/>
+                <w:right w:val="nil" w:color="000000" w:sz="0" w:space="0"/>
+                <w:between w:val="nil" w:color="000000" w:sz="0" w:space="0"/>
+              </w:pBdr>
+              <w:spacing w:line="240" w:lineRule="auto"/>
+              <w:rPr/>
+            </w:pPr>
+          </w:p>
+          <w:p wp14:textId="58610946">
+            <w:pPr>
+              <w:pStyle w:val="Normal"/>
+              <w:widowControl w:val="0"/>
+              <w:pBdr>
+                <w:top w:val="nil" w:color="000000" w:sz="0" w:space="0"/>
+                <w:left w:val="nil" w:color="000000" w:sz="0" w:space="0"/>
+                <w:bottom w:val="nil" w:color="000000" w:sz="0" w:space="0"/>
+                <w:right w:val="nil" w:color="000000" w:sz="0" w:space="0"/>
+                <w:between w:val="nil" w:color="000000" w:sz="0" w:space="0"/>
+              </w:pBdr>
+              <w:spacing w:line="240" w:lineRule="auto"/>
+              <w:rPr/>
+            </w:pPr>
+            <w:r>
+              <w:rPr/>
+              <w:t>The plot represents the number of common words in the list of stopwords made using the term frequency and the nltk stopword list against the threshold value above which the term is considered a stop word.</w:t>
+            </w:r>
+          </w:p>
+          <w:p wp14:textId="1BE23552">
+            <w:pPr>
+              <w:pStyle w:val="Normal"/>
+              <w:widowControl w:val="0"/>
+              <w:pBdr>
+                <w:top w:val="nil" w:color="000000" w:sz="0" w:space="0"/>
+                <w:left w:val="nil" w:color="000000" w:sz="0" w:space="0"/>
+                <w:bottom w:val="nil" w:color="000000" w:sz="0" w:space="0"/>
+                <w:right w:val="nil" w:color="000000" w:sz="0" w:space="0"/>
+                <w:between w:val="nil" w:color="000000" w:sz="0" w:space="0"/>
+              </w:pBdr>
+              <w:spacing w:line="240" w:lineRule="auto"/>
+              <w:rPr/>
+            </w:pPr>
+          </w:p>
+          <w:p wp14:textId="4F6C6C4D">
+            <w:pPr>
+              <w:pStyle w:val="ListParagraph"/>
+              <w:widowControl w:val="0"/>
+              <w:numPr>
+                <w:ilvl w:val="0"/>
+                <w:numId w:val="23"/>
+              </w:numPr>
+              <w:pBdr>
+                <w:top w:val="nil" w:color="000000" w:sz="0" w:space="0"/>
+                <w:left w:val="nil" w:color="000000" w:sz="0" w:space="0"/>
+                <w:bottom w:val="nil" w:color="000000" w:sz="0" w:space="0"/>
+                <w:right w:val="nil" w:color="000000" w:sz="0" w:space="0"/>
+                <w:between w:val="nil" w:color="000000" w:sz="0" w:space="0"/>
+              </w:pBdr>
+              <w:spacing w:line="240" w:lineRule="auto"/>
+              <w:rPr/>
+            </w:pPr>
+            <w:r>
+              <w:rPr/>
+              <w:t xml:space="preserve">The plot shows that the slope is almost zero starting from </w:t>
+            </w:r>
+            <w:r>
+              <w:rPr/>
+              <w:t>18</w:t>
+            </w:r>
+            <w:r>
+              <w:rPr/>
+              <w:t xml:space="preserve"> after a huge drop</w:t>
+            </w:r>
+            <w:r>
+              <w:rPr/>
+              <w:t xml:space="preserve">. This suggests that </w:t>
+            </w:r>
+            <w:r>
+              <w:rPr/>
+              <w:t>18</w:t>
+            </w:r>
+            <w:r>
+              <w:rPr/>
+              <w:t xml:space="preserve"> is an ideal threshold value, where </w:t>
+            </w:r>
+            <w:r>
+              <w:rPr/>
+              <w:t xml:space="preserve">most of the non stopwords have been removed from the list. </w:t>
+            </w:r>
+          </w:p>
+          <w:p wp14:textId="29EFED4C">
+            <w:pPr>
+              <w:pStyle w:val="ListParagraph"/>
+              <w:widowControl w:val="0"/>
+              <w:numPr>
+                <w:ilvl w:val="0"/>
+                <w:numId w:val="23"/>
+              </w:numPr>
+              <w:pBdr>
+                <w:top w:val="nil" w:color="000000" w:sz="0" w:space="0"/>
+                <w:left w:val="nil" w:color="000000" w:sz="0" w:space="0"/>
+                <w:bottom w:val="nil" w:color="000000" w:sz="0" w:space="0"/>
+                <w:right w:val="nil" w:color="000000" w:sz="0" w:space="0"/>
+                <w:between w:val="nil" w:color="000000" w:sz="0" w:space="0"/>
+              </w:pBdr>
+              <w:spacing w:line="240" w:lineRule="auto"/>
+              <w:rPr/>
+            </w:pPr>
+            <w:r>
+              <w:rPr/>
+              <w:t>The next best threshold value is 2</w:t>
+            </w:r>
+            <w:r>
+              <w:rPr/>
+              <w:t>1 and then 28</w:t>
+            </w:r>
+            <w:r>
+              <w:rPr/>
+              <w:t>, If a loss of non stopword</w:t>
+            </w:r>
+            <w:r>
+              <w:rPr/>
+              <w:t>s is observed after stop word removal</w:t>
+            </w:r>
+            <w:r>
+              <w:rPr/>
+              <w:t xml:space="preserve">, we can try the next threshold values where the slope is going to zero. </w:t>
+            </w:r>
+          </w:p>
+          <w:p wp14:textId="228BA030">
+            <w:pPr>
+              <w:pStyle w:val="ListParagraph"/>
+              <w:widowControl w:val="0"/>
+              <w:numPr>
+                <w:ilvl w:val="0"/>
+                <w:numId w:val="23"/>
+              </w:numPr>
+              <w:pBdr>
+                <w:top w:val="nil" w:color="000000" w:sz="0" w:space="0"/>
+                <w:left w:val="nil" w:color="000000" w:sz="0" w:space="0"/>
+                <w:bottom w:val="nil" w:color="000000" w:sz="0" w:space="0"/>
+                <w:right w:val="nil" w:color="000000" w:sz="0" w:space="0"/>
+                <w:between w:val="nil" w:color="000000" w:sz="0" w:space="0"/>
+              </w:pBdr>
+              <w:spacing w:line="240" w:lineRule="auto"/>
+              <w:rPr/>
+            </w:pPr>
+            <w:r>
+              <w:rPr/>
+              <w:t>Beyond 21 the slope reduction is minimal which shows that increasing threshold is not filtering out many words, which suggests that most of them</w:t>
+            </w:r>
+            <w:r>
+              <w:rPr/>
+              <w:t xml:space="preserve"> are stop words.</w:t>
+            </w:r>
+          </w:p>
+          <w:p wp14:textId="596639C3">
+            <w:pPr>
+              <w:pStyle w:val="Normal"/>
+              <w:widowControl w:val="0"/>
+              <w:pBdr>
+                <w:top w:val="nil" w:color="000000" w:sz="0" w:space="0"/>
+                <w:left w:val="nil" w:color="000000" w:sz="0" w:space="0"/>
+                <w:bottom w:val="nil" w:color="000000" w:sz="0" w:space="0"/>
+                <w:right w:val="nil" w:color="000000" w:sz="0" w:space="0"/>
+                <w:between w:val="nil" w:color="000000" w:sz="0" w:space="0"/>
+              </w:pBdr>
+              <w:spacing w:line="240" w:lineRule="auto"/>
+              <w:rPr/>
+            </w:pPr>
+          </w:p>
+          <w:p wp14:textId="5CB1CBA5">
+            <w:pPr>
+              <w:pStyle w:val="Normal"/>
+              <w:widowControl w:val="0"/>
+              <w:pBdr>
+                <w:top w:val="nil" w:color="000000" w:sz="0" w:space="0"/>
+                <w:left w:val="nil" w:color="000000" w:sz="0" w:space="0"/>
+                <w:bottom w:val="nil" w:color="000000" w:sz="0" w:space="0"/>
+                <w:right w:val="nil" w:color="000000" w:sz="0" w:space="0"/>
+                <w:between w:val="nil" w:color="000000" w:sz="0" w:space="0"/>
+              </w:pBdr>
+              <w:spacing w:line="240" w:lineRule="auto"/>
+              <w:rPr/>
+            </w:pPr>
+            <w:r>
+              <w:rPr/>
+              <w:t xml:space="preserve">From the graph </w:t>
+            </w:r>
+            <w:r>
+              <w:rPr/>
+              <w:t>18, 21, 28 are ideal threshold values based on requirement.</w:t>
+            </w:r>
           </w:p>
         </w:tc>
       </w:tr>
@@ -3495,31 +4538,31 @@
               </w:rPr>
             </w:pPr>
           </w:p>
-          <w:p wp14:textId="213807F3">
-            <w:pPr>
-              <w:pStyle w:val="Normal"/>
-              <w:widowControl w:val="0"/>
-              <w:pBdr>
-                <w:top w:val="nil" w:color="000000" w:sz="0" w:space="0"/>
-                <w:left w:val="nil" w:color="000000" w:sz="0" w:space="0"/>
-                <w:bottom w:val="nil" w:color="000000" w:sz="0" w:space="0"/>
-                <w:right w:val="nil" w:color="000000" w:sz="0" w:space="0"/>
-                <w:between w:val="nil" w:color="000000" w:sz="0" w:space="0"/>
-              </w:pBdr>
-              <w:spacing w:line="240" w:lineRule="auto"/>
-              <w:rPr>
-                <w:rFonts w:ascii="Times New Roman" w:hAnsi="Times New Roman" w:eastAsia="Times New Roman" w:cs="Times New Roman"/>
-                <w:sz w:val="28"/>
-                <w:szCs w:val="28"/>
-              </w:rPr>
-            </w:pPr>
-            <w:r>
-              <w:rPr>
-                <w:rFonts w:ascii="Times New Roman" w:hAnsi="Times New Roman" w:eastAsia="Times New Roman" w:cs="Times New Roman"/>
-                <w:sz w:val="28"/>
-                <w:szCs w:val="28"/>
-              </w:rPr>
-              <w:t>For query in queries:</w:t>
+          <w:p wp14:textId="1CFACB33">
+            <w:pPr>
+              <w:pStyle w:val="Normal"/>
+              <w:widowControl w:val="0"/>
+              <w:pBdr>
+                <w:top w:val="nil" w:color="000000" w:sz="0" w:space="0"/>
+                <w:left w:val="nil" w:color="000000" w:sz="0" w:space="0"/>
+                <w:bottom w:val="nil" w:color="000000" w:sz="0" w:space="0"/>
+                <w:right w:val="nil" w:color="000000" w:sz="0" w:space="0"/>
+                <w:between w:val="nil" w:color="000000" w:sz="0" w:space="0"/>
+              </w:pBdr>
+              <w:spacing w:line="240" w:lineRule="auto"/>
+              <w:rPr>
+                <w:rFonts w:ascii="Times New Roman" w:hAnsi="Times New Roman" w:eastAsia="Times New Roman" w:cs="Times New Roman"/>
+                <w:sz w:val="28"/>
+                <w:szCs w:val="28"/>
+              </w:rPr>
+            </w:pPr>
+            <w:r>
+              <w:rPr>
+                <w:rFonts w:ascii="Times New Roman" w:hAnsi="Times New Roman" w:eastAsia="Times New Roman" w:cs="Times New Roman"/>
+                <w:sz w:val="28"/>
+                <w:szCs w:val="28"/>
+              </w:rPr>
+              <w:t>For q in queries:</w:t>
             </w:r>
             <w:r>
               <w:rPr>
@@ -3565,31 +4608,31 @@
               <w:t xml:space="preserve">  </w:t>
             </w:r>
           </w:p>
-          <w:p wp14:textId="1C59CC7F">
-            <w:pPr>
-              <w:pStyle w:val="Normal"/>
-              <w:widowControl w:val="0"/>
-              <w:pBdr>
-                <w:top w:val="nil" w:color="000000" w:sz="0" w:space="0"/>
-                <w:left w:val="nil" w:color="000000" w:sz="0" w:space="0"/>
-                <w:bottom w:val="nil" w:color="000000" w:sz="0" w:space="0"/>
-                <w:right w:val="nil" w:color="000000" w:sz="0" w:space="0"/>
-                <w:between w:val="nil" w:color="000000" w:sz="0" w:space="0"/>
-              </w:pBdr>
-              <w:spacing w:line="240" w:lineRule="auto"/>
-              <w:rPr>
-                <w:rFonts w:ascii="Times New Roman" w:hAnsi="Times New Roman" w:eastAsia="Times New Roman" w:cs="Times New Roman"/>
-                <w:sz w:val="28"/>
-                <w:szCs w:val="28"/>
-              </w:rPr>
-            </w:pPr>
-            <w:r>
-              <w:rPr>
-                <w:rFonts w:ascii="Times New Roman" w:hAnsi="Times New Roman" w:eastAsia="Times New Roman" w:cs="Times New Roman"/>
-                <w:sz w:val="28"/>
-                <w:szCs w:val="28"/>
-              </w:rPr>
-              <w:t xml:space="preserve">      For doc in docs:</w:t>
+          <w:p wp14:textId="3A9F4E70">
+            <w:pPr>
+              <w:pStyle w:val="Normal"/>
+              <w:widowControl w:val="0"/>
+              <w:pBdr>
+                <w:top w:val="nil" w:color="000000" w:sz="0" w:space="0"/>
+                <w:left w:val="nil" w:color="000000" w:sz="0" w:space="0"/>
+                <w:bottom w:val="nil" w:color="000000" w:sz="0" w:space="0"/>
+                <w:right w:val="nil" w:color="000000" w:sz="0" w:space="0"/>
+                <w:between w:val="nil" w:color="000000" w:sz="0" w:space="0"/>
+              </w:pBdr>
+              <w:spacing w:line="240" w:lineRule="auto"/>
+              <w:rPr>
+                <w:rFonts w:ascii="Times New Roman" w:hAnsi="Times New Roman" w:eastAsia="Times New Roman" w:cs="Times New Roman"/>
+                <w:sz w:val="28"/>
+                <w:szCs w:val="28"/>
+              </w:rPr>
+            </w:pPr>
+            <w:r>
+              <w:rPr>
+                <w:rFonts w:ascii="Times New Roman" w:hAnsi="Times New Roman" w:eastAsia="Times New Roman" w:cs="Times New Roman"/>
+                <w:sz w:val="28"/>
+                <w:szCs w:val="28"/>
+              </w:rPr>
+              <w:t xml:space="preserve">      For d in docs:</w:t>
             </w:r>
             <w:r>
               <w:rPr>
@@ -3702,7 +4745,7 @@
               <w:t xml:space="preserve"> </w:t>
             </w:r>
           </w:p>
-          <w:p wp14:textId="66F851D7">
+          <w:p wp14:textId="50F73FA0">
             <w:pPr>
               <w:pStyle w:val="Normal"/>
               <w:widowControl w:val="0"/>
@@ -3737,33 +4780,6 @@
               <w:t xml:space="preserve">  Divide to get cos theta</w:t>
             </w:r>
           </w:p>
-          <w:p wp14:textId="362DA9B2">
-            <w:pPr>
-              <w:pStyle w:val="Normal"/>
-              <w:widowControl w:val="0"/>
-              <w:pBdr>
-                <w:top w:val="nil" w:color="000000" w:sz="0" w:space="0"/>
-                <w:left w:val="nil" w:color="000000" w:sz="0" w:space="0"/>
-                <w:bottom w:val="nil" w:color="000000" w:sz="0" w:space="0"/>
-                <w:right w:val="nil" w:color="000000" w:sz="0" w:space="0"/>
-                <w:between w:val="nil" w:color="000000" w:sz="0" w:space="0"/>
-              </w:pBdr>
-              <w:spacing w:line="240" w:lineRule="auto"/>
-              <w:rPr>
-                <w:rFonts w:ascii="Times New Roman" w:hAnsi="Times New Roman" w:eastAsia="Times New Roman" w:cs="Times New Roman"/>
-                <w:sz w:val="28"/>
-                <w:szCs w:val="28"/>
-              </w:rPr>
-            </w:pPr>
-            <w:r>
-              <w:rPr>
-                <w:rFonts w:ascii="Times New Roman" w:hAnsi="Times New Roman" w:eastAsia="Times New Roman" w:cs="Times New Roman"/>
-                <w:sz w:val="28"/>
-                <w:szCs w:val="28"/>
-              </w:rPr>
-              <w:t xml:space="preserve">            Cosine inverse</w:t>
-            </w:r>
-          </w:p>
           <w:p wp14:textId="59935A5D">
             <w:pPr>
               <w:pStyle w:val="Normal"/>
@@ -3783,7 +4799,7 @@
               </w:rPr>
             </w:pPr>
           </w:p>
-          <w:p wp14:textId="66567B28">
+          <w:p wp14:textId="7E3D4A4A">
             <w:pPr>
               <w:pStyle w:val="Normal"/>
               <w:widowControl w:val="0"/>
@@ -3815,7 +4831,7 @@
                 <w:sz w:val="28"/>
                 <w:szCs w:val="28"/>
               </w:rPr>
-              <w:t xml:space="preserve">( </w:t>
+              <w:t xml:space="preserve"> </w:t>
             </w:r>
             <w:r>
               <w:rPr>
@@ -3831,23 +4847,15 @@
                 <w:sz w:val="28"/>
                 <w:szCs w:val="28"/>
               </w:rPr>
-              <w:t xml:space="preserve"> + 1) </w:t>
-            </w:r>
-            <w:r>
-              <w:rPr>
-                <w:rFonts w:ascii="Times New Roman" w:hAnsi="Times New Roman" w:eastAsia="Times New Roman" w:cs="Times New Roman"/>
-                <w:sz w:val="28"/>
-                <w:szCs w:val="28"/>
-              </w:rPr>
-              <w:t xml:space="preserve"> x </w:t>
-            </w:r>
-            <w:r>
-              <w:rPr>
-                <w:rFonts w:ascii="Times New Roman" w:hAnsi="Times New Roman" w:eastAsia="Times New Roman" w:cs="Times New Roman"/>
-                <w:sz w:val="28"/>
-                <w:szCs w:val="28"/>
-              </w:rPr>
-              <w:t xml:space="preserve">( 4 + </w:t>
+              <w:t xml:space="preserve"> </w:t>
+            </w:r>
+            <w:r>
+              <w:rPr>
+                <w:rFonts w:ascii="Times New Roman" w:hAnsi="Times New Roman" w:eastAsia="Times New Roman" w:cs="Times New Roman"/>
+                <w:sz w:val="28"/>
+                <w:szCs w:val="28"/>
+              </w:rPr>
+              <w:t xml:space="preserve">x </w:t>
             </w:r>
             <w:r>
               <w:rPr>
@@ -3863,14 +4871,6 @@
                 <w:sz w:val="28"/>
                 <w:szCs w:val="28"/>
               </w:rPr>
-              <w:t xml:space="preserve"> )</w:t>
-            </w:r>
-            <w:r>
-              <w:rPr>
-                <w:rFonts w:ascii="Times New Roman" w:hAnsi="Times New Roman" w:eastAsia="Times New Roman" w:cs="Times New Roman"/>
-                <w:sz w:val="28"/>
-                <w:szCs w:val="28"/>
-              </w:rPr>
               <w:t xml:space="preserve"> </w:t>
             </w:r>
             <w:r>
@@ -3879,15 +4879,15 @@
                 <w:sz w:val="28"/>
                 <w:szCs w:val="28"/>
               </w:rPr>
-              <w:t xml:space="preserve">steps. </w:t>
-            </w:r>
-            <w:r>
-              <w:rPr>
-                <w:rFonts w:ascii="Times New Roman" w:hAnsi="Times New Roman" w:eastAsia="Times New Roman" w:cs="Times New Roman"/>
-                <w:sz w:val="28"/>
-                <w:szCs w:val="28"/>
-              </w:rPr>
-              <w:t>Assuming the other steps take one computation each, in reality they take more.</w:t>
+              <w:t xml:space="preserve"> </w:t>
+            </w:r>
+            <w:r>
+              <w:rPr>
+                <w:rFonts w:ascii="Times New Roman" w:hAnsi="Times New Roman" w:eastAsia="Times New Roman" w:cs="Times New Roman"/>
+                <w:sz w:val="28"/>
+                <w:szCs w:val="28"/>
+              </w:rPr>
+              <w:t>steps.</w:t>
             </w:r>
           </w:p>
         </w:tc>
@@ -3904,7 +4904,7 @@
         </w:rPr>
       </w:pPr>
     </w:p>
-    <w:p xmlns:wp14="http://schemas.microsoft.com/office/word/2010/wordml" wp14:textId="77777777">
+    <w:p xmlns:wp14="http://schemas.microsoft.com/office/word/2010/wordml" wp14:textId="358D9E03">
       <w:pPr>
         <w:numPr>
           <w:ilvl w:val="0"/>
@@ -3923,25 +4923,23 @@
           <w:sz w:val="28"/>
           <w:szCs w:val="28"/>
         </w:rPr>
-        <w:t>Suggest how the idea of the inverted index can help reduce the time complexity of the approach in (2). You can introduce additional variables as needed.                                                                                               [3 marks]</w:t>
+        <w:t>Suggest how the idea of the inverted index can help reduce the time complexity of the approach in (</w:t>
       </w:r>
-    </w:p>
-    <w:p xmlns:wp14="http://schemas.microsoft.com/office/word/2010/wordml" wp14:textId="77777777">
-      <w:pPr>
-        <w:jc w:val="both"/>
-        <w:rPr>
-          <w:rFonts w:ascii="Times New Roman" w:hAnsi="Times New Roman" w:eastAsia="Times New Roman" w:cs="Times New Roman"/>
-          <w:sz w:val="28"/>
-          <w:szCs w:val="28"/>
-        </w:rPr>
-      </w:pPr>
       <w:r>
         <w:rPr>
           <w:rFonts w:ascii="Times New Roman" w:hAnsi="Times New Roman" w:eastAsia="Times New Roman" w:cs="Times New Roman"/>
           <w:sz w:val="28"/>
           <w:szCs w:val="28"/>
         </w:rPr>
-        <w:tab/>
+        <w:t>1</w:t>
+      </w:r>
+      <w:r>
+        <w:rPr>
+          <w:rFonts w:ascii="Times New Roman" w:hAnsi="Times New Roman" w:eastAsia="Times New Roman" w:cs="Times New Roman"/>
+          <w:sz w:val="28"/>
+          <w:szCs w:val="28"/>
+        </w:rPr>
+        <w:t>). You can introduce additional variables as needed.                                                                                               [3 marks]</w:t>
       </w:r>
     </w:p>
     <w:tbl>
@@ -4197,7 +5195,7 @@
         <w:br w:type="page"/>
       </w:r>
     </w:p>
-    <w:p xmlns:wp14="http://schemas.microsoft.com/office/word/2010/wordml" wp14:textId="77777777">
+    <w:p xmlns:wp14="http://schemas.microsoft.com/office/word/2010/wordml" wp14:textId="558AE902">
       <w:pPr>
         <w:jc w:val="both"/>
         <w:rPr>
@@ -4289,23 +5287,852 @@
               <w:right w:w="100" w:type="dxa"/>
             </w:tcMar>
           </w:tcPr>
-          <w:p wp14:textId="77777777">
-            <w:pPr>
-              <w:widowControl w:val="0"/>
-              <w:pBdr>
-                <w:top w:val="nil"/>
-                <w:left w:val="nil"/>
-                <w:bottom w:val="nil"/>
-                <w:right w:val="nil"/>
-                <w:between w:val="nil"/>
-              </w:pBdr>
-              <w:spacing w:line="240" w:lineRule="auto"/>
-              <w:rPr>
-                <w:rFonts w:ascii="Times New Roman" w:hAnsi="Times New Roman" w:eastAsia="Times New Roman" w:cs="Times New Roman"/>
-                <w:sz w:val="28"/>
-                <w:szCs w:val="28"/>
-              </w:rPr>
-            </w:pPr>
+          <w:p wp14:textId="0CC5426B">
+            <w:pPr>
+              <w:pStyle w:val="Normal"/>
+              <w:widowControl w:val="0"/>
+              <w:pBdr>
+                <w:top w:val="nil" w:color="000000" w:sz="0" w:space="0"/>
+                <w:left w:val="nil" w:color="000000" w:sz="0" w:space="0"/>
+                <w:bottom w:val="nil" w:color="000000" w:sz="0" w:space="0"/>
+                <w:right w:val="nil" w:color="000000" w:sz="0" w:space="0"/>
+                <w:between w:val="nil" w:color="000000" w:sz="0" w:space="0"/>
+              </w:pBdr>
+              <w:spacing w:line="240" w:lineRule="auto"/>
+              <w:rPr>
+                <w:rFonts w:ascii="Times New Roman" w:hAnsi="Times New Roman" w:eastAsia="Times New Roman" w:cs="Times New Roman"/>
+                <w:sz w:val="28"/>
+                <w:szCs w:val="28"/>
+              </w:rPr>
+            </w:pPr>
+          </w:p>
+          <w:p wp14:textId="1D446A35">
+            <w:pPr>
+              <w:pStyle w:val="Normal"/>
+              <w:widowControl w:val="0"/>
+              <w:pBdr>
+                <w:top w:val="nil" w:color="000000" w:sz="0" w:space="0"/>
+                <w:left w:val="nil" w:color="000000" w:sz="0" w:space="0"/>
+                <w:bottom w:val="nil" w:color="000000" w:sz="0" w:space="0"/>
+                <w:right w:val="nil" w:color="000000" w:sz="0" w:space="0"/>
+                <w:between w:val="nil" w:color="000000" w:sz="0" w:space="0"/>
+              </w:pBdr>
+              <w:spacing w:line="240" w:lineRule="auto"/>
+              <w:rPr>
+                <w:rFonts w:ascii="Times New Roman" w:hAnsi="Times New Roman" w:eastAsia="Times New Roman" w:cs="Times New Roman"/>
+                <w:b w:val="1"/>
+                <w:bCs w:val="1"/>
+                <w:sz w:val="28"/>
+                <w:szCs w:val="28"/>
+              </w:rPr>
+            </w:pPr>
+            <w:r>
+              <w:rPr>
+                <w:rFonts w:ascii="Times New Roman" w:hAnsi="Times New Roman" w:eastAsia="Times New Roman" w:cs="Times New Roman"/>
+                <w:sz w:val="28"/>
+                <w:szCs w:val="28"/>
+              </w:rPr>
+              <w:t xml:space="preserve">*** </w:t>
+            </w:r>
+          </w:p>
+          <w:p wp14:textId="230FC831">
+            <w:pPr>
+              <w:pStyle w:val="Normal"/>
+              <w:widowControl w:val="0"/>
+              <w:pBdr>
+                <w:top w:val="nil" w:color="000000" w:sz="0" w:space="0"/>
+                <w:left w:val="nil" w:color="000000" w:sz="0" w:space="0"/>
+                <w:bottom w:val="nil" w:color="000000" w:sz="0" w:space="0"/>
+                <w:right w:val="nil" w:color="000000" w:sz="0" w:space="0"/>
+                <w:between w:val="nil" w:color="000000" w:sz="0" w:space="0"/>
+              </w:pBdr>
+              <w:spacing w:line="240" w:lineRule="auto"/>
+              <w:rPr>
+                <w:rFonts w:ascii="Times New Roman" w:hAnsi="Times New Roman" w:eastAsia="Times New Roman" w:cs="Times New Roman"/>
+                <w:b w:val="1"/>
+                <w:bCs w:val="1"/>
+                <w:sz w:val="28"/>
+                <w:szCs w:val="28"/>
+              </w:rPr>
+            </w:pPr>
+            <w:r>
+              <w:rPr>
+                <w:rFonts w:ascii="Times New Roman" w:hAnsi="Times New Roman" w:eastAsia="Times New Roman" w:cs="Times New Roman"/>
+                <w:b w:val="1"/>
+                <w:bCs w:val="1"/>
+                <w:sz w:val="28"/>
+                <w:szCs w:val="28"/>
+              </w:rPr>
+              <w:t>Note: To run this code use the command</w:t>
+            </w:r>
+          </w:p>
+          <w:p wp14:textId="137EAECB">
+            <w:pPr>
+              <w:pStyle w:val="Normal"/>
+              <w:widowControl w:val="0"/>
+              <w:pBdr>
+                <w:top w:val="nil" w:color="000000" w:sz="0" w:space="0"/>
+                <w:left w:val="nil" w:color="000000" w:sz="0" w:space="0"/>
+                <w:bottom w:val="nil" w:color="000000" w:sz="0" w:space="0"/>
+                <w:right w:val="nil" w:color="000000" w:sz="0" w:space="0"/>
+                <w:between w:val="nil" w:color="000000" w:sz="0" w:space="0"/>
+              </w:pBdr>
+              <w:spacing w:line="240" w:lineRule="auto"/>
+              <w:rPr>
+                <w:rFonts w:ascii="Times New Roman" w:hAnsi="Times New Roman" w:eastAsia="Times New Roman" w:cs="Times New Roman"/>
+                <w:b w:val="1"/>
+                <w:bCs w:val="1"/>
+                <w:sz w:val="28"/>
+                <w:szCs w:val="28"/>
+              </w:rPr>
+            </w:pPr>
+          </w:p>
+          <w:p wp14:textId="47BFB3E2">
+            <w:pPr>
+              <w:pStyle w:val="Normal"/>
+              <w:widowControl w:val="0"/>
+              <w:pBdr>
+                <w:top w:val="nil" w:color="000000" w:sz="0" w:space="0"/>
+                <w:left w:val="nil" w:color="000000" w:sz="0" w:space="0"/>
+                <w:bottom w:val="nil" w:color="000000" w:sz="0" w:space="0"/>
+                <w:right w:val="nil" w:color="000000" w:sz="0" w:space="0"/>
+                <w:between w:val="nil" w:color="000000" w:sz="0" w:space="0"/>
+              </w:pBdr>
+              <w:spacing w:line="240" w:lineRule="auto"/>
+              <w:rPr>
+                <w:rFonts w:ascii="Times New Roman" w:hAnsi="Times New Roman" w:eastAsia="Times New Roman" w:cs="Times New Roman"/>
+                <w:b w:val="1"/>
+                <w:bCs w:val="1"/>
+                <w:sz w:val="28"/>
+                <w:szCs w:val="28"/>
+              </w:rPr>
+            </w:pPr>
+            <w:r>
+              <w:rPr>
+                <w:rFonts w:ascii="Times New Roman" w:hAnsi="Times New Roman" w:eastAsia="Times New Roman" w:cs="Times New Roman"/>
+                <w:b w:val="1"/>
+                <w:bCs w:val="1"/>
+                <w:sz w:val="28"/>
+                <w:szCs w:val="28"/>
+              </w:rPr>
+              <w:t>&gt; “Python main.py -custom –dataset “path to dataset” -out_folder “path to output” -segmenter punkt –tokenizer ptb”</w:t>
+            </w:r>
+          </w:p>
+          <w:p wp14:textId="19FA43F4">
+            <w:pPr>
+              <w:pStyle w:val="Normal"/>
+              <w:widowControl w:val="0"/>
+              <w:pBdr>
+                <w:top w:val="nil" w:color="000000" w:sz="0" w:space="0"/>
+                <w:left w:val="nil" w:color="000000" w:sz="0" w:space="0"/>
+                <w:bottom w:val="nil" w:color="000000" w:sz="0" w:space="0"/>
+                <w:right w:val="nil" w:color="000000" w:sz="0" w:space="0"/>
+                <w:between w:val="nil" w:color="000000" w:sz="0" w:space="0"/>
+              </w:pBdr>
+              <w:spacing w:line="240" w:lineRule="auto"/>
+              <w:rPr>
+                <w:rFonts w:ascii="Times New Roman" w:hAnsi="Times New Roman" w:eastAsia="Times New Roman" w:cs="Times New Roman"/>
+                <w:b w:val="1"/>
+                <w:bCs w:val="1"/>
+                <w:sz w:val="28"/>
+                <w:szCs w:val="28"/>
+              </w:rPr>
+            </w:pPr>
+            <w:r>
+              <w:rPr>
+                <w:rFonts w:ascii="Times New Roman" w:hAnsi="Times New Roman" w:eastAsia="Times New Roman" w:cs="Times New Roman"/>
+                <w:b w:val="1"/>
+                <w:bCs w:val="1"/>
+                <w:sz w:val="28"/>
+                <w:szCs w:val="28"/>
+              </w:rPr>
+              <w:t>&gt; Enter custom query</w:t>
+            </w:r>
+          </w:p>
+          <w:p wp14:textId="414C80D4">
+            <w:pPr>
+              <w:pStyle w:val="Normal"/>
+              <w:widowControl w:val="0"/>
+              <w:pBdr>
+                <w:top w:val="nil" w:color="000000" w:sz="0" w:space="0"/>
+                <w:left w:val="nil" w:color="000000" w:sz="0" w:space="0"/>
+                <w:bottom w:val="nil" w:color="000000" w:sz="0" w:space="0"/>
+                <w:right w:val="nil" w:color="000000" w:sz="0" w:space="0"/>
+                <w:between w:val="nil" w:color="000000" w:sz="0" w:space="0"/>
+              </w:pBdr>
+              <w:spacing w:line="240" w:lineRule="auto"/>
+              <w:rPr>
+                <w:rFonts w:ascii="Times New Roman" w:hAnsi="Times New Roman" w:eastAsia="Times New Roman" w:cs="Times New Roman"/>
+                <w:b w:val="1"/>
+                <w:bCs w:val="1"/>
+                <w:sz w:val="28"/>
+                <w:szCs w:val="28"/>
+              </w:rPr>
+            </w:pPr>
+            <w:r>
+              <w:rPr>
+                <w:rFonts w:ascii="Times New Roman" w:hAnsi="Times New Roman" w:eastAsia="Times New Roman" w:cs="Times New Roman"/>
+                <w:b w:val="1"/>
+                <w:bCs w:val="1"/>
+                <w:sz w:val="28"/>
+                <w:szCs w:val="28"/>
+              </w:rPr>
+              <w:t>&gt; Boundery Transiant Aerplain</w:t>
+            </w:r>
+          </w:p>
+          <w:p wp14:textId="518B4CE0">
+            <w:pPr>
+              <w:pStyle w:val="Normal"/>
+              <w:widowControl w:val="0"/>
+              <w:pBdr>
+                <w:top w:val="nil" w:color="000000" w:sz="0" w:space="0"/>
+                <w:left w:val="nil" w:color="000000" w:sz="0" w:space="0"/>
+                <w:bottom w:val="nil" w:color="000000" w:sz="0" w:space="0"/>
+                <w:right w:val="nil" w:color="000000" w:sz="0" w:space="0"/>
+                <w:between w:val="nil" w:color="000000" w:sz="0" w:space="0"/>
+              </w:pBdr>
+              <w:spacing w:line="240" w:lineRule="auto"/>
+              <w:rPr>
+                <w:rFonts w:ascii="Times New Roman" w:hAnsi="Times New Roman" w:eastAsia="Times New Roman" w:cs="Times New Roman"/>
+                <w:b w:val="1"/>
+                <w:bCs w:val="1"/>
+                <w:sz w:val="28"/>
+                <w:szCs w:val="28"/>
+              </w:rPr>
+            </w:pPr>
+          </w:p>
+          <w:p wp14:textId="2664A4D4">
+            <w:pPr>
+              <w:pStyle w:val="Normal"/>
+              <w:widowControl w:val="0"/>
+              <w:pBdr>
+                <w:top w:val="nil" w:color="000000" w:sz="0" w:space="0"/>
+                <w:left w:val="nil" w:color="000000" w:sz="0" w:space="0"/>
+                <w:bottom w:val="nil" w:color="000000" w:sz="0" w:space="0"/>
+                <w:right w:val="nil" w:color="000000" w:sz="0" w:space="0"/>
+                <w:between w:val="nil" w:color="000000" w:sz="0" w:space="0"/>
+              </w:pBdr>
+              <w:spacing w:line="240" w:lineRule="auto"/>
+              <w:rPr>
+                <w:rFonts w:ascii="Times New Roman" w:hAnsi="Times New Roman" w:eastAsia="Times New Roman" w:cs="Times New Roman"/>
+                <w:sz w:val="28"/>
+                <w:szCs w:val="28"/>
+              </w:rPr>
+            </w:pPr>
+            <w:r>
+              <w:rPr>
+                <w:rFonts w:ascii="Times New Roman" w:hAnsi="Times New Roman" w:eastAsia="Times New Roman" w:cs="Times New Roman"/>
+                <w:b w:val="1"/>
+                <w:bCs w:val="1"/>
+                <w:sz w:val="28"/>
+                <w:szCs w:val="28"/>
+              </w:rPr>
+              <w:t>The output will be written to a file named “spell_checked_queries.txt”</w:t>
+            </w:r>
+            <w:r>
+              <w:rPr>
+                <w:rFonts w:ascii="Times New Roman" w:hAnsi="Times New Roman" w:eastAsia="Times New Roman" w:cs="Times New Roman"/>
+                <w:sz w:val="28"/>
+                <w:szCs w:val="28"/>
+              </w:rPr>
+              <w:t xml:space="preserve"> *** </w:t>
+            </w:r>
+          </w:p>
+          <w:p wp14:textId="14D0CEB3">
+            <w:pPr>
+              <w:pStyle w:val="Normal"/>
+              <w:widowControl w:val="0"/>
+              <w:pBdr>
+                <w:top w:val="nil" w:color="000000" w:sz="0" w:space="0"/>
+                <w:left w:val="nil" w:color="000000" w:sz="0" w:space="0"/>
+                <w:bottom w:val="nil" w:color="000000" w:sz="0" w:space="0"/>
+                <w:right w:val="nil" w:color="000000" w:sz="0" w:space="0"/>
+                <w:between w:val="nil" w:color="000000" w:sz="0" w:space="0"/>
+              </w:pBdr>
+              <w:spacing w:line="240" w:lineRule="auto"/>
+              <w:rPr>
+                <w:rFonts w:ascii="Times New Roman" w:hAnsi="Times New Roman" w:eastAsia="Times New Roman" w:cs="Times New Roman"/>
+                <w:sz w:val="28"/>
+                <w:szCs w:val="28"/>
+              </w:rPr>
+            </w:pPr>
+          </w:p>
+          <w:p wp14:textId="63418969">
+            <w:pPr>
+              <w:pStyle w:val="Normal"/>
+              <w:widowControl w:val="0"/>
+              <w:pBdr>
+                <w:top w:val="nil" w:color="000000" w:sz="0" w:space="0"/>
+                <w:left w:val="nil" w:color="000000" w:sz="0" w:space="0"/>
+                <w:bottom w:val="nil" w:color="000000" w:sz="0" w:space="0"/>
+                <w:right w:val="nil" w:color="000000" w:sz="0" w:space="0"/>
+                <w:between w:val="nil" w:color="000000" w:sz="0" w:space="0"/>
+              </w:pBdr>
+              <w:spacing w:line="240" w:lineRule="auto"/>
+              <w:rPr>
+                <w:rFonts w:ascii="Times New Roman" w:hAnsi="Times New Roman" w:eastAsia="Times New Roman" w:cs="Times New Roman"/>
+                <w:sz w:val="28"/>
+                <w:szCs w:val="28"/>
+              </w:rPr>
+            </w:pPr>
+            <w:r>
+              <w:rPr>
+                <w:rFonts w:ascii="Times New Roman" w:hAnsi="Times New Roman" w:eastAsia="Times New Roman" w:cs="Times New Roman"/>
+                <w:sz w:val="28"/>
+                <w:szCs w:val="28"/>
+              </w:rPr>
+              <w:t>O/P:</w:t>
+            </w:r>
+          </w:p>
+          <w:p wp14:textId="6E74C363">
+            <w:pPr>
+              <w:pStyle w:val="ListParagraph"/>
+              <w:widowControl w:val="0"/>
+              <w:numPr>
+                <w:ilvl w:val="0"/>
+                <w:numId w:val="24"/>
+              </w:numPr>
+              <w:pBdr>
+                <w:top w:val="nil" w:color="000000" w:sz="0" w:space="0"/>
+                <w:left w:val="nil" w:color="000000" w:sz="0" w:space="0"/>
+                <w:bottom w:val="nil" w:color="000000" w:sz="0" w:space="0"/>
+                <w:right w:val="nil" w:color="000000" w:sz="0" w:space="0"/>
+                <w:between w:val="nil" w:color="000000" w:sz="0" w:space="0"/>
+              </w:pBdr>
+              <w:spacing w:line="240" w:lineRule="auto"/>
+              <w:rPr>
+                <w:rFonts w:ascii="Times New Roman" w:hAnsi="Times New Roman" w:eastAsia="Times New Roman" w:cs="Times New Roman"/>
+                <w:sz w:val="28"/>
+                <w:szCs w:val="28"/>
+              </w:rPr>
+            </w:pPr>
+            <w:r>
+              <w:rPr>
+                <w:rFonts w:ascii="Times New Roman" w:hAnsi="Times New Roman" w:eastAsia="Times New Roman" w:cs="Times New Roman"/>
+                <w:sz w:val="28"/>
+                <w:szCs w:val="28"/>
+              </w:rPr>
+              <w:t>Boundery</w:t>
+            </w:r>
+            <w:r>
+              <w:rPr>
+                <w:rFonts w:ascii="Times New Roman" w:hAnsi="Times New Roman" w:eastAsia="Times New Roman" w:cs="Times New Roman"/>
+                <w:sz w:val="28"/>
+                <w:szCs w:val="28"/>
+              </w:rPr>
+              <w:t>:</w:t>
+            </w:r>
+          </w:p>
+          <w:p wp14:textId="5E236A10">
+            <w:pPr>
+              <w:pStyle w:val="ListParagraph"/>
+              <w:widowControl w:val="0"/>
+              <w:numPr>
+                <w:ilvl w:val="1"/>
+                <w:numId w:val="24"/>
+              </w:numPr>
+              <w:pBdr>
+                <w:top w:val="nil" w:color="000000" w:sz="0" w:space="0"/>
+                <w:left w:val="nil" w:color="000000" w:sz="0" w:space="0"/>
+                <w:bottom w:val="nil" w:color="000000" w:sz="0" w:space="0"/>
+                <w:right w:val="nil" w:color="000000" w:sz="0" w:space="0"/>
+                <w:between w:val="nil" w:color="000000" w:sz="0" w:space="0"/>
+              </w:pBdr>
+              <w:spacing w:line="240" w:lineRule="auto"/>
+              <w:rPr>
+                <w:rFonts w:ascii="Times New Roman" w:hAnsi="Times New Roman" w:eastAsia="Times New Roman" w:cs="Times New Roman"/>
+                <w:sz w:val="28"/>
+                <w:szCs w:val="28"/>
+              </w:rPr>
+            </w:pPr>
+            <w:r>
+              <w:rPr>
+                <w:rFonts w:ascii="Times New Roman" w:hAnsi="Times New Roman" w:eastAsia="Times New Roman" w:cs="Times New Roman"/>
+                <w:sz w:val="28"/>
+                <w:szCs w:val="28"/>
+              </w:rPr>
+              <w:t>[[[["bound", 0.7559289460184544], ["boundari", 0.7142857142857142], ["unbound", 0.6681531047810609], ["bounari", 0.6172133998483676], ["underli", 0.6172133998483676]],</w:t>
+            </w:r>
+          </w:p>
+          <w:p wp14:textId="6CF4ECFA">
+            <w:pPr>
+              <w:widowControl w:val="0"/>
+              <w:pBdr>
+                <w:top w:val="nil" w:color="000000" w:sz="0" w:space="0"/>
+                <w:left w:val="nil" w:color="000000" w:sz="0" w:space="0"/>
+                <w:bottom w:val="nil" w:color="000000" w:sz="0" w:space="0"/>
+                <w:right w:val="nil" w:color="000000" w:sz="0" w:space="0"/>
+                <w:between w:val="nil" w:color="000000" w:sz="0" w:space="0"/>
+              </w:pBdr>
+              <w:spacing w:line="240" w:lineRule="auto"/>
+              <w:rPr>
+                <w:rFonts w:ascii="Times New Roman" w:hAnsi="Times New Roman" w:eastAsia="Times New Roman" w:cs="Times New Roman"/>
+                <w:sz w:val="28"/>
+                <w:szCs w:val="28"/>
+              </w:rPr>
+            </w:pPr>
+          </w:p>
+          <w:p wp14:textId="0684C192">
+            <w:pPr>
+              <w:pStyle w:val="ListParagraph"/>
+              <w:widowControl w:val="0"/>
+              <w:numPr>
+                <w:ilvl w:val="0"/>
+                <w:numId w:val="24"/>
+              </w:numPr>
+              <w:pBdr>
+                <w:top w:val="nil" w:color="000000" w:sz="0" w:space="0"/>
+                <w:left w:val="nil" w:color="000000" w:sz="0" w:space="0"/>
+                <w:bottom w:val="nil" w:color="000000" w:sz="0" w:space="0"/>
+                <w:right w:val="nil" w:color="000000" w:sz="0" w:space="0"/>
+                <w:between w:val="nil" w:color="000000" w:sz="0" w:space="0"/>
+              </w:pBdr>
+              <w:spacing w:line="240" w:lineRule="auto"/>
+              <w:rPr>
+                <w:rFonts w:ascii="Times New Roman" w:hAnsi="Times New Roman" w:eastAsia="Times New Roman" w:cs="Times New Roman"/>
+                <w:sz w:val="28"/>
+                <w:szCs w:val="28"/>
+              </w:rPr>
+            </w:pPr>
+            <w:r>
+              <w:rPr>
+                <w:rFonts w:ascii="Times New Roman" w:hAnsi="Times New Roman" w:eastAsia="Times New Roman" w:cs="Times New Roman"/>
+                <w:sz w:val="28"/>
+                <w:szCs w:val="28"/>
+              </w:rPr>
+              <w:t>Transiant</w:t>
+            </w:r>
+            <w:r>
+              <w:rPr>
+                <w:rFonts w:ascii="Times New Roman" w:hAnsi="Times New Roman" w:eastAsia="Times New Roman" w:cs="Times New Roman"/>
+                <w:sz w:val="28"/>
+                <w:szCs w:val="28"/>
+              </w:rPr>
+              <w:t>:</w:t>
+            </w:r>
+          </w:p>
+          <w:p wp14:textId="4CE8AD1C">
+            <w:pPr>
+              <w:pStyle w:val="ListParagraph"/>
+              <w:widowControl w:val="0"/>
+              <w:numPr>
+                <w:ilvl w:val="1"/>
+                <w:numId w:val="24"/>
+              </w:numPr>
+              <w:pBdr>
+                <w:top w:val="nil" w:color="000000" w:sz="0" w:space="0"/>
+                <w:left w:val="nil" w:color="000000" w:sz="0" w:space="0"/>
+                <w:bottom w:val="nil" w:color="000000" w:sz="0" w:space="0"/>
+                <w:right w:val="nil" w:color="000000" w:sz="0" w:space="0"/>
+                <w:between w:val="nil" w:color="000000" w:sz="0" w:space="0"/>
+              </w:pBdr>
+              <w:spacing w:line="240" w:lineRule="auto"/>
+              <w:rPr>
+                <w:rFonts w:ascii="Times New Roman" w:hAnsi="Times New Roman" w:eastAsia="Times New Roman" w:cs="Times New Roman"/>
+                <w:sz w:val="28"/>
+                <w:szCs w:val="28"/>
+              </w:rPr>
+            </w:pPr>
+            <w:r>
+              <w:rPr>
+                <w:rFonts w:ascii="Times New Roman" w:hAnsi="Times New Roman" w:eastAsia="Times New Roman" w:cs="Times New Roman"/>
+                <w:sz w:val="28"/>
+                <w:szCs w:val="28"/>
+              </w:rPr>
+              <w:t>[["transient", 0.7826237921249264], ["transit", 0.7745966692414834], ["transon", 0.6454972243679029], ["radiant", 0.6454972243679029], ["entranc", 0.6454972243679029]],</w:t>
+            </w:r>
+          </w:p>
+          <w:p wp14:textId="74BD6A8C">
+            <w:pPr>
+              <w:widowControl w:val="0"/>
+              <w:pBdr>
+                <w:top w:val="nil" w:color="000000" w:sz="0" w:space="0"/>
+                <w:left w:val="nil" w:color="000000" w:sz="0" w:space="0"/>
+                <w:bottom w:val="nil" w:color="000000" w:sz="0" w:space="0"/>
+                <w:right w:val="nil" w:color="000000" w:sz="0" w:space="0"/>
+                <w:between w:val="nil" w:color="000000" w:sz="0" w:space="0"/>
+              </w:pBdr>
+              <w:spacing w:line="240" w:lineRule="auto"/>
+              <w:rPr>
+                <w:rFonts w:ascii="Times New Roman" w:hAnsi="Times New Roman" w:eastAsia="Times New Roman" w:cs="Times New Roman"/>
+                <w:sz w:val="28"/>
+                <w:szCs w:val="28"/>
+              </w:rPr>
+            </w:pPr>
+            <w:r>
+              <w:rPr>
+                <w:rFonts w:ascii="Times New Roman" w:hAnsi="Times New Roman" w:eastAsia="Times New Roman" w:cs="Times New Roman"/>
+                <w:sz w:val="28"/>
+                <w:szCs w:val="28"/>
+              </w:rPr>
+              <w:t xml:space="preserve"> </w:t>
+            </w:r>
+          </w:p>
+          <w:p wp14:textId="2CDCD91E">
+            <w:pPr>
+              <w:pStyle w:val="ListParagraph"/>
+              <w:widowControl w:val="0"/>
+              <w:numPr>
+                <w:ilvl w:val="0"/>
+                <w:numId w:val="24"/>
+              </w:numPr>
+              <w:pBdr>
+                <w:top w:val="nil" w:color="000000" w:sz="0" w:space="0"/>
+                <w:left w:val="nil" w:color="000000" w:sz="0" w:space="0"/>
+                <w:bottom w:val="nil" w:color="000000" w:sz="0" w:space="0"/>
+                <w:right w:val="nil" w:color="000000" w:sz="0" w:space="0"/>
+                <w:between w:val="nil" w:color="000000" w:sz="0" w:space="0"/>
+              </w:pBdr>
+              <w:spacing w:line="240" w:lineRule="auto"/>
+              <w:rPr>
+                <w:rFonts w:ascii="Times New Roman" w:hAnsi="Times New Roman" w:eastAsia="Times New Roman" w:cs="Times New Roman"/>
+                <w:sz w:val="28"/>
+                <w:szCs w:val="28"/>
+              </w:rPr>
+            </w:pPr>
+            <w:r>
+              <w:rPr>
+                <w:rFonts w:ascii="Times New Roman" w:hAnsi="Times New Roman" w:eastAsia="Times New Roman" w:cs="Times New Roman"/>
+                <w:sz w:val="28"/>
+                <w:szCs w:val="28"/>
+              </w:rPr>
+              <w:t>Aerplain</w:t>
+            </w:r>
+            <w:r>
+              <w:rPr>
+                <w:rFonts w:ascii="Times New Roman" w:hAnsi="Times New Roman" w:eastAsia="Times New Roman" w:cs="Times New Roman"/>
+                <w:sz w:val="28"/>
+                <w:szCs w:val="28"/>
+              </w:rPr>
+              <w:t>:</w:t>
+            </w:r>
+          </w:p>
+          <w:p wp14:textId="571BEABC">
+            <w:pPr>
+              <w:pStyle w:val="ListParagraph"/>
+              <w:widowControl w:val="0"/>
+              <w:numPr>
+                <w:ilvl w:val="1"/>
+                <w:numId w:val="24"/>
+              </w:numPr>
+              <w:pBdr>
+                <w:top w:val="nil" w:color="000000" w:sz="0" w:space="0"/>
+                <w:left w:val="nil" w:color="000000" w:sz="0" w:space="0"/>
+                <w:bottom w:val="nil" w:color="000000" w:sz="0" w:space="0"/>
+                <w:right w:val="nil" w:color="000000" w:sz="0" w:space="0"/>
+                <w:between w:val="nil" w:color="000000" w:sz="0" w:space="0"/>
+              </w:pBdr>
+              <w:spacing w:line="240" w:lineRule="auto"/>
+              <w:rPr>
+                <w:rFonts w:ascii="Times New Roman" w:hAnsi="Times New Roman" w:eastAsia="Times New Roman" w:cs="Times New Roman"/>
+                <w:sz w:val="28"/>
+                <w:szCs w:val="28"/>
+              </w:rPr>
+            </w:pPr>
+            <w:r>
+              <w:rPr>
+                <w:rFonts w:ascii="Times New Roman" w:hAnsi="Times New Roman" w:eastAsia="Times New Roman" w:cs="Times New Roman"/>
+                <w:sz w:val="28"/>
+                <w:szCs w:val="28"/>
+              </w:rPr>
+              <w:t>[["plain", 0.7559289460184544], ["explain", 0.6172133998483676], ["airplan", 0.6172133998483676], ["aeroplan", 0.5714285714285714], ["unexplain", 0.5345224838248487]]]]</w:t>
+            </w:r>
+          </w:p>
+          <w:p wp14:textId="6CD89FAA">
+            <w:pPr>
+              <w:pStyle w:val="Normal"/>
+              <w:widowControl w:val="0"/>
+              <w:pBdr>
+                <w:top w:val="nil" w:color="000000" w:sz="0" w:space="0"/>
+                <w:left w:val="nil" w:color="000000" w:sz="0" w:space="0"/>
+                <w:bottom w:val="nil" w:color="000000" w:sz="0" w:space="0"/>
+                <w:right w:val="nil" w:color="000000" w:sz="0" w:space="0"/>
+                <w:between w:val="nil" w:color="000000" w:sz="0" w:space="0"/>
+              </w:pBdr>
+              <w:spacing w:line="240" w:lineRule="auto"/>
+              <w:rPr>
+                <w:rFonts w:ascii="Times New Roman" w:hAnsi="Times New Roman" w:eastAsia="Times New Roman" w:cs="Times New Roman"/>
+                <w:sz w:val="28"/>
+                <w:szCs w:val="28"/>
+              </w:rPr>
+            </w:pPr>
+          </w:p>
+          <w:p wp14:textId="25D543D9">
+            <w:pPr>
+              <w:pStyle w:val="Normal"/>
+              <w:widowControl w:val="0"/>
+              <w:pBdr>
+                <w:top w:val="nil" w:color="000000" w:sz="0" w:space="0"/>
+                <w:left w:val="nil" w:color="000000" w:sz="0" w:space="0"/>
+                <w:bottom w:val="nil" w:color="000000" w:sz="0" w:space="0"/>
+                <w:right w:val="nil" w:color="000000" w:sz="0" w:space="0"/>
+                <w:between w:val="nil" w:color="000000" w:sz="0" w:space="0"/>
+              </w:pBdr>
+              <w:spacing w:line="240" w:lineRule="auto"/>
+              <w:rPr/>
+            </w:pPr>
+            <w:r>
+              <w:drawing>
+                <wp:inline xmlns:wp14="http://schemas.microsoft.com/office/word/2010/wordprocessingDrawing" wp14:editId="1C8E1655" wp14:anchorId="2EDA4D25">
+                  <wp:extent cx="4572000" cy="3390900"/>
+                  <wp:effectExtent l="0" t="0" r="0" b="0"/>
+                  <wp:docPr id="715704731" name="" title=""/>
+                  <wp:cNvGraphicFramePr>
+                    <a:graphicFrameLocks noChangeAspect="1"/>
+                  </wp:cNvGraphicFramePr>
+                  <a:graphic>
+                    <a:graphicData uri="http://schemas.openxmlformats.org/drawingml/2006/picture">
+                      <pic:pic>
+                        <pic:nvPicPr>
+                          <pic:cNvPr id="0" name=""/>
+                          <pic:cNvPicPr/>
+                        </pic:nvPicPr>
+                        <pic:blipFill>
+                          <a:blip r:embed="Rd91c07ddc35a4c33">
+                            <a:extLst>
+                              <a:ext xmlns:a="http://schemas.openxmlformats.org/drawingml/2006/main" uri="{28A0092B-C50C-407E-A947-70E740481C1C}">
+                                <a14:useLocalDpi val="0"/>
+                              </a:ext>
+                            </a:extLst>
+                          </a:blip>
+                          <a:stretch>
+                            <a:fillRect/>
+                          </a:stretch>
+                        </pic:blipFill>
+                        <pic:spPr>
+                          <a:xfrm>
+                            <a:off x="0" y="0"/>
+                            <a:ext cx="4572000" cy="3390900"/>
+                          </a:xfrm>
+                          <a:prstGeom prst="rect">
+                            <a:avLst/>
+                          </a:prstGeom>
+                        </pic:spPr>
+                      </pic:pic>
+                    </a:graphicData>
+                  </a:graphic>
+                </wp:inline>
+              </w:drawing>
+            </w:r>
+          </w:p>
+          <w:p wp14:textId="171B4BBD">
+            <w:pPr>
+              <w:pStyle w:val="ListParagraph"/>
+              <w:widowControl w:val="0"/>
+              <w:numPr>
+                <w:ilvl w:val="0"/>
+                <w:numId w:val="25"/>
+              </w:numPr>
+              <w:pBdr>
+                <w:top w:val="nil" w:color="000000" w:sz="0" w:space="0"/>
+                <w:left w:val="nil" w:color="000000" w:sz="0" w:space="0"/>
+                <w:bottom w:val="nil" w:color="000000" w:sz="0" w:space="0"/>
+                <w:right w:val="nil" w:color="000000" w:sz="0" w:space="0"/>
+                <w:between w:val="nil" w:color="000000" w:sz="0" w:space="0"/>
+              </w:pBdr>
+              <w:spacing w:line="240" w:lineRule="auto"/>
+              <w:rPr/>
+            </w:pPr>
+            <w:r>
+              <w:rPr/>
+              <w:t>Function to build vocabulary vectors</w:t>
+            </w:r>
+          </w:p>
+          <w:p wp14:textId="7E99F172">
+            <w:pPr>
+              <w:pStyle w:val="Normal"/>
+              <w:widowControl w:val="0"/>
+              <w:pBdr>
+                <w:top w:val="nil" w:color="000000" w:sz="0" w:space="0"/>
+                <w:left w:val="nil" w:color="000000" w:sz="0" w:space="0"/>
+                <w:bottom w:val="nil" w:color="000000" w:sz="0" w:space="0"/>
+                <w:right w:val="nil" w:color="000000" w:sz="0" w:space="0"/>
+                <w:between w:val="nil" w:color="000000" w:sz="0" w:space="0"/>
+              </w:pBdr>
+              <w:spacing w:line="240" w:lineRule="auto"/>
+              <w:rPr>
+                <w:rFonts w:ascii="Times New Roman" w:hAnsi="Times New Roman" w:eastAsia="Times New Roman" w:cs="Times New Roman"/>
+                <w:sz w:val="28"/>
+                <w:szCs w:val="28"/>
+              </w:rPr>
+            </w:pPr>
+          </w:p>
+          <w:p wp14:textId="36024A6C">
+            <w:pPr>
+              <w:pStyle w:val="Normal"/>
+              <w:widowControl w:val="0"/>
+              <w:pBdr>
+                <w:top w:val="nil" w:color="000000" w:sz="0" w:space="0"/>
+                <w:left w:val="nil" w:color="000000" w:sz="0" w:space="0"/>
+                <w:bottom w:val="nil" w:color="000000" w:sz="0" w:space="0"/>
+                <w:right w:val="nil" w:color="000000" w:sz="0" w:space="0"/>
+                <w:between w:val="nil" w:color="000000" w:sz="0" w:space="0"/>
+              </w:pBdr>
+              <w:spacing w:line="240" w:lineRule="auto"/>
+              <w:rPr/>
+            </w:pPr>
+            <w:r>
+              <w:drawing>
+                <wp:inline xmlns:wp14="http://schemas.microsoft.com/office/word/2010/wordprocessingDrawing" wp14:editId="78189AB2" wp14:anchorId="6477D35F">
+                  <wp:extent cx="4465707" cy="1828959"/>
+                  <wp:effectExtent l="0" t="0" r="0" b="0"/>
+                  <wp:docPr id="1938420178" name="" title=""/>
+                  <wp:cNvGraphicFramePr>
+                    <a:graphicFrameLocks noChangeAspect="1"/>
+                  </wp:cNvGraphicFramePr>
+                  <a:graphic>
+                    <a:graphicData uri="http://schemas.openxmlformats.org/drawingml/2006/picture">
+                      <pic:pic>
+                        <pic:nvPicPr>
+                          <pic:cNvPr id="0" name=""/>
+                          <pic:cNvPicPr/>
+                        </pic:nvPicPr>
+                        <pic:blipFill>
+                          <a:blip r:embed="R2c3aec6005824c29">
+                            <a:extLst>
+                              <a:ext xmlns:a="http://schemas.openxmlformats.org/drawingml/2006/main" uri="{28A0092B-C50C-407E-A947-70E740481C1C}">
+                                <a14:useLocalDpi val="0"/>
+                              </a:ext>
+                            </a:extLst>
+                          </a:blip>
+                          <a:stretch>
+                            <a:fillRect/>
+                          </a:stretch>
+                        </pic:blipFill>
+                        <pic:spPr>
+                          <a:xfrm>
+                            <a:off x="0" y="0"/>
+                            <a:ext cx="4465707" cy="1828959"/>
+                          </a:xfrm>
+                          <a:prstGeom prst="rect">
+                            <a:avLst/>
+                          </a:prstGeom>
+                        </pic:spPr>
+                      </pic:pic>
+                    </a:graphicData>
+                  </a:graphic>
+                </wp:inline>
+              </w:drawing>
+            </w:r>
+          </w:p>
+          <w:p wp14:textId="3FE3E66D">
+            <w:pPr>
+              <w:pStyle w:val="ListParagraph"/>
+              <w:widowControl w:val="0"/>
+              <w:numPr>
+                <w:ilvl w:val="0"/>
+                <w:numId w:val="25"/>
+              </w:numPr>
+              <w:pBdr>
+                <w:top w:val="nil" w:color="000000" w:sz="0" w:space="0"/>
+                <w:left w:val="nil" w:color="000000" w:sz="0" w:space="0"/>
+                <w:bottom w:val="nil" w:color="000000" w:sz="0" w:space="0"/>
+                <w:right w:val="nil" w:color="000000" w:sz="0" w:space="0"/>
+                <w:between w:val="nil" w:color="000000" w:sz="0" w:space="0"/>
+              </w:pBdr>
+              <w:spacing w:line="240" w:lineRule="auto"/>
+              <w:rPr/>
+            </w:pPr>
+            <w:r>
+              <w:rPr/>
+              <w:t>Function that converts word to vector using bigrams</w:t>
+            </w:r>
+          </w:p>
+          <w:p wp14:textId="42D0AE7B">
+            <w:pPr>
+              <w:pStyle w:val="Normal"/>
+              <w:widowControl w:val="0"/>
+              <w:pBdr>
+                <w:top w:val="nil" w:color="000000" w:sz="0" w:space="0"/>
+                <w:left w:val="nil" w:color="000000" w:sz="0" w:space="0"/>
+                <w:bottom w:val="nil" w:color="000000" w:sz="0" w:space="0"/>
+                <w:right w:val="nil" w:color="000000" w:sz="0" w:space="0"/>
+                <w:between w:val="nil" w:color="000000" w:sz="0" w:space="0"/>
+              </w:pBdr>
+              <w:spacing w:line="240" w:lineRule="auto"/>
+              <w:rPr/>
+            </w:pPr>
+          </w:p>
+          <w:p wp14:textId="21D32F9C">
+            <w:pPr>
+              <w:pStyle w:val="Normal"/>
+              <w:widowControl w:val="0"/>
+              <w:pBdr>
+                <w:top w:val="nil" w:color="000000" w:sz="0" w:space="0"/>
+                <w:left w:val="nil" w:color="000000" w:sz="0" w:space="0"/>
+                <w:bottom w:val="nil" w:color="000000" w:sz="0" w:space="0"/>
+                <w:right w:val="nil" w:color="000000" w:sz="0" w:space="0"/>
+                <w:between w:val="nil" w:color="000000" w:sz="0" w:space="0"/>
+              </w:pBdr>
+              <w:spacing w:line="240" w:lineRule="auto"/>
+              <w:rPr/>
+            </w:pPr>
+            <w:r>
+              <w:drawing>
+                <wp:inline xmlns:wp14="http://schemas.microsoft.com/office/word/2010/wordprocessingDrawing" wp14:editId="29A0A3BF" wp14:anchorId="14F4FF5D">
+                  <wp:extent cx="3215919" cy="1204065"/>
+                  <wp:effectExtent l="0" t="0" r="0" b="0"/>
+                  <wp:docPr id="2042022704" name="" title=""/>
+                  <wp:cNvGraphicFramePr>
+                    <a:graphicFrameLocks noChangeAspect="1"/>
+                  </wp:cNvGraphicFramePr>
+                  <a:graphic>
+                    <a:graphicData uri="http://schemas.openxmlformats.org/drawingml/2006/picture">
+                      <pic:pic>
+                        <pic:nvPicPr>
+                          <pic:cNvPr id="0" name=""/>
+                          <pic:cNvPicPr/>
+                        </pic:nvPicPr>
+                        <pic:blipFill>
+                          <a:blip r:embed="R6632c4e9a1374962">
+                            <a:extLst>
+                              <a:ext xmlns:a="http://schemas.openxmlformats.org/drawingml/2006/main" uri="{28A0092B-C50C-407E-A947-70E740481C1C}">
+                                <a14:useLocalDpi val="0"/>
+                              </a:ext>
+                            </a:extLst>
+                          </a:blip>
+                          <a:stretch>
+                            <a:fillRect/>
+                          </a:stretch>
+                        </pic:blipFill>
+                        <pic:spPr>
+                          <a:xfrm>
+                            <a:off x="0" y="0"/>
+                            <a:ext cx="3215919" cy="1204065"/>
+                          </a:xfrm>
+                          <a:prstGeom prst="rect">
+                            <a:avLst/>
+                          </a:prstGeom>
+                        </pic:spPr>
+                      </pic:pic>
+                    </a:graphicData>
+                  </a:graphic>
+                </wp:inline>
+              </w:drawing>
+            </w:r>
+          </w:p>
+          <w:p wp14:textId="1B045CAD">
+            <w:pPr>
+              <w:pStyle w:val="ListParagraph"/>
+              <w:widowControl w:val="0"/>
+              <w:numPr>
+                <w:ilvl w:val="0"/>
+                <w:numId w:val="25"/>
+              </w:numPr>
+              <w:pBdr>
+                <w:top w:val="nil" w:color="000000" w:sz="0" w:space="0"/>
+                <w:left w:val="nil" w:color="000000" w:sz="0" w:space="0"/>
+                <w:bottom w:val="nil" w:color="000000" w:sz="0" w:space="0"/>
+                <w:right w:val="nil" w:color="000000" w:sz="0" w:space="0"/>
+                <w:between w:val="nil" w:color="000000" w:sz="0" w:space="0"/>
+              </w:pBdr>
+              <w:spacing w:line="240" w:lineRule="auto"/>
+              <w:rPr/>
+            </w:pPr>
+            <w:r>
+              <w:rPr/>
+              <w:t>Function that calculates cosine similarity between two word vectors</w:t>
+            </w:r>
           </w:p>
         </w:tc>
       </w:tr>
@@ -4385,23 +6212,202 @@
               <w:right w:w="100" w:type="dxa"/>
             </w:tcMar>
           </w:tcPr>
-          <w:p wp14:textId="77777777">
-            <w:pPr>
-              <w:widowControl w:val="0"/>
-              <w:pBdr>
-                <w:top w:val="nil"/>
-                <w:left w:val="nil"/>
-                <w:bottom w:val="nil"/>
-                <w:right w:val="nil"/>
-                <w:between w:val="nil"/>
-              </w:pBdr>
-              <w:spacing w:line="240" w:lineRule="auto"/>
-              <w:rPr>
-                <w:rFonts w:ascii="Times New Roman" w:hAnsi="Times New Roman" w:eastAsia="Times New Roman" w:cs="Times New Roman"/>
-                <w:sz w:val="28"/>
-                <w:szCs w:val="28"/>
-              </w:rPr>
-            </w:pPr>
+          <w:p wp14:textId="262A5EEE">
+            <w:pPr>
+              <w:pStyle w:val="Normal"/>
+              <w:widowControl w:val="0"/>
+              <w:pBdr>
+                <w:top w:val="nil" w:color="000000" w:sz="0" w:space="0"/>
+                <w:left w:val="nil" w:color="000000" w:sz="0" w:space="0"/>
+                <w:bottom w:val="nil" w:color="000000" w:sz="0" w:space="0"/>
+                <w:right w:val="nil" w:color="000000" w:sz="0" w:space="0"/>
+                <w:between w:val="nil" w:color="000000" w:sz="0" w:space="0"/>
+              </w:pBdr>
+              <w:spacing w:line="240" w:lineRule="auto"/>
+              <w:rPr/>
+            </w:pPr>
+            <w:r>
+              <w:drawing>
+                <wp:inline xmlns:wp14="http://schemas.microsoft.com/office/word/2010/wordprocessingDrawing" wp14:editId="64652D69" wp14:anchorId="06C08C85">
+                  <wp:extent cx="3650296" cy="4374259"/>
+                  <wp:effectExtent l="0" t="0" r="0" b="0"/>
+                  <wp:docPr id="175736901" name="" title=""/>
+                  <wp:cNvGraphicFramePr>
+                    <a:graphicFrameLocks noChangeAspect="1"/>
+                  </wp:cNvGraphicFramePr>
+                  <a:graphic>
+                    <a:graphicData uri="http://schemas.openxmlformats.org/drawingml/2006/picture">
+                      <pic:pic>
+                        <pic:nvPicPr>
+                          <pic:cNvPr id="0" name=""/>
+                          <pic:cNvPicPr/>
+                        </pic:nvPicPr>
+                        <pic:blipFill>
+                          <a:blip r:embed="R00305eb119c0423c">
+                            <a:extLst>
+                              <a:ext xmlns:a="http://schemas.openxmlformats.org/drawingml/2006/main" uri="{28A0092B-C50C-407E-A947-70E740481C1C}">
+                                <a14:useLocalDpi val="0"/>
+                              </a:ext>
+                            </a:extLst>
+                          </a:blip>
+                          <a:stretch>
+                            <a:fillRect/>
+                          </a:stretch>
+                        </pic:blipFill>
+                        <pic:spPr>
+                          <a:xfrm>
+                            <a:off x="0" y="0"/>
+                            <a:ext cx="3650296" cy="4374259"/>
+                          </a:xfrm>
+                          <a:prstGeom prst="rect">
+                            <a:avLst/>
+                          </a:prstGeom>
+                        </pic:spPr>
+                      </pic:pic>
+                    </a:graphicData>
+                  </a:graphic>
+                </wp:inline>
+              </w:drawing>
+            </w:r>
+          </w:p>
+          <w:p wp14:textId="1A177B0E">
+            <w:pPr>
+              <w:pStyle w:val="ListParagraph"/>
+              <w:widowControl w:val="0"/>
+              <w:numPr>
+                <w:ilvl w:val="0"/>
+                <w:numId w:val="26"/>
+              </w:numPr>
+              <w:pBdr>
+                <w:top w:val="nil" w:color="000000" w:sz="0" w:space="0"/>
+                <w:left w:val="nil" w:color="000000" w:sz="0" w:space="0"/>
+                <w:bottom w:val="nil" w:color="000000" w:sz="0" w:space="0"/>
+                <w:right w:val="nil" w:color="000000" w:sz="0" w:space="0"/>
+                <w:between w:val="nil" w:color="000000" w:sz="0" w:space="0"/>
+              </w:pBdr>
+              <w:spacing w:line="240" w:lineRule="auto"/>
+              <w:rPr/>
+            </w:pPr>
+            <w:r>
+              <w:rPr/>
+              <w:t>Edit-Distane with cost 1.</w:t>
+            </w:r>
+          </w:p>
+          <w:p wp14:textId="4104C5ED">
+            <w:pPr>
+              <w:pStyle w:val="Normal"/>
+              <w:widowControl w:val="0"/>
+              <w:pBdr>
+                <w:top w:val="nil" w:color="000000" w:sz="0" w:space="0"/>
+                <w:left w:val="nil" w:color="000000" w:sz="0" w:space="0"/>
+                <w:bottom w:val="nil" w:color="000000" w:sz="0" w:space="0"/>
+                <w:right w:val="nil" w:color="000000" w:sz="0" w:space="0"/>
+                <w:between w:val="nil" w:color="000000" w:sz="0" w:space="0"/>
+              </w:pBdr>
+              <w:spacing w:line="240" w:lineRule="auto"/>
+              <w:rPr>
+                <w:rFonts w:ascii="Times New Roman" w:hAnsi="Times New Roman" w:eastAsia="Times New Roman" w:cs="Times New Roman"/>
+                <w:sz w:val="28"/>
+                <w:szCs w:val="28"/>
+              </w:rPr>
+            </w:pPr>
+          </w:p>
+          <w:p wp14:textId="1DBDAF7B">
+            <w:pPr>
+              <w:pStyle w:val="Normal"/>
+              <w:widowControl w:val="0"/>
+              <w:pBdr>
+                <w:top w:val="nil" w:color="000000" w:sz="0" w:space="0"/>
+                <w:left w:val="nil" w:color="000000" w:sz="0" w:space="0"/>
+                <w:bottom w:val="nil" w:color="000000" w:sz="0" w:space="0"/>
+                <w:right w:val="nil" w:color="000000" w:sz="0" w:space="0"/>
+                <w:between w:val="nil" w:color="000000" w:sz="0" w:space="0"/>
+              </w:pBdr>
+              <w:spacing w:line="240" w:lineRule="auto"/>
+              <w:rPr>
+                <w:rFonts w:ascii="Times New Roman" w:hAnsi="Times New Roman" w:eastAsia="Times New Roman" w:cs="Times New Roman"/>
+                <w:sz w:val="28"/>
+                <w:szCs w:val="28"/>
+              </w:rPr>
+            </w:pPr>
+            <w:r>
+              <w:rPr>
+                <w:rFonts w:ascii="Times New Roman" w:hAnsi="Times New Roman" w:eastAsia="Times New Roman" w:cs="Times New Roman"/>
+                <w:sz w:val="28"/>
+                <w:szCs w:val="28"/>
+              </w:rPr>
+              <w:t xml:space="preserve">Output:  </w:t>
+            </w:r>
+            <w:r>
+              <w:rPr>
+                <w:rFonts w:ascii="Times New Roman" w:hAnsi="Times New Roman" w:eastAsia="Times New Roman" w:cs="Times New Roman"/>
+                <w:sz w:val="28"/>
+                <w:szCs w:val="28"/>
+              </w:rPr>
+              <w:t>[["boundari", 1], ["transient", 1], ["explain", 2]]</w:t>
+            </w:r>
+          </w:p>
+          <w:p wp14:textId="6460C220">
+            <w:pPr>
+              <w:pStyle w:val="Normal"/>
+              <w:widowControl w:val="0"/>
+              <w:pBdr>
+                <w:top w:val="nil" w:color="000000" w:sz="0" w:space="0"/>
+                <w:left w:val="nil" w:color="000000" w:sz="0" w:space="0"/>
+                <w:bottom w:val="nil" w:color="000000" w:sz="0" w:space="0"/>
+                <w:right w:val="nil" w:color="000000" w:sz="0" w:space="0"/>
+                <w:between w:val="nil" w:color="000000" w:sz="0" w:space="0"/>
+              </w:pBdr>
+              <w:spacing w:line="240" w:lineRule="auto"/>
+              <w:rPr>
+                <w:rFonts w:ascii="Times New Roman" w:hAnsi="Times New Roman" w:eastAsia="Times New Roman" w:cs="Times New Roman"/>
+                <w:sz w:val="28"/>
+                <w:szCs w:val="28"/>
+              </w:rPr>
+            </w:pPr>
+          </w:p>
+          <w:p wp14:textId="417A9BBB">
+            <w:pPr>
+              <w:pStyle w:val="Normal"/>
+              <w:widowControl w:val="0"/>
+              <w:pBdr>
+                <w:top w:val="nil" w:color="000000" w:sz="0" w:space="0"/>
+                <w:left w:val="nil" w:color="000000" w:sz="0" w:space="0"/>
+                <w:bottom w:val="nil" w:color="000000" w:sz="0" w:space="0"/>
+                <w:right w:val="nil" w:color="000000" w:sz="0" w:space="0"/>
+                <w:between w:val="nil" w:color="000000" w:sz="0" w:space="0"/>
+              </w:pBdr>
+              <w:spacing w:line="240" w:lineRule="auto"/>
+              <w:rPr>
+                <w:rFonts w:ascii="Times New Roman" w:hAnsi="Times New Roman" w:eastAsia="Times New Roman" w:cs="Times New Roman"/>
+                <w:sz w:val="28"/>
+                <w:szCs w:val="28"/>
+              </w:rPr>
+            </w:pPr>
+            <w:r>
+              <w:rPr>
+                <w:rFonts w:ascii="Times New Roman" w:hAnsi="Times New Roman" w:eastAsia="Times New Roman" w:cs="Times New Roman"/>
+                <w:sz w:val="28"/>
+                <w:szCs w:val="28"/>
+              </w:rPr>
+              <w:t xml:space="preserve">As the cost of insertion, deletion and substitution is same, the cost to convert aerplain to explain and aerplain to aeroplan is both 2 and explain is given as the output, this is fixed using different </w:t>
+            </w:r>
+            <w:r>
+              <w:rPr>
+                <w:rFonts w:ascii="Times New Roman" w:hAnsi="Times New Roman" w:eastAsia="Times New Roman" w:cs="Times New Roman"/>
+                <w:sz w:val="28"/>
+                <w:szCs w:val="28"/>
+              </w:rPr>
+              <w:t>costs</w:t>
+            </w:r>
+            <w:r>
+              <w:rPr>
+                <w:rFonts w:ascii="Times New Roman" w:hAnsi="Times New Roman" w:eastAsia="Times New Roman" w:cs="Times New Roman"/>
+                <w:sz w:val="28"/>
+                <w:szCs w:val="28"/>
+              </w:rPr>
+              <w:t xml:space="preserve"> in the next question.</w:t>
+            </w:r>
           </w:p>
         </w:tc>
       </w:tr>
@@ -4481,53 +6487,307 @@
               <w:right w:w="100" w:type="dxa"/>
             </w:tcMar>
           </w:tcPr>
-          <w:p wp14:textId="77777777">
-            <w:pPr>
-              <w:widowControl w:val="0"/>
-              <w:pBdr>
-                <w:top w:val="nil"/>
-                <w:left w:val="nil"/>
-                <w:bottom w:val="nil"/>
-                <w:right w:val="nil"/>
-                <w:between w:val="nil"/>
-              </w:pBdr>
-              <w:spacing w:line="240" w:lineRule="auto"/>
-              <w:rPr>
-                <w:rFonts w:ascii="Times New Roman" w:hAnsi="Times New Roman" w:eastAsia="Times New Roman" w:cs="Times New Roman"/>
-                <w:sz w:val="28"/>
-                <w:szCs w:val="28"/>
-              </w:rPr>
-            </w:pPr>
+          <w:p wp14:textId="30BAA200">
+            <w:pPr>
+              <w:pStyle w:val="Normal"/>
+              <w:widowControl w:val="0"/>
+              <w:pBdr>
+                <w:top w:val="nil" w:color="000000" w:sz="0" w:space="0"/>
+                <w:left w:val="nil" w:color="000000" w:sz="0" w:space="0"/>
+                <w:bottom w:val="nil" w:color="000000" w:sz="0" w:space="0"/>
+                <w:right w:val="nil" w:color="000000" w:sz="0" w:space="0"/>
+                <w:between w:val="nil" w:color="000000" w:sz="0" w:space="0"/>
+              </w:pBdr>
+              <w:spacing w:line="240" w:lineRule="auto"/>
+              <w:rPr/>
+            </w:pPr>
+            <w:r>
+              <w:drawing>
+                <wp:inline xmlns:wp14="http://schemas.microsoft.com/office/word/2010/wordprocessingDrawing" wp14:editId="2DF73318" wp14:anchorId="633C39FD">
+                  <wp:extent cx="3981450" cy="4572000"/>
+                  <wp:effectExtent l="0" t="0" r="0" b="0"/>
+                  <wp:docPr id="1423124319" name="" title=""/>
+                  <wp:cNvGraphicFramePr>
+                    <a:graphicFrameLocks noChangeAspect="1"/>
+                  </wp:cNvGraphicFramePr>
+                  <a:graphic>
+                    <a:graphicData uri="http://schemas.openxmlformats.org/drawingml/2006/picture">
+                      <pic:pic>
+                        <pic:nvPicPr>
+                          <pic:cNvPr id="0" name=""/>
+                          <pic:cNvPicPr/>
+                        </pic:nvPicPr>
+                        <pic:blipFill>
+                          <a:blip r:embed="R35e8a95dc0cd4fd3">
+                            <a:extLst>
+                              <a:ext xmlns:a="http://schemas.openxmlformats.org/drawingml/2006/main" uri="{28A0092B-C50C-407E-A947-70E740481C1C}">
+                                <a14:useLocalDpi val="0"/>
+                              </a:ext>
+                            </a:extLst>
+                          </a:blip>
+                          <a:stretch>
+                            <a:fillRect/>
+                          </a:stretch>
+                        </pic:blipFill>
+                        <pic:spPr>
+                          <a:xfrm>
+                            <a:off x="0" y="0"/>
+                            <a:ext cx="3981450" cy="4572000"/>
+                          </a:xfrm>
+                          <a:prstGeom prst="rect">
+                            <a:avLst/>
+                          </a:prstGeom>
+                        </pic:spPr>
+                      </pic:pic>
+                    </a:graphicData>
+                  </a:graphic>
+                </wp:inline>
+              </w:drawing>
+            </w:r>
+          </w:p>
+          <w:p wp14:textId="5F3A7543">
+            <w:pPr>
+              <w:pStyle w:val="ListParagraph"/>
+              <w:widowControl w:val="0"/>
+              <w:numPr>
+                <w:ilvl w:val="0"/>
+                <w:numId w:val="27"/>
+              </w:numPr>
+              <w:pBdr>
+                <w:top w:val="nil" w:color="000000" w:sz="0" w:space="0"/>
+                <w:left w:val="nil" w:color="000000" w:sz="0" w:space="0"/>
+                <w:bottom w:val="nil" w:color="000000" w:sz="0" w:space="0"/>
+                <w:right w:val="nil" w:color="000000" w:sz="0" w:space="0"/>
+                <w:between w:val="nil" w:color="000000" w:sz="0" w:space="0"/>
+              </w:pBdr>
+              <w:spacing w:line="240" w:lineRule="auto"/>
+              <w:rPr/>
+            </w:pPr>
+            <w:r>
+              <w:rPr/>
+              <w:t>Edit-Distance with cost of insertion and deletion = 3 and substitution = 4</w:t>
+            </w:r>
+          </w:p>
+          <w:p wp14:textId="4322A87A">
+            <w:pPr>
+              <w:pStyle w:val="Normal"/>
+              <w:widowControl w:val="0"/>
+              <w:pBdr>
+                <w:top w:val="nil" w:color="000000" w:sz="0" w:space="0"/>
+                <w:left w:val="nil" w:color="000000" w:sz="0" w:space="0"/>
+                <w:bottom w:val="nil" w:color="000000" w:sz="0" w:space="0"/>
+                <w:right w:val="nil" w:color="000000" w:sz="0" w:space="0"/>
+                <w:between w:val="nil" w:color="000000" w:sz="0" w:space="0"/>
+              </w:pBdr>
+              <w:spacing w:line="240" w:lineRule="auto"/>
+              <w:ind w:left="0"/>
+              <w:rPr/>
+            </w:pPr>
+          </w:p>
+          <w:p wp14:textId="0399C2F9">
+            <w:pPr>
+              <w:pStyle w:val="Normal"/>
+              <w:widowControl w:val="0"/>
+              <w:pBdr>
+                <w:top w:val="nil" w:color="000000" w:sz="0" w:space="0"/>
+                <w:left w:val="nil" w:color="000000" w:sz="0" w:space="0"/>
+                <w:bottom w:val="nil" w:color="000000" w:sz="0" w:space="0"/>
+                <w:right w:val="nil" w:color="000000" w:sz="0" w:space="0"/>
+                <w:between w:val="nil" w:color="000000" w:sz="0" w:space="0"/>
+              </w:pBdr>
+              <w:spacing w:line="240" w:lineRule="auto"/>
+              <w:ind w:left="0"/>
+              <w:rPr/>
+            </w:pPr>
+            <w:r>
+              <w:rPr/>
+              <w:t>Updated Output: [["boundari", 4], ["transient", 4], ["aeroplan", 6]]</w:t>
+            </w:r>
+          </w:p>
+          <w:p wp14:textId="3904378F">
+            <w:pPr>
+              <w:pStyle w:val="Normal"/>
+              <w:widowControl w:val="0"/>
+              <w:pBdr>
+                <w:top w:val="nil" w:color="000000" w:sz="0" w:space="0"/>
+                <w:left w:val="nil" w:color="000000" w:sz="0" w:space="0"/>
+                <w:bottom w:val="nil" w:color="000000" w:sz="0" w:space="0"/>
+                <w:right w:val="nil" w:color="000000" w:sz="0" w:space="0"/>
+                <w:between w:val="nil" w:color="000000" w:sz="0" w:space="0"/>
+              </w:pBdr>
+              <w:spacing w:line="240" w:lineRule="auto"/>
+              <w:rPr>
+                <w:rFonts w:ascii="Times New Roman" w:hAnsi="Times New Roman" w:eastAsia="Times New Roman" w:cs="Times New Roman"/>
+                <w:sz w:val="28"/>
+                <w:szCs w:val="28"/>
+              </w:rPr>
+            </w:pPr>
+          </w:p>
+          <w:p wp14:textId="70018EC2">
+            <w:pPr>
+              <w:pStyle w:val="Normal"/>
+              <w:widowControl w:val="0"/>
+              <w:pBdr>
+                <w:top w:val="nil" w:color="000000" w:sz="0" w:space="0"/>
+                <w:left w:val="nil" w:color="000000" w:sz="0" w:space="0"/>
+                <w:bottom w:val="nil" w:color="000000" w:sz="0" w:space="0"/>
+                <w:right w:val="nil" w:color="000000" w:sz="0" w:space="0"/>
+                <w:between w:val="nil" w:color="000000" w:sz="0" w:space="0"/>
+              </w:pBdr>
+              <w:spacing w:line="240" w:lineRule="auto"/>
+              <w:rPr>
+                <w:rFonts w:ascii="Times New Roman" w:hAnsi="Times New Roman" w:eastAsia="Times New Roman" w:cs="Times New Roman"/>
+                <w:sz w:val="28"/>
+                <w:szCs w:val="28"/>
+              </w:rPr>
+            </w:pPr>
+            <w:r>
+              <w:rPr>
+                <w:rFonts w:ascii="Times New Roman" w:hAnsi="Times New Roman" w:eastAsia="Times New Roman" w:cs="Times New Roman"/>
+                <w:sz w:val="28"/>
+                <w:szCs w:val="28"/>
+              </w:rPr>
+              <w:t>Necessary conditions for Edit Distance to be a valid distance measure:</w:t>
+            </w:r>
+          </w:p>
+          <w:p wp14:textId="3C6B4014">
+            <w:pPr>
+              <w:pStyle w:val="ListParagraph"/>
+              <w:widowControl w:val="0"/>
+              <w:numPr>
+                <w:ilvl w:val="0"/>
+                <w:numId w:val="18"/>
+              </w:numPr>
+              <w:pBdr>
+                <w:top w:val="nil" w:color="000000" w:sz="0" w:space="0"/>
+                <w:left w:val="nil" w:color="000000" w:sz="0" w:space="0"/>
+                <w:bottom w:val="nil" w:color="000000" w:sz="0" w:space="0"/>
+                <w:right w:val="nil" w:color="000000" w:sz="0" w:space="0"/>
+                <w:between w:val="nil" w:color="000000" w:sz="0" w:space="0"/>
+              </w:pBdr>
+              <w:spacing w:line="240" w:lineRule="auto"/>
+              <w:rPr>
+                <w:rFonts w:ascii="Times New Roman" w:hAnsi="Times New Roman" w:eastAsia="Times New Roman" w:cs="Times New Roman"/>
+                <w:sz w:val="28"/>
+                <w:szCs w:val="28"/>
+              </w:rPr>
+            </w:pPr>
+            <w:r>
+              <w:rPr>
+                <w:rFonts w:ascii="Times New Roman" w:hAnsi="Times New Roman" w:eastAsia="Times New Roman" w:cs="Times New Roman"/>
+                <w:sz w:val="28"/>
+                <w:szCs w:val="28"/>
+              </w:rPr>
+              <w:t>Non-negativity: the distance between two strings should always be positive.</w:t>
+            </w:r>
+          </w:p>
+          <w:p wp14:textId="5E6DB666">
+            <w:pPr>
+              <w:pStyle w:val="ListParagraph"/>
+              <w:widowControl w:val="0"/>
+              <w:numPr>
+                <w:ilvl w:val="0"/>
+                <w:numId w:val="18"/>
+              </w:numPr>
+              <w:pBdr>
+                <w:top w:val="nil" w:color="000000" w:sz="0" w:space="0"/>
+                <w:left w:val="nil" w:color="000000" w:sz="0" w:space="0"/>
+                <w:bottom w:val="nil" w:color="000000" w:sz="0" w:space="0"/>
+                <w:right w:val="nil" w:color="000000" w:sz="0" w:space="0"/>
+                <w:between w:val="nil" w:color="000000" w:sz="0" w:space="0"/>
+              </w:pBdr>
+              <w:spacing w:line="240" w:lineRule="auto"/>
+              <w:rPr>
+                <w:rFonts w:ascii="Times New Roman" w:hAnsi="Times New Roman" w:eastAsia="Times New Roman" w:cs="Times New Roman"/>
+                <w:sz w:val="28"/>
+                <w:szCs w:val="28"/>
+              </w:rPr>
+            </w:pPr>
+            <w:r>
+              <w:rPr>
+                <w:rFonts w:ascii="Times New Roman" w:hAnsi="Times New Roman" w:eastAsia="Times New Roman" w:cs="Times New Roman"/>
+                <w:sz w:val="28"/>
+                <w:szCs w:val="28"/>
+              </w:rPr>
+              <w:t>The distance of a string with itself should always be zero.</w:t>
+            </w:r>
+          </w:p>
+          <w:p wp14:textId="36D87A5F">
+            <w:pPr>
+              <w:pStyle w:val="ListParagraph"/>
+              <w:widowControl w:val="0"/>
+              <w:numPr>
+                <w:ilvl w:val="0"/>
+                <w:numId w:val="18"/>
+              </w:numPr>
+              <w:pBdr>
+                <w:top w:val="nil" w:color="000000" w:sz="0" w:space="0"/>
+                <w:left w:val="nil" w:color="000000" w:sz="0" w:space="0"/>
+                <w:bottom w:val="nil" w:color="000000" w:sz="0" w:space="0"/>
+                <w:right w:val="nil" w:color="000000" w:sz="0" w:space="0"/>
+                <w:between w:val="nil" w:color="000000" w:sz="0" w:space="0"/>
+              </w:pBdr>
+              <w:spacing w:line="240" w:lineRule="auto"/>
+              <w:rPr>
+                <w:rFonts w:ascii="Times New Roman" w:hAnsi="Times New Roman" w:eastAsia="Times New Roman" w:cs="Times New Roman"/>
+                <w:sz w:val="28"/>
+                <w:szCs w:val="28"/>
+              </w:rPr>
+            </w:pPr>
+            <w:r>
+              <w:rPr>
+                <w:rFonts w:ascii="Times New Roman" w:hAnsi="Times New Roman" w:eastAsia="Times New Roman" w:cs="Times New Roman"/>
+                <w:sz w:val="28"/>
+                <w:szCs w:val="28"/>
+              </w:rPr>
+              <w:t>Symmetry: The distance between string1 and string2 should be the same as distance between string 2 and string 1</w:t>
+            </w:r>
+          </w:p>
+          <w:p wp14:textId="51C411B1">
+            <w:pPr>
+              <w:pStyle w:val="ListParagraph"/>
+              <w:widowControl w:val="0"/>
+              <w:numPr>
+                <w:ilvl w:val="0"/>
+                <w:numId w:val="18"/>
+              </w:numPr>
+              <w:pBdr>
+                <w:top w:val="nil" w:color="000000" w:sz="0" w:space="0"/>
+                <w:left w:val="nil" w:color="000000" w:sz="0" w:space="0"/>
+                <w:bottom w:val="nil" w:color="000000" w:sz="0" w:space="0"/>
+                <w:right w:val="nil" w:color="000000" w:sz="0" w:space="0"/>
+                <w:between w:val="nil" w:color="000000" w:sz="0" w:space="0"/>
+              </w:pBdr>
+              <w:spacing w:line="240" w:lineRule="auto"/>
+              <w:rPr>
+                <w:rFonts w:ascii="Times New Roman" w:hAnsi="Times New Roman" w:eastAsia="Times New Roman" w:cs="Times New Roman"/>
+                <w:sz w:val="28"/>
+                <w:szCs w:val="28"/>
+              </w:rPr>
+            </w:pPr>
+            <w:r>
+              <w:rPr>
+                <w:rFonts w:ascii="Times New Roman" w:hAnsi="Times New Roman" w:eastAsia="Times New Roman" w:cs="Times New Roman"/>
+                <w:sz w:val="28"/>
+                <w:szCs w:val="28"/>
+              </w:rPr>
+              <w:t>Triangle inequality should be satisfied</w:t>
+            </w:r>
+            <w:r>
+              <w:rPr>
+                <w:rFonts w:ascii="Times New Roman" w:hAnsi="Times New Roman" w:eastAsia="Times New Roman" w:cs="Times New Roman"/>
+                <w:sz w:val="28"/>
+                <w:szCs w:val="28"/>
+              </w:rPr>
+              <w:t xml:space="preserve"> </w:t>
+            </w:r>
           </w:p>
         </w:tc>
       </w:tr>
     </w:tbl>
-    <w:p xmlns:wp14="http://schemas.microsoft.com/office/word/2010/wordml" wp14:textId="77777777">
-      <w:pPr>
-        <w:ind w:left="720"/>
-        <w:jc w:val="both"/>
-        <w:rPr>
-          <w:rFonts w:ascii="Times New Roman" w:hAnsi="Times New Roman" w:eastAsia="Times New Roman" w:cs="Times New Roman"/>
-          <w:sz w:val="28"/>
-          <w:szCs w:val="28"/>
-        </w:rPr>
-      </w:pPr>
-    </w:p>
-    <w:p xmlns:wp14="http://schemas.microsoft.com/office/word/2010/wordml" wp14:textId="77777777">
-      <w:pPr>
-        <w:jc w:val="both"/>
-        <w:rPr>
-          <w:rFonts w:ascii="Times New Roman" w:hAnsi="Times New Roman" w:eastAsia="Times New Roman" w:cs="Times New Roman"/>
-          <w:sz w:val="28"/>
-          <w:szCs w:val="28"/>
-        </w:rPr>
-      </w:pPr>
-      <w:r>
-        <w:br w:type="page"/>
-      </w:r>
-    </w:p>
-    <w:p xmlns:wp14="http://schemas.microsoft.com/office/word/2010/wordml" wp14:textId="77777777">
-      <w:pPr>
+    <w:p xmlns:wp14="http://schemas.microsoft.com/office/word/2010/wordml" wp14:textId="35BD0B61">
+      <w:pPr>
+        <w:pStyle w:val="Normal"/>
         <w:jc w:val="both"/>
         <w:rPr>
           <w:rFonts w:ascii="Times New Roman" w:hAnsi="Times New Roman" w:eastAsia="Times New Roman" w:cs="Times New Roman"/>
@@ -4607,27 +6867,31 @@
     </w:p>
     <w:tbl>
       <w:tblPr>
-        <w:tblStyle w:val="af0"/>
         <w:tblW w:w="8640" w:type="dxa"/>
         <w:tblInd w:w="720" w:type="dxa"/>
         <w:tblBorders>
-          <w:top w:val="single" w:color="000000" w:sz="8" w:space="0"/>
-          <w:left w:val="single" w:color="000000" w:sz="8" w:space="0"/>
-          <w:bottom w:val="single" w:color="000000" w:sz="8" w:space="0"/>
-          <w:right w:val="single" w:color="000000" w:sz="8" w:space="0"/>
-          <w:insideH w:val="single" w:color="000000" w:sz="8" w:space="0"/>
-          <w:insideV w:val="single" w:color="000000" w:sz="8" w:space="0"/>
+          <w:top w:val="single" w:color="000000" w:themeColor="text1" w:sz="8" w:space="0"/>
+          <w:left w:val="single" w:color="000000" w:themeColor="text1" w:sz="8" w:space="0"/>
+          <w:bottom w:val="single" w:color="000000" w:themeColor="text1" w:sz="8" w:space="0"/>
+          <w:right w:val="single" w:color="000000" w:themeColor="text1" w:sz="8" w:space="0"/>
+          <w:insideH w:val="single" w:color="000000" w:themeColor="text1" w:sz="8" w:space="0"/>
+          <w:insideV w:val="single" w:color="000000" w:themeColor="text1" w:sz="8" w:space="0"/>
         </w:tblBorders>
         <w:tblLayout w:type="fixed"/>
         <w:tblLook w:val="0600" w:firstRow="0" w:lastRow="0" w:firstColumn="0" w:lastColumn="0" w:noHBand="1" w:noVBand="1"/>
       </w:tblPr>
       <w:tblGrid>
-        <w:gridCol w:w="8640"/>
+        <w:gridCol w:w="4320"/>
+        <w:gridCol w:w="4320"/>
       </w:tblGrid>
       <w:tr xmlns:wp14="http://schemas.microsoft.com/office/word/2010/wordml" wp14:textId="77777777">
+        <w:trPr>
+          <w:trHeight w:val="300"/>
+        </w:trPr>
         <w:tc>
           <w:tcPr>
             <w:tcW w:w="8640" w:type="dxa"/>
+            <w:gridSpan w:val="2"/>
             <w:shd w:val="clear" w:color="auto" w:fill="auto"/>
             <w:tcMar>
               <w:top w:w="100" w:type="dxa"/>
@@ -4636,17 +6900,806 @@
               <w:right w:w="100" w:type="dxa"/>
             </w:tcMar>
           </w:tcPr>
-          <w:p wp14:textId="77777777">
-            <w:pPr>
-              <w:widowControl w:val="0"/>
-              <w:pBdr>
-                <w:top w:val="nil"/>
-                <w:left w:val="nil"/>
-                <w:bottom w:val="nil"/>
-                <w:right w:val="nil"/>
-                <w:between w:val="nil"/>
-              </w:pBdr>
-              <w:spacing w:line="240" w:lineRule="auto"/>
+          <w:p wp14:textId="396CFDCE">
+            <w:pPr>
+              <w:pStyle w:val="Normal"/>
+              <w:widowControl w:val="0"/>
+              <w:pBdr>
+                <w:top w:val="nil" w:color="000000" w:sz="0" w:space="0"/>
+                <w:left w:val="nil" w:color="000000" w:sz="0" w:space="0"/>
+                <w:bottom w:val="nil" w:color="000000" w:sz="0" w:space="0"/>
+                <w:right w:val="nil" w:color="000000" w:sz="0" w:space="0"/>
+                <w:between w:val="nil" w:color="000000" w:sz="0" w:space="0"/>
+              </w:pBdr>
+              <w:spacing w:line="240" w:lineRule="auto"/>
+              <w:rPr>
+                <w:b w:val="1"/>
+                <w:bCs w:val="1"/>
+              </w:rPr>
+            </w:pPr>
+            <w:r>
+              <w:rPr>
+                <w:b w:val="1"/>
+                <w:bCs w:val="1"/>
+              </w:rPr>
+              <w:t xml:space="preserve">  Use command “Python wordnet.py” in the project directory to run this code</w:t>
+            </w:r>
+          </w:p>
+          <w:p wp14:textId="5BCFCB53">
+            <w:pPr>
+              <w:pStyle w:val="Normal"/>
+              <w:widowControl w:val="0"/>
+              <w:pBdr>
+                <w:top w:val="nil" w:color="000000" w:sz="0" w:space="0"/>
+                <w:left w:val="nil" w:color="000000" w:sz="0" w:space="0"/>
+                <w:bottom w:val="nil" w:color="000000" w:sz="0" w:space="0"/>
+                <w:right w:val="nil" w:color="000000" w:sz="0" w:space="0"/>
+                <w:between w:val="nil" w:color="000000" w:sz="0" w:space="0"/>
+              </w:pBdr>
+              <w:spacing w:line="240" w:lineRule="auto"/>
+              <w:rPr/>
+            </w:pPr>
+            <w:r>
+              <w:drawing>
+                <wp:inline xmlns:wp14="http://schemas.microsoft.com/office/word/2010/wordprocessingDrawing" wp14:editId="4D6068F1" wp14:anchorId="594B2978">
+                  <wp:extent cx="3360711" cy="906858"/>
+                  <wp:effectExtent l="0" t="0" r="0" b="0"/>
+                  <wp:docPr id="963434233" name="" title=""/>
+                  <wp:cNvGraphicFramePr>
+                    <a:graphicFrameLocks noChangeAspect="1"/>
+                  </wp:cNvGraphicFramePr>
+                  <a:graphic>
+                    <a:graphicData uri="http://schemas.openxmlformats.org/drawingml/2006/picture">
+                      <pic:pic>
+                        <pic:nvPicPr>
+                          <pic:cNvPr id="0" name=""/>
+                          <pic:cNvPicPr/>
+                        </pic:nvPicPr>
+                        <pic:blipFill>
+                          <a:blip r:embed="R9f2ee79408f84579">
+                            <a:extLst>
+                              <a:ext xmlns:a="http://schemas.openxmlformats.org/drawingml/2006/main" uri="{28A0092B-C50C-407E-A947-70E740481C1C}">
+                                <a14:useLocalDpi val="0"/>
+                              </a:ext>
+                            </a:extLst>
+                          </a:blip>
+                          <a:stretch>
+                            <a:fillRect/>
+                          </a:stretch>
+                        </pic:blipFill>
+                        <pic:spPr>
+                          <a:xfrm>
+                            <a:off x="0" y="0"/>
+                            <a:ext cx="3360711" cy="906858"/>
+                          </a:xfrm>
+                          <a:prstGeom prst="rect">
+                            <a:avLst/>
+                          </a:prstGeom>
+                        </pic:spPr>
+                      </pic:pic>
+                    </a:graphicData>
+                  </a:graphic>
+                </wp:inline>
+              </w:drawing>
+            </w:r>
+          </w:p>
+          <w:p wp14:textId="01B2E23E">
+            <w:pPr>
+              <w:pStyle w:val="ListParagraph"/>
+              <w:widowControl w:val="0"/>
+              <w:numPr>
+                <w:ilvl w:val="0"/>
+                <w:numId w:val="28"/>
+              </w:numPr>
+              <w:pBdr>
+                <w:top w:val="nil" w:color="000000" w:sz="0" w:space="0"/>
+                <w:left w:val="nil" w:color="000000" w:sz="0" w:space="0"/>
+                <w:bottom w:val="nil" w:color="000000" w:sz="0" w:space="0"/>
+                <w:right w:val="nil" w:color="000000" w:sz="0" w:space="0"/>
+                <w:between w:val="nil" w:color="000000" w:sz="0" w:space="0"/>
+              </w:pBdr>
+              <w:spacing w:line="240" w:lineRule="auto"/>
+              <w:rPr>
+                <w:rFonts w:ascii="Times New Roman" w:hAnsi="Times New Roman" w:eastAsia="Times New Roman" w:cs="Times New Roman"/>
+                <w:sz w:val="28"/>
+                <w:szCs w:val="28"/>
+              </w:rPr>
+            </w:pPr>
+            <w:r>
+              <w:rPr>
+                <w:rFonts w:ascii="Times New Roman" w:hAnsi="Times New Roman" w:eastAsia="Times New Roman" w:cs="Times New Roman"/>
+                <w:sz w:val="28"/>
+                <w:szCs w:val="28"/>
+              </w:rPr>
+              <w:t>Fucntion to print synsets along with definition</w:t>
+            </w:r>
+          </w:p>
+        </w:tc>
+      </w:tr>
+      <w:tr>
+        <w:trPr>
+          <w:trHeight w:val="300"/>
+        </w:trPr>
+        <w:tc>
+          <w:tcPr>
+            <w:tcW w:w="4320" w:type="dxa"/>
+            <w:shd w:val="clear" w:color="auto" w:fill="auto"/>
+            <w:tcMar>
+              <w:top w:w="100" w:type="dxa"/>
+              <w:left w:w="100" w:type="dxa"/>
+              <w:bottom w:w="100" w:type="dxa"/>
+              <w:right w:w="100" w:type="dxa"/>
+            </w:tcMar>
+          </w:tcPr>
+          <w:p>
+            <w:pPr>
+              <w:pStyle w:val="Normal"/>
+              <w:widowControl w:val="0"/>
+              <w:pBdr>
+                <w:top w:val="nil" w:color="000000" w:sz="0" w:space="0"/>
+                <w:left w:val="nil" w:color="000000" w:sz="0" w:space="0"/>
+                <w:bottom w:val="nil" w:color="000000" w:sz="0" w:space="0"/>
+                <w:right w:val="nil" w:color="000000" w:sz="0" w:space="0"/>
+                <w:between w:val="nil" w:color="000000" w:sz="0" w:space="0"/>
+              </w:pBdr>
+              <w:spacing w:line="240" w:lineRule="auto"/>
+              <w:rPr/>
+            </w:pPr>
+            <w:r>
+              <w:rPr>
+                <w:rFonts w:ascii="Times New Roman" w:hAnsi="Times New Roman" w:eastAsia="Times New Roman" w:cs="Times New Roman"/>
+                <w:sz w:val="28"/>
+                <w:szCs w:val="28"/>
+              </w:rPr>
+              <w:t>Synsets for 'progress':</w:t>
+            </w:r>
+          </w:p>
+          <w:p>
+            <w:pPr>
+              <w:pStyle w:val="Normal"/>
+              <w:widowControl w:val="0"/>
+              <w:pBdr>
+                <w:top w:val="nil" w:color="000000" w:sz="0" w:space="0"/>
+                <w:left w:val="nil" w:color="000000" w:sz="0" w:space="0"/>
+                <w:bottom w:val="nil" w:color="000000" w:sz="0" w:space="0"/>
+                <w:right w:val="nil" w:color="000000" w:sz="0" w:space="0"/>
+                <w:between w:val="nil" w:color="000000" w:sz="0" w:space="0"/>
+              </w:pBdr>
+              <w:spacing w:line="240" w:lineRule="auto"/>
+              <w:rPr/>
+            </w:pPr>
+            <w:r>
+              <w:rPr>
+                <w:rFonts w:ascii="Times New Roman" w:hAnsi="Times New Roman" w:eastAsia="Times New Roman" w:cs="Times New Roman"/>
+                <w:sz w:val="28"/>
+                <w:szCs w:val="28"/>
+              </w:rPr>
+              <w:t>- advancement.n.03</w:t>
+            </w:r>
+          </w:p>
+          <w:p>
+            <w:pPr>
+              <w:pStyle w:val="Normal"/>
+              <w:widowControl w:val="0"/>
+              <w:pBdr>
+                <w:top w:val="nil" w:color="000000" w:sz="0" w:space="0"/>
+                <w:left w:val="nil" w:color="000000" w:sz="0" w:space="0"/>
+                <w:bottom w:val="nil" w:color="000000" w:sz="0" w:space="0"/>
+                <w:right w:val="nil" w:color="000000" w:sz="0" w:space="0"/>
+                <w:between w:val="nil" w:color="000000" w:sz="0" w:space="0"/>
+              </w:pBdr>
+              <w:spacing w:line="240" w:lineRule="auto"/>
+              <w:rPr/>
+            </w:pPr>
+            <w:r>
+              <w:rPr>
+                <w:rFonts w:ascii="Times New Roman" w:hAnsi="Times New Roman" w:eastAsia="Times New Roman" w:cs="Times New Roman"/>
+                <w:sz w:val="28"/>
+                <w:szCs w:val="28"/>
+              </w:rPr>
+              <w:t>- progress.n.02</w:t>
+            </w:r>
+          </w:p>
+          <w:p>
+            <w:pPr>
+              <w:pStyle w:val="Normal"/>
+              <w:widowControl w:val="0"/>
+              <w:pBdr>
+                <w:top w:val="nil" w:color="000000" w:sz="0" w:space="0"/>
+                <w:left w:val="nil" w:color="000000" w:sz="0" w:space="0"/>
+                <w:bottom w:val="nil" w:color="000000" w:sz="0" w:space="0"/>
+                <w:right w:val="nil" w:color="000000" w:sz="0" w:space="0"/>
+                <w:between w:val="nil" w:color="000000" w:sz="0" w:space="0"/>
+              </w:pBdr>
+              <w:spacing w:line="240" w:lineRule="auto"/>
+              <w:rPr/>
+            </w:pPr>
+            <w:r>
+              <w:rPr>
+                <w:rFonts w:ascii="Times New Roman" w:hAnsi="Times New Roman" w:eastAsia="Times New Roman" w:cs="Times New Roman"/>
+                <w:sz w:val="28"/>
+                <w:szCs w:val="28"/>
+              </w:rPr>
+              <w:t>- progress.n.03</w:t>
+            </w:r>
+          </w:p>
+          <w:p>
+            <w:pPr>
+              <w:pStyle w:val="Normal"/>
+              <w:widowControl w:val="0"/>
+              <w:pBdr>
+                <w:top w:val="nil" w:color="000000" w:sz="0" w:space="0"/>
+                <w:left w:val="nil" w:color="000000" w:sz="0" w:space="0"/>
+                <w:bottom w:val="nil" w:color="000000" w:sz="0" w:space="0"/>
+                <w:right w:val="nil" w:color="000000" w:sz="0" w:space="0"/>
+                <w:between w:val="nil" w:color="000000" w:sz="0" w:space="0"/>
+              </w:pBdr>
+              <w:spacing w:line="240" w:lineRule="auto"/>
+              <w:rPr/>
+            </w:pPr>
+            <w:r>
+              <w:rPr>
+                <w:rFonts w:ascii="Times New Roman" w:hAnsi="Times New Roman" w:eastAsia="Times New Roman" w:cs="Times New Roman"/>
+                <w:sz w:val="28"/>
+                <w:szCs w:val="28"/>
+              </w:rPr>
+              <w:t>- progress.v.01</w:t>
+            </w:r>
+          </w:p>
+          <w:p>
+            <w:pPr>
+              <w:pStyle w:val="Normal"/>
+              <w:widowControl w:val="0"/>
+              <w:pBdr>
+                <w:top w:val="nil" w:color="000000" w:sz="0" w:space="0"/>
+                <w:left w:val="nil" w:color="000000" w:sz="0" w:space="0"/>
+                <w:bottom w:val="nil" w:color="000000" w:sz="0" w:space="0"/>
+                <w:right w:val="nil" w:color="000000" w:sz="0" w:space="0"/>
+                <w:between w:val="nil" w:color="000000" w:sz="0" w:space="0"/>
+              </w:pBdr>
+              <w:spacing w:line="240" w:lineRule="auto"/>
+              <w:rPr/>
+            </w:pPr>
+            <w:r>
+              <w:rPr>
+                <w:rFonts w:ascii="Times New Roman" w:hAnsi="Times New Roman" w:eastAsia="Times New Roman" w:cs="Times New Roman"/>
+                <w:sz w:val="28"/>
+                <w:szCs w:val="28"/>
+              </w:rPr>
+              <w:t>- advance.v.01</w:t>
+            </w:r>
+          </w:p>
+          <w:p>
+            <w:pPr>
+              <w:pStyle w:val="Normal"/>
+              <w:widowControl w:val="0"/>
+              <w:pBdr>
+                <w:top w:val="nil" w:color="000000" w:sz="0" w:space="0"/>
+                <w:left w:val="nil" w:color="000000" w:sz="0" w:space="0"/>
+                <w:bottom w:val="nil" w:color="000000" w:sz="0" w:space="0"/>
+                <w:right w:val="nil" w:color="000000" w:sz="0" w:space="0"/>
+                <w:between w:val="nil" w:color="000000" w:sz="0" w:space="0"/>
+              </w:pBdr>
+              <w:spacing w:line="240" w:lineRule="auto"/>
+              <w:rPr/>
+            </w:pPr>
+            <w:r>
+              <w:rPr>
+                <w:rFonts w:ascii="Times New Roman" w:hAnsi="Times New Roman" w:eastAsia="Times New Roman" w:cs="Times New Roman"/>
+                <w:sz w:val="28"/>
+                <w:szCs w:val="28"/>
+              </w:rPr>
+              <w:t>- build_up.v.02</w:t>
+            </w:r>
+          </w:p>
+          <w:p>
+            <w:pPr>
+              <w:pStyle w:val="Normal"/>
+              <w:spacing w:line="240" w:lineRule="auto"/>
+              <w:rPr>
+                <w:b w:val="1"/>
+                <w:bCs w:val="1"/>
+              </w:rPr>
+            </w:pPr>
+          </w:p>
+        </w:tc>
+        <w:tc>
+          <w:tcPr>
+            <w:tcW w:w="4320" w:type="dxa"/>
+            <w:shd w:val="clear" w:color="auto" w:fill="auto"/>
+            <w:tcMar>
+              <w:top w:w="100" w:type="dxa"/>
+              <w:left w:w="100" w:type="dxa"/>
+              <w:bottom w:w="100" w:type="dxa"/>
+              <w:right w:w="100" w:type="dxa"/>
+            </w:tcMar>
+          </w:tcPr>
+          <w:p>
+            <w:pPr>
+              <w:pStyle w:val="Normal"/>
+              <w:widowControl w:val="0"/>
+              <w:pBdr>
+                <w:top w:val="nil" w:color="000000" w:sz="0" w:space="0"/>
+                <w:left w:val="nil" w:color="000000" w:sz="0" w:space="0"/>
+                <w:bottom w:val="nil" w:color="000000" w:sz="0" w:space="0"/>
+                <w:right w:val="nil" w:color="000000" w:sz="0" w:space="0"/>
+                <w:between w:val="nil" w:color="000000" w:sz="0" w:space="0"/>
+              </w:pBdr>
+              <w:spacing w:line="240" w:lineRule="auto"/>
+              <w:rPr/>
+            </w:pPr>
+            <w:r>
+              <w:rPr>
+                <w:rFonts w:ascii="Times New Roman" w:hAnsi="Times New Roman" w:eastAsia="Times New Roman" w:cs="Times New Roman"/>
+                <w:sz w:val="28"/>
+                <w:szCs w:val="28"/>
+              </w:rPr>
+              <w:t>Synsets for 'advance':</w:t>
+            </w:r>
+          </w:p>
+          <w:p>
+            <w:pPr>
+              <w:pStyle w:val="Normal"/>
+              <w:widowControl w:val="0"/>
+              <w:pBdr>
+                <w:top w:val="nil" w:color="000000" w:sz="0" w:space="0"/>
+                <w:left w:val="nil" w:color="000000" w:sz="0" w:space="0"/>
+                <w:bottom w:val="nil" w:color="000000" w:sz="0" w:space="0"/>
+                <w:right w:val="nil" w:color="000000" w:sz="0" w:space="0"/>
+                <w:between w:val="nil" w:color="000000" w:sz="0" w:space="0"/>
+              </w:pBdr>
+              <w:spacing w:line="240" w:lineRule="auto"/>
+              <w:rPr/>
+            </w:pPr>
+            <w:r>
+              <w:rPr>
+                <w:rFonts w:ascii="Times New Roman" w:hAnsi="Times New Roman" w:eastAsia="Times New Roman" w:cs="Times New Roman"/>
+                <w:sz w:val="28"/>
+                <w:szCs w:val="28"/>
+              </w:rPr>
+              <w:t>- progress.n.03</w:t>
+            </w:r>
+          </w:p>
+          <w:p>
+            <w:pPr>
+              <w:pStyle w:val="Normal"/>
+              <w:widowControl w:val="0"/>
+              <w:pBdr>
+                <w:top w:val="nil" w:color="000000" w:sz="0" w:space="0"/>
+                <w:left w:val="nil" w:color="000000" w:sz="0" w:space="0"/>
+                <w:bottom w:val="nil" w:color="000000" w:sz="0" w:space="0"/>
+                <w:right w:val="nil" w:color="000000" w:sz="0" w:space="0"/>
+                <w:between w:val="nil" w:color="000000" w:sz="0" w:space="0"/>
+              </w:pBdr>
+              <w:spacing w:line="240" w:lineRule="auto"/>
+              <w:rPr/>
+            </w:pPr>
+            <w:r>
+              <w:rPr>
+                <w:rFonts w:ascii="Times New Roman" w:hAnsi="Times New Roman" w:eastAsia="Times New Roman" w:cs="Times New Roman"/>
+                <w:sz w:val="28"/>
+                <w:szCs w:val="28"/>
+              </w:rPr>
+              <w:t>- improvement.n.01</w:t>
+            </w:r>
+          </w:p>
+          <w:p>
+            <w:pPr>
+              <w:pStyle w:val="Normal"/>
+              <w:widowControl w:val="0"/>
+              <w:pBdr>
+                <w:top w:val="nil" w:color="000000" w:sz="0" w:space="0"/>
+                <w:left w:val="nil" w:color="000000" w:sz="0" w:space="0"/>
+                <w:bottom w:val="nil" w:color="000000" w:sz="0" w:space="0"/>
+                <w:right w:val="nil" w:color="000000" w:sz="0" w:space="0"/>
+                <w:between w:val="nil" w:color="000000" w:sz="0" w:space="0"/>
+              </w:pBdr>
+              <w:spacing w:line="240" w:lineRule="auto"/>
+              <w:rPr/>
+            </w:pPr>
+            <w:r>
+              <w:rPr>
+                <w:rFonts w:ascii="Times New Roman" w:hAnsi="Times New Roman" w:eastAsia="Times New Roman" w:cs="Times New Roman"/>
+                <w:sz w:val="28"/>
+                <w:szCs w:val="28"/>
+              </w:rPr>
+              <w:t>- overture.n.03</w:t>
+            </w:r>
+          </w:p>
+          <w:p>
+            <w:pPr>
+              <w:pStyle w:val="Normal"/>
+              <w:widowControl w:val="0"/>
+              <w:pBdr>
+                <w:top w:val="nil" w:color="000000" w:sz="0" w:space="0"/>
+                <w:left w:val="nil" w:color="000000" w:sz="0" w:space="0"/>
+                <w:bottom w:val="nil" w:color="000000" w:sz="0" w:space="0"/>
+                <w:right w:val="nil" w:color="000000" w:sz="0" w:space="0"/>
+                <w:between w:val="nil" w:color="000000" w:sz="0" w:space="0"/>
+              </w:pBdr>
+              <w:spacing w:line="240" w:lineRule="auto"/>
+              <w:rPr/>
+            </w:pPr>
+            <w:r>
+              <w:rPr>
+                <w:rFonts w:ascii="Times New Roman" w:hAnsi="Times New Roman" w:eastAsia="Times New Roman" w:cs="Times New Roman"/>
+                <w:sz w:val="28"/>
+                <w:szCs w:val="28"/>
+              </w:rPr>
+              <w:t>- progress.n.02</w:t>
+            </w:r>
+          </w:p>
+          <w:p>
+            <w:pPr>
+              <w:pStyle w:val="Normal"/>
+              <w:widowControl w:val="0"/>
+              <w:pBdr>
+                <w:top w:val="nil" w:color="000000" w:sz="0" w:space="0"/>
+                <w:left w:val="nil" w:color="000000" w:sz="0" w:space="0"/>
+                <w:bottom w:val="nil" w:color="000000" w:sz="0" w:space="0"/>
+                <w:right w:val="nil" w:color="000000" w:sz="0" w:space="0"/>
+                <w:between w:val="nil" w:color="000000" w:sz="0" w:space="0"/>
+              </w:pBdr>
+              <w:spacing w:line="240" w:lineRule="auto"/>
+              <w:rPr/>
+            </w:pPr>
+            <w:r>
+              <w:rPr>
+                <w:rFonts w:ascii="Times New Roman" w:hAnsi="Times New Roman" w:eastAsia="Times New Roman" w:cs="Times New Roman"/>
+                <w:sz w:val="28"/>
+                <w:szCs w:val="28"/>
+              </w:rPr>
+              <w:t>- advance.n.05</w:t>
+            </w:r>
+          </w:p>
+          <w:p>
+            <w:pPr>
+              <w:pStyle w:val="Normal"/>
+              <w:widowControl w:val="0"/>
+              <w:pBdr>
+                <w:top w:val="nil" w:color="000000" w:sz="0" w:space="0"/>
+                <w:left w:val="nil" w:color="000000" w:sz="0" w:space="0"/>
+                <w:bottom w:val="nil" w:color="000000" w:sz="0" w:space="0"/>
+                <w:right w:val="nil" w:color="000000" w:sz="0" w:space="0"/>
+                <w:between w:val="nil" w:color="000000" w:sz="0" w:space="0"/>
+              </w:pBdr>
+              <w:spacing w:line="240" w:lineRule="auto"/>
+              <w:rPr/>
+            </w:pPr>
+            <w:r>
+              <w:rPr>
+                <w:rFonts w:ascii="Times New Roman" w:hAnsi="Times New Roman" w:eastAsia="Times New Roman" w:cs="Times New Roman"/>
+                <w:sz w:val="28"/>
+                <w:szCs w:val="28"/>
+              </w:rPr>
+              <w:t>- advance.n.06</w:t>
+            </w:r>
+          </w:p>
+          <w:p>
+            <w:pPr>
+              <w:pStyle w:val="Normal"/>
+              <w:widowControl w:val="0"/>
+              <w:pBdr>
+                <w:top w:val="nil" w:color="000000" w:sz="0" w:space="0"/>
+                <w:left w:val="nil" w:color="000000" w:sz="0" w:space="0"/>
+                <w:bottom w:val="nil" w:color="000000" w:sz="0" w:space="0"/>
+                <w:right w:val="nil" w:color="000000" w:sz="0" w:space="0"/>
+                <w:between w:val="nil" w:color="000000" w:sz="0" w:space="0"/>
+              </w:pBdr>
+              <w:spacing w:line="240" w:lineRule="auto"/>
+              <w:rPr/>
+            </w:pPr>
+            <w:r>
+              <w:rPr>
+                <w:rFonts w:ascii="Times New Roman" w:hAnsi="Times New Roman" w:eastAsia="Times New Roman" w:cs="Times New Roman"/>
+                <w:sz w:val="28"/>
+                <w:szCs w:val="28"/>
+              </w:rPr>
+              <w:t>- advance.v.01</w:t>
+            </w:r>
+          </w:p>
+          <w:p>
+            <w:pPr>
+              <w:pStyle w:val="Normal"/>
+              <w:widowControl w:val="0"/>
+              <w:pBdr>
+                <w:top w:val="nil" w:color="000000" w:sz="0" w:space="0"/>
+                <w:left w:val="nil" w:color="000000" w:sz="0" w:space="0"/>
+                <w:bottom w:val="nil" w:color="000000" w:sz="0" w:space="0"/>
+                <w:right w:val="nil" w:color="000000" w:sz="0" w:space="0"/>
+                <w:between w:val="nil" w:color="000000" w:sz="0" w:space="0"/>
+              </w:pBdr>
+              <w:spacing w:line="240" w:lineRule="auto"/>
+              <w:rPr/>
+            </w:pPr>
+            <w:r>
+              <w:rPr>
+                <w:rFonts w:ascii="Times New Roman" w:hAnsi="Times New Roman" w:eastAsia="Times New Roman" w:cs="Times New Roman"/>
+                <w:sz w:val="28"/>
+                <w:szCs w:val="28"/>
+              </w:rPr>
+              <w:t>- advance.v.02</w:t>
+            </w:r>
+          </w:p>
+          <w:p>
+            <w:pPr>
+              <w:pStyle w:val="Normal"/>
+              <w:widowControl w:val="0"/>
+              <w:pBdr>
+                <w:top w:val="nil" w:color="000000" w:sz="0" w:space="0"/>
+                <w:left w:val="nil" w:color="000000" w:sz="0" w:space="0"/>
+                <w:bottom w:val="nil" w:color="000000" w:sz="0" w:space="0"/>
+                <w:right w:val="nil" w:color="000000" w:sz="0" w:space="0"/>
+                <w:between w:val="nil" w:color="000000" w:sz="0" w:space="0"/>
+              </w:pBdr>
+              <w:spacing w:line="240" w:lineRule="auto"/>
+              <w:rPr/>
+            </w:pPr>
+            <w:r>
+              <w:rPr>
+                <w:rFonts w:ascii="Times New Roman" w:hAnsi="Times New Roman" w:eastAsia="Times New Roman" w:cs="Times New Roman"/>
+                <w:sz w:val="28"/>
+                <w:szCs w:val="28"/>
+              </w:rPr>
+              <w:t>- boost.v.04</w:t>
+            </w:r>
+          </w:p>
+          <w:p>
+            <w:pPr>
+              <w:pStyle w:val="Normal"/>
+              <w:widowControl w:val="0"/>
+              <w:pBdr>
+                <w:top w:val="nil" w:color="000000" w:sz="0" w:space="0"/>
+                <w:left w:val="nil" w:color="000000" w:sz="0" w:space="0"/>
+                <w:bottom w:val="nil" w:color="000000" w:sz="0" w:space="0"/>
+                <w:right w:val="nil" w:color="000000" w:sz="0" w:space="0"/>
+                <w:between w:val="nil" w:color="000000" w:sz="0" w:space="0"/>
+              </w:pBdr>
+              <w:spacing w:line="240" w:lineRule="auto"/>
+              <w:rPr/>
+            </w:pPr>
+            <w:r>
+              <w:rPr>
+                <w:rFonts w:ascii="Times New Roman" w:hAnsi="Times New Roman" w:eastAsia="Times New Roman" w:cs="Times New Roman"/>
+                <w:sz w:val="28"/>
+                <w:szCs w:val="28"/>
+              </w:rPr>
+              <w:t>- promote.v.01</w:t>
+            </w:r>
+          </w:p>
+          <w:p>
+            <w:pPr>
+              <w:pStyle w:val="Normal"/>
+              <w:widowControl w:val="0"/>
+              <w:pBdr>
+                <w:top w:val="nil" w:color="000000" w:sz="0" w:space="0"/>
+                <w:left w:val="nil" w:color="000000" w:sz="0" w:space="0"/>
+                <w:bottom w:val="nil" w:color="000000" w:sz="0" w:space="0"/>
+                <w:right w:val="nil" w:color="000000" w:sz="0" w:space="0"/>
+                <w:between w:val="nil" w:color="000000" w:sz="0" w:space="0"/>
+              </w:pBdr>
+              <w:spacing w:line="240" w:lineRule="auto"/>
+              <w:rPr/>
+            </w:pPr>
+            <w:r>
+              <w:rPr>
+                <w:rFonts w:ascii="Times New Roman" w:hAnsi="Times New Roman" w:eastAsia="Times New Roman" w:cs="Times New Roman"/>
+                <w:sz w:val="28"/>
+                <w:szCs w:val="28"/>
+              </w:rPr>
+              <w:t>- advance.v.05</w:t>
+            </w:r>
+          </w:p>
+          <w:p>
+            <w:pPr>
+              <w:pStyle w:val="Normal"/>
+              <w:widowControl w:val="0"/>
+              <w:pBdr>
+                <w:top w:val="nil" w:color="000000" w:sz="0" w:space="0"/>
+                <w:left w:val="nil" w:color="000000" w:sz="0" w:space="0"/>
+                <w:bottom w:val="nil" w:color="000000" w:sz="0" w:space="0"/>
+                <w:right w:val="nil" w:color="000000" w:sz="0" w:space="0"/>
+                <w:between w:val="nil" w:color="000000" w:sz="0" w:space="0"/>
+              </w:pBdr>
+              <w:spacing w:line="240" w:lineRule="auto"/>
+              <w:rPr/>
+            </w:pPr>
+            <w:r>
+              <w:rPr>
+                <w:rFonts w:ascii="Times New Roman" w:hAnsi="Times New Roman" w:eastAsia="Times New Roman" w:cs="Times New Roman"/>
+                <w:sz w:val="28"/>
+                <w:szCs w:val="28"/>
+              </w:rPr>
+              <w:t>- gain.v.05</w:t>
+            </w:r>
+          </w:p>
+          <w:p>
+            <w:pPr>
+              <w:pStyle w:val="Normal"/>
+              <w:widowControl w:val="0"/>
+              <w:pBdr>
+                <w:top w:val="nil" w:color="000000" w:sz="0" w:space="0"/>
+                <w:left w:val="nil" w:color="000000" w:sz="0" w:space="0"/>
+                <w:bottom w:val="nil" w:color="000000" w:sz="0" w:space="0"/>
+                <w:right w:val="nil" w:color="000000" w:sz="0" w:space="0"/>
+                <w:between w:val="nil" w:color="000000" w:sz="0" w:space="0"/>
+              </w:pBdr>
+              <w:spacing w:line="240" w:lineRule="auto"/>
+              <w:rPr/>
+            </w:pPr>
+            <w:r>
+              <w:rPr>
+                <w:rFonts w:ascii="Times New Roman" w:hAnsi="Times New Roman" w:eastAsia="Times New Roman" w:cs="Times New Roman"/>
+                <w:sz w:val="28"/>
+                <w:szCs w:val="28"/>
+              </w:rPr>
+              <w:t>- progress.v.01</w:t>
+            </w:r>
+          </w:p>
+          <w:p>
+            <w:pPr>
+              <w:pStyle w:val="Normal"/>
+              <w:widowControl w:val="0"/>
+              <w:pBdr>
+                <w:top w:val="nil" w:color="000000" w:sz="0" w:space="0"/>
+                <w:left w:val="nil" w:color="000000" w:sz="0" w:space="0"/>
+                <w:bottom w:val="nil" w:color="000000" w:sz="0" w:space="0"/>
+                <w:right w:val="nil" w:color="000000" w:sz="0" w:space="0"/>
+                <w:between w:val="nil" w:color="000000" w:sz="0" w:space="0"/>
+              </w:pBdr>
+              <w:spacing w:line="240" w:lineRule="auto"/>
+              <w:rPr/>
+            </w:pPr>
+            <w:r>
+              <w:rPr>
+                <w:rFonts w:ascii="Times New Roman" w:hAnsi="Times New Roman" w:eastAsia="Times New Roman" w:cs="Times New Roman"/>
+                <w:sz w:val="28"/>
+                <w:szCs w:val="28"/>
+              </w:rPr>
+              <w:t>- advance.v.08</w:t>
+            </w:r>
+          </w:p>
+          <w:p>
+            <w:pPr>
+              <w:pStyle w:val="Normal"/>
+              <w:widowControl w:val="0"/>
+              <w:pBdr>
+                <w:top w:val="nil" w:color="000000" w:sz="0" w:space="0"/>
+                <w:left w:val="nil" w:color="000000" w:sz="0" w:space="0"/>
+                <w:bottom w:val="nil" w:color="000000" w:sz="0" w:space="0"/>
+                <w:right w:val="nil" w:color="000000" w:sz="0" w:space="0"/>
+                <w:between w:val="nil" w:color="000000" w:sz="0" w:space="0"/>
+              </w:pBdr>
+              <w:spacing w:line="240" w:lineRule="auto"/>
+              <w:rPr/>
+            </w:pPr>
+            <w:r>
+              <w:rPr>
+                <w:rFonts w:ascii="Times New Roman" w:hAnsi="Times New Roman" w:eastAsia="Times New Roman" w:cs="Times New Roman"/>
+                <w:sz w:val="28"/>
+                <w:szCs w:val="28"/>
+              </w:rPr>
+              <w:t>- promote.v.02</w:t>
+            </w:r>
+          </w:p>
+          <w:p>
+            <w:pPr>
+              <w:pStyle w:val="Normal"/>
+              <w:widowControl w:val="0"/>
+              <w:pBdr>
+                <w:top w:val="nil" w:color="000000" w:sz="0" w:space="0"/>
+                <w:left w:val="nil" w:color="000000" w:sz="0" w:space="0"/>
+                <w:bottom w:val="nil" w:color="000000" w:sz="0" w:space="0"/>
+                <w:right w:val="nil" w:color="000000" w:sz="0" w:space="0"/>
+                <w:between w:val="nil" w:color="000000" w:sz="0" w:space="0"/>
+              </w:pBdr>
+              <w:spacing w:line="240" w:lineRule="auto"/>
+              <w:rPr/>
+            </w:pPr>
+            <w:r>
+              <w:rPr>
+                <w:rFonts w:ascii="Times New Roman" w:hAnsi="Times New Roman" w:eastAsia="Times New Roman" w:cs="Times New Roman"/>
+                <w:sz w:val="28"/>
+                <w:szCs w:val="28"/>
+              </w:rPr>
+              <w:t>- advance.v.10</w:t>
+            </w:r>
+          </w:p>
+          <w:p>
+            <w:pPr>
+              <w:pStyle w:val="Normal"/>
+              <w:widowControl w:val="0"/>
+              <w:pBdr>
+                <w:top w:val="nil" w:color="000000" w:sz="0" w:space="0"/>
+                <w:left w:val="nil" w:color="000000" w:sz="0" w:space="0"/>
+                <w:bottom w:val="nil" w:color="000000" w:sz="0" w:space="0"/>
+                <w:right w:val="nil" w:color="000000" w:sz="0" w:space="0"/>
+                <w:between w:val="nil" w:color="000000" w:sz="0" w:space="0"/>
+              </w:pBdr>
+              <w:spacing w:line="240" w:lineRule="auto"/>
+              <w:rPr/>
+            </w:pPr>
+            <w:r>
+              <w:rPr>
+                <w:rFonts w:ascii="Times New Roman" w:hAnsi="Times New Roman" w:eastAsia="Times New Roman" w:cs="Times New Roman"/>
+                <w:sz w:val="28"/>
+                <w:szCs w:val="28"/>
+              </w:rPr>
+              <w:t>- advance.v.11</w:t>
+            </w:r>
+          </w:p>
+          <w:p>
+            <w:pPr>
+              <w:pStyle w:val="Normal"/>
+              <w:widowControl w:val="0"/>
+              <w:pBdr>
+                <w:top w:val="nil" w:color="000000" w:sz="0" w:space="0"/>
+                <w:left w:val="nil" w:color="000000" w:sz="0" w:space="0"/>
+                <w:bottom w:val="nil" w:color="000000" w:sz="0" w:space="0"/>
+                <w:right w:val="nil" w:color="000000" w:sz="0" w:space="0"/>
+                <w:between w:val="nil" w:color="000000" w:sz="0" w:space="0"/>
+              </w:pBdr>
+              <w:spacing w:line="240" w:lineRule="auto"/>
+              <w:rPr/>
+            </w:pPr>
+            <w:r>
+              <w:rPr>
+                <w:rFonts w:ascii="Times New Roman" w:hAnsi="Times New Roman" w:eastAsia="Times New Roman" w:cs="Times New Roman"/>
+                <w:sz w:val="28"/>
+                <w:szCs w:val="28"/>
+              </w:rPr>
+              <w:t>- advance.v.12</w:t>
+            </w:r>
+          </w:p>
+          <w:p>
+            <w:pPr>
+              <w:pStyle w:val="Normal"/>
+              <w:widowControl w:val="0"/>
+              <w:pBdr>
+                <w:top w:val="nil" w:color="000000" w:sz="0" w:space="0"/>
+                <w:left w:val="nil" w:color="000000" w:sz="0" w:space="0"/>
+                <w:bottom w:val="nil" w:color="000000" w:sz="0" w:space="0"/>
+                <w:right w:val="nil" w:color="000000" w:sz="0" w:space="0"/>
+                <w:between w:val="nil" w:color="000000" w:sz="0" w:space="0"/>
+              </w:pBdr>
+              <w:spacing w:line="240" w:lineRule="auto"/>
+              <w:rPr/>
+            </w:pPr>
+            <w:r>
+              <w:rPr>
+                <w:rFonts w:ascii="Times New Roman" w:hAnsi="Times New Roman" w:eastAsia="Times New Roman" w:cs="Times New Roman"/>
+                <w:sz w:val="28"/>
+                <w:szCs w:val="28"/>
+              </w:rPr>
+              <w:t>- advance.s.01</w:t>
+            </w:r>
+          </w:p>
+          <w:p>
+            <w:pPr>
+              <w:pStyle w:val="Normal"/>
+              <w:widowControl w:val="0"/>
+              <w:pBdr>
+                <w:top w:val="nil" w:color="000000" w:sz="0" w:space="0"/>
+                <w:left w:val="nil" w:color="000000" w:sz="0" w:space="0"/>
+                <w:bottom w:val="nil" w:color="000000" w:sz="0" w:space="0"/>
+                <w:right w:val="nil" w:color="000000" w:sz="0" w:space="0"/>
+                <w:between w:val="nil" w:color="000000" w:sz="0" w:space="0"/>
+              </w:pBdr>
+              <w:spacing w:line="240" w:lineRule="auto"/>
+              <w:rPr/>
+            </w:pPr>
+            <w:r>
+              <w:rPr>
+                <w:rFonts w:ascii="Times New Roman" w:hAnsi="Times New Roman" w:eastAsia="Times New Roman" w:cs="Times New Roman"/>
+                <w:sz w:val="28"/>
+                <w:szCs w:val="28"/>
+              </w:rPr>
+              <w:t>- advance.s.02</w:t>
+            </w:r>
+          </w:p>
+          <w:p>
+            <w:pPr>
+              <w:pStyle w:val="Normal"/>
               <w:rPr>
                 <w:rFonts w:ascii="Times New Roman" w:hAnsi="Times New Roman" w:eastAsia="Times New Roman" w:cs="Times New Roman"/>
                 <w:sz w:val="28"/>
@@ -4732,23 +7785,668 @@
               <w:right w:w="100" w:type="dxa"/>
             </w:tcMar>
           </w:tcPr>
-          <w:p wp14:textId="77777777">
-            <w:pPr>
-              <w:widowControl w:val="0"/>
-              <w:pBdr>
-                <w:top w:val="nil"/>
-                <w:left w:val="nil"/>
-                <w:bottom w:val="nil"/>
-                <w:right w:val="nil"/>
-                <w:between w:val="nil"/>
-              </w:pBdr>
-              <w:spacing w:line="240" w:lineRule="auto"/>
-              <w:rPr>
-                <w:rFonts w:ascii="Times New Roman" w:hAnsi="Times New Roman" w:eastAsia="Times New Roman" w:cs="Times New Roman"/>
-                <w:sz w:val="28"/>
-                <w:szCs w:val="28"/>
-              </w:rPr>
-            </w:pPr>
+          <w:p wp14:textId="1C32E2F1">
+            <w:pPr>
+              <w:pStyle w:val="Normal"/>
+              <w:widowControl w:val="0"/>
+              <w:pBdr>
+                <w:top w:val="nil" w:color="000000" w:sz="0" w:space="0"/>
+                <w:left w:val="nil" w:color="000000" w:sz="0" w:space="0"/>
+                <w:bottom w:val="nil" w:color="000000" w:sz="0" w:space="0"/>
+                <w:right w:val="nil" w:color="000000" w:sz="0" w:space="0"/>
+                <w:between w:val="nil" w:color="000000" w:sz="0" w:space="0"/>
+              </w:pBdr>
+              <w:spacing w:line="240" w:lineRule="auto"/>
+              <w:rPr/>
+            </w:pPr>
+            <w:r>
+              <w:rPr>
+                <w:rFonts w:ascii="Times New Roman" w:hAnsi="Times New Roman" w:eastAsia="Times New Roman" w:cs="Times New Roman"/>
+                <w:sz w:val="28"/>
+                <w:szCs w:val="28"/>
+              </w:rPr>
+              <w:t>Synsets for 'progress':</w:t>
+            </w:r>
+          </w:p>
+          <w:p wp14:textId="581FB77C">
+            <w:pPr>
+              <w:pStyle w:val="Normal"/>
+              <w:widowControl w:val="0"/>
+              <w:pBdr>
+                <w:top w:val="nil" w:color="000000" w:sz="0" w:space="0"/>
+                <w:left w:val="nil" w:color="000000" w:sz="0" w:space="0"/>
+                <w:bottom w:val="nil" w:color="000000" w:sz="0" w:space="0"/>
+                <w:right w:val="nil" w:color="000000" w:sz="0" w:space="0"/>
+                <w:between w:val="nil" w:color="000000" w:sz="0" w:space="0"/>
+              </w:pBdr>
+              <w:spacing w:line="240" w:lineRule="auto"/>
+              <w:rPr/>
+            </w:pPr>
+            <w:r>
+              <w:rPr>
+                <w:rFonts w:ascii="Times New Roman" w:hAnsi="Times New Roman" w:eastAsia="Times New Roman" w:cs="Times New Roman"/>
+                <w:sz w:val="28"/>
+                <w:szCs w:val="28"/>
+              </w:rPr>
+              <w:t>- advancement.n.03 : gradual improvement or growth or development</w:t>
+            </w:r>
+          </w:p>
+          <w:p wp14:textId="48AD35CB">
+            <w:pPr>
+              <w:pStyle w:val="Normal"/>
+              <w:widowControl w:val="0"/>
+              <w:pBdr>
+                <w:top w:val="nil" w:color="000000" w:sz="0" w:space="0"/>
+                <w:left w:val="nil" w:color="000000" w:sz="0" w:space="0"/>
+                <w:bottom w:val="nil" w:color="000000" w:sz="0" w:space="0"/>
+                <w:right w:val="nil" w:color="000000" w:sz="0" w:space="0"/>
+                <w:between w:val="nil" w:color="000000" w:sz="0" w:space="0"/>
+              </w:pBdr>
+              <w:spacing w:line="240" w:lineRule="auto"/>
+              <w:rPr/>
+            </w:pPr>
+            <w:r>
+              <w:rPr>
+                <w:rFonts w:ascii="Times New Roman" w:hAnsi="Times New Roman" w:eastAsia="Times New Roman" w:cs="Times New Roman"/>
+                <w:sz w:val="28"/>
+                <w:szCs w:val="28"/>
+              </w:rPr>
+              <w:t>- progress.n.02 : the act of moving forward (as toward a goal)</w:t>
+            </w:r>
+          </w:p>
+          <w:p wp14:textId="4A4DD042">
+            <w:pPr>
+              <w:pStyle w:val="Normal"/>
+              <w:widowControl w:val="0"/>
+              <w:pBdr>
+                <w:top w:val="nil" w:color="000000" w:sz="0" w:space="0"/>
+                <w:left w:val="nil" w:color="000000" w:sz="0" w:space="0"/>
+                <w:bottom w:val="nil" w:color="000000" w:sz="0" w:space="0"/>
+                <w:right w:val="nil" w:color="000000" w:sz="0" w:space="0"/>
+                <w:between w:val="nil" w:color="000000" w:sz="0" w:space="0"/>
+              </w:pBdr>
+              <w:spacing w:line="240" w:lineRule="auto"/>
+              <w:rPr/>
+            </w:pPr>
+            <w:r>
+              <w:rPr>
+                <w:rFonts w:ascii="Times New Roman" w:hAnsi="Times New Roman" w:eastAsia="Times New Roman" w:cs="Times New Roman"/>
+                <w:sz w:val="28"/>
+                <w:szCs w:val="28"/>
+              </w:rPr>
+              <w:t>- progress.n.03 : a movement forward</w:t>
+            </w:r>
+          </w:p>
+          <w:p wp14:textId="6BE6B91E">
+            <w:pPr>
+              <w:pStyle w:val="Normal"/>
+              <w:widowControl w:val="0"/>
+              <w:pBdr>
+                <w:top w:val="nil" w:color="000000" w:sz="0" w:space="0"/>
+                <w:left w:val="nil" w:color="000000" w:sz="0" w:space="0"/>
+                <w:bottom w:val="nil" w:color="000000" w:sz="0" w:space="0"/>
+                <w:right w:val="nil" w:color="000000" w:sz="0" w:space="0"/>
+                <w:between w:val="nil" w:color="000000" w:sz="0" w:space="0"/>
+              </w:pBdr>
+              <w:spacing w:line="240" w:lineRule="auto"/>
+              <w:rPr/>
+            </w:pPr>
+            <w:r>
+              <w:rPr>
+                <w:rFonts w:ascii="Times New Roman" w:hAnsi="Times New Roman" w:eastAsia="Times New Roman" w:cs="Times New Roman"/>
+                <w:sz w:val="28"/>
+                <w:szCs w:val="28"/>
+              </w:rPr>
+              <w:t>- progress.v.01 : develop in a positive way</w:t>
+            </w:r>
+          </w:p>
+          <w:p wp14:textId="65ACE736">
+            <w:pPr>
+              <w:pStyle w:val="Normal"/>
+              <w:widowControl w:val="0"/>
+              <w:pBdr>
+                <w:top w:val="nil" w:color="000000" w:sz="0" w:space="0"/>
+                <w:left w:val="nil" w:color="000000" w:sz="0" w:space="0"/>
+                <w:bottom w:val="nil" w:color="000000" w:sz="0" w:space="0"/>
+                <w:right w:val="nil" w:color="000000" w:sz="0" w:space="0"/>
+                <w:between w:val="nil" w:color="000000" w:sz="0" w:space="0"/>
+              </w:pBdr>
+              <w:spacing w:line="240" w:lineRule="auto"/>
+              <w:rPr/>
+            </w:pPr>
+            <w:r>
+              <w:rPr>
+                <w:rFonts w:ascii="Times New Roman" w:hAnsi="Times New Roman" w:eastAsia="Times New Roman" w:cs="Times New Roman"/>
+                <w:sz w:val="28"/>
+                <w:szCs w:val="28"/>
+              </w:rPr>
+              <w:t>- advance.v.01 : move forward, also in the metaphorical sense</w:t>
+            </w:r>
+          </w:p>
+          <w:p wp14:textId="19F41C3D">
+            <w:pPr>
+              <w:pStyle w:val="Normal"/>
+              <w:widowControl w:val="0"/>
+              <w:pBdr>
+                <w:top w:val="nil" w:color="000000" w:sz="0" w:space="0"/>
+                <w:left w:val="nil" w:color="000000" w:sz="0" w:space="0"/>
+                <w:bottom w:val="nil" w:color="000000" w:sz="0" w:space="0"/>
+                <w:right w:val="nil" w:color="000000" w:sz="0" w:space="0"/>
+                <w:between w:val="nil" w:color="000000" w:sz="0" w:space="0"/>
+              </w:pBdr>
+              <w:spacing w:line="240" w:lineRule="auto"/>
+              <w:rPr/>
+            </w:pPr>
+            <w:r>
+              <w:rPr>
+                <w:rFonts w:ascii="Times New Roman" w:hAnsi="Times New Roman" w:eastAsia="Times New Roman" w:cs="Times New Roman"/>
+                <w:sz w:val="28"/>
+                <w:szCs w:val="28"/>
+              </w:rPr>
+              <w:t>- build_up.v.02 : form or accumulate steadily</w:t>
+            </w:r>
+          </w:p>
+          <w:p wp14:textId="6DC91FC2">
+            <w:pPr>
+              <w:pStyle w:val="Normal"/>
+              <w:widowControl w:val="0"/>
+              <w:pBdr>
+                <w:top w:val="nil" w:color="000000" w:sz="0" w:space="0"/>
+                <w:left w:val="nil" w:color="000000" w:sz="0" w:space="0"/>
+                <w:bottom w:val="nil" w:color="000000" w:sz="0" w:space="0"/>
+                <w:right w:val="nil" w:color="000000" w:sz="0" w:space="0"/>
+                <w:between w:val="nil" w:color="000000" w:sz="0" w:space="0"/>
+              </w:pBdr>
+              <w:spacing w:line="240" w:lineRule="auto"/>
+              <w:rPr>
+                <w:rFonts w:ascii="Times New Roman" w:hAnsi="Times New Roman" w:eastAsia="Times New Roman" w:cs="Times New Roman"/>
+                <w:sz w:val="28"/>
+                <w:szCs w:val="28"/>
+              </w:rPr>
+            </w:pPr>
+          </w:p>
+          <w:p wp14:textId="033E0EEA">
+            <w:pPr>
+              <w:pStyle w:val="Normal"/>
+              <w:widowControl w:val="0"/>
+              <w:pBdr>
+                <w:top w:val="nil" w:color="000000" w:sz="0" w:space="0"/>
+                <w:left w:val="nil" w:color="000000" w:sz="0" w:space="0"/>
+                <w:bottom w:val="nil" w:color="000000" w:sz="0" w:space="0"/>
+                <w:right w:val="nil" w:color="000000" w:sz="0" w:space="0"/>
+                <w:between w:val="nil" w:color="000000" w:sz="0" w:space="0"/>
+              </w:pBdr>
+              <w:spacing w:line="240" w:lineRule="auto"/>
+              <w:rPr/>
+            </w:pPr>
+            <w:r>
+              <w:rPr>
+                <w:rFonts w:ascii="Times New Roman" w:hAnsi="Times New Roman" w:eastAsia="Times New Roman" w:cs="Times New Roman"/>
+                <w:sz w:val="28"/>
+                <w:szCs w:val="28"/>
+              </w:rPr>
+              <w:t>Synsets for 'advance':</w:t>
+            </w:r>
+          </w:p>
+          <w:p wp14:textId="5F05AE85">
+            <w:pPr>
+              <w:pStyle w:val="Normal"/>
+              <w:widowControl w:val="0"/>
+              <w:pBdr>
+                <w:top w:val="nil" w:color="000000" w:sz="0" w:space="0"/>
+                <w:left w:val="nil" w:color="000000" w:sz="0" w:space="0"/>
+                <w:bottom w:val="nil" w:color="000000" w:sz="0" w:space="0"/>
+                <w:right w:val="nil" w:color="000000" w:sz="0" w:space="0"/>
+                <w:between w:val="nil" w:color="000000" w:sz="0" w:space="0"/>
+              </w:pBdr>
+              <w:spacing w:line="240" w:lineRule="auto"/>
+              <w:rPr/>
+            </w:pPr>
+            <w:r>
+              <w:rPr>
+                <w:rFonts w:ascii="Times New Roman" w:hAnsi="Times New Roman" w:eastAsia="Times New Roman" w:cs="Times New Roman"/>
+                <w:sz w:val="28"/>
+                <w:szCs w:val="28"/>
+              </w:rPr>
+              <w:t>- progress.n.03 : a movement forward</w:t>
+            </w:r>
+          </w:p>
+          <w:p wp14:textId="5BAA6837">
+            <w:pPr>
+              <w:pStyle w:val="Normal"/>
+              <w:widowControl w:val="0"/>
+              <w:pBdr>
+                <w:top w:val="nil" w:color="000000" w:sz="0" w:space="0"/>
+                <w:left w:val="nil" w:color="000000" w:sz="0" w:space="0"/>
+                <w:bottom w:val="nil" w:color="000000" w:sz="0" w:space="0"/>
+                <w:right w:val="nil" w:color="000000" w:sz="0" w:space="0"/>
+                <w:between w:val="nil" w:color="000000" w:sz="0" w:space="0"/>
+              </w:pBdr>
+              <w:spacing w:line="240" w:lineRule="auto"/>
+              <w:rPr/>
+            </w:pPr>
+            <w:r>
+              <w:rPr>
+                <w:rFonts w:ascii="Times New Roman" w:hAnsi="Times New Roman" w:eastAsia="Times New Roman" w:cs="Times New Roman"/>
+                <w:sz w:val="28"/>
+                <w:szCs w:val="28"/>
+              </w:rPr>
+              <w:t>- improvement.n.01 : a change for the better; progress in development</w:t>
+            </w:r>
+          </w:p>
+          <w:p wp14:textId="127E36D0">
+            <w:pPr>
+              <w:pStyle w:val="Normal"/>
+              <w:widowControl w:val="0"/>
+              <w:pBdr>
+                <w:top w:val="nil" w:color="000000" w:sz="0" w:space="0"/>
+                <w:left w:val="nil" w:color="000000" w:sz="0" w:space="0"/>
+                <w:bottom w:val="nil" w:color="000000" w:sz="0" w:space="0"/>
+                <w:right w:val="nil" w:color="000000" w:sz="0" w:space="0"/>
+                <w:between w:val="nil" w:color="000000" w:sz="0" w:space="0"/>
+              </w:pBdr>
+              <w:spacing w:line="240" w:lineRule="auto"/>
+              <w:rPr/>
+            </w:pPr>
+            <w:r>
+              <w:rPr>
+                <w:rFonts w:ascii="Times New Roman" w:hAnsi="Times New Roman" w:eastAsia="Times New Roman" w:cs="Times New Roman"/>
+                <w:sz w:val="28"/>
+                <w:szCs w:val="28"/>
+              </w:rPr>
+              <w:t xml:space="preserve">- overture.n.03 : a tentative suggestion designed to elicit the reactions of others     </w:t>
+            </w:r>
+          </w:p>
+          <w:p wp14:textId="58507A93">
+            <w:pPr>
+              <w:pStyle w:val="Normal"/>
+              <w:widowControl w:val="0"/>
+              <w:pBdr>
+                <w:top w:val="nil" w:color="000000" w:sz="0" w:space="0"/>
+                <w:left w:val="nil" w:color="000000" w:sz="0" w:space="0"/>
+                <w:bottom w:val="nil" w:color="000000" w:sz="0" w:space="0"/>
+                <w:right w:val="nil" w:color="000000" w:sz="0" w:space="0"/>
+                <w:between w:val="nil" w:color="000000" w:sz="0" w:space="0"/>
+              </w:pBdr>
+              <w:spacing w:line="240" w:lineRule="auto"/>
+              <w:rPr/>
+            </w:pPr>
+            <w:r>
+              <w:rPr>
+                <w:rFonts w:ascii="Times New Roman" w:hAnsi="Times New Roman" w:eastAsia="Times New Roman" w:cs="Times New Roman"/>
+                <w:sz w:val="28"/>
+                <w:szCs w:val="28"/>
+              </w:rPr>
+              <w:t>- progress.n.02 : the act of moving forward (as toward a goal)</w:t>
+            </w:r>
+          </w:p>
+          <w:p wp14:textId="50D1300B">
+            <w:pPr>
+              <w:pStyle w:val="Normal"/>
+              <w:widowControl w:val="0"/>
+              <w:pBdr>
+                <w:top w:val="nil" w:color="000000" w:sz="0" w:space="0"/>
+                <w:left w:val="nil" w:color="000000" w:sz="0" w:space="0"/>
+                <w:bottom w:val="nil" w:color="000000" w:sz="0" w:space="0"/>
+                <w:right w:val="nil" w:color="000000" w:sz="0" w:space="0"/>
+                <w:between w:val="nil" w:color="000000" w:sz="0" w:space="0"/>
+              </w:pBdr>
+              <w:spacing w:line="240" w:lineRule="auto"/>
+              <w:rPr/>
+            </w:pPr>
+            <w:r>
+              <w:rPr>
+                <w:rFonts w:ascii="Times New Roman" w:hAnsi="Times New Roman" w:eastAsia="Times New Roman" w:cs="Times New Roman"/>
+                <w:sz w:val="28"/>
+                <w:szCs w:val="28"/>
+              </w:rPr>
+              <w:t>- advance.n.05 : an amount paid before it is earned</w:t>
+            </w:r>
+          </w:p>
+          <w:p wp14:textId="5B93D654">
+            <w:pPr>
+              <w:pStyle w:val="Normal"/>
+              <w:widowControl w:val="0"/>
+              <w:pBdr>
+                <w:top w:val="nil" w:color="000000" w:sz="0" w:space="0"/>
+                <w:left w:val="nil" w:color="000000" w:sz="0" w:space="0"/>
+                <w:bottom w:val="nil" w:color="000000" w:sz="0" w:space="0"/>
+                <w:right w:val="nil" w:color="000000" w:sz="0" w:space="0"/>
+                <w:between w:val="nil" w:color="000000" w:sz="0" w:space="0"/>
+              </w:pBdr>
+              <w:spacing w:line="240" w:lineRule="auto"/>
+              <w:rPr/>
+            </w:pPr>
+            <w:r>
+              <w:rPr>
+                <w:rFonts w:ascii="Times New Roman" w:hAnsi="Times New Roman" w:eastAsia="Times New Roman" w:cs="Times New Roman"/>
+                <w:sz w:val="28"/>
+                <w:szCs w:val="28"/>
+              </w:rPr>
+              <w:t>- advance.n.06 : increase in price or value</w:t>
+            </w:r>
+          </w:p>
+          <w:p wp14:textId="50F33391">
+            <w:pPr>
+              <w:pStyle w:val="Normal"/>
+              <w:widowControl w:val="0"/>
+              <w:pBdr>
+                <w:top w:val="nil" w:color="000000" w:sz="0" w:space="0"/>
+                <w:left w:val="nil" w:color="000000" w:sz="0" w:space="0"/>
+                <w:bottom w:val="nil" w:color="000000" w:sz="0" w:space="0"/>
+                <w:right w:val="nil" w:color="000000" w:sz="0" w:space="0"/>
+                <w:between w:val="nil" w:color="000000" w:sz="0" w:space="0"/>
+              </w:pBdr>
+              <w:spacing w:line="240" w:lineRule="auto"/>
+              <w:rPr/>
+            </w:pPr>
+            <w:r>
+              <w:rPr>
+                <w:rFonts w:ascii="Times New Roman" w:hAnsi="Times New Roman" w:eastAsia="Times New Roman" w:cs="Times New Roman"/>
+                <w:sz w:val="28"/>
+                <w:szCs w:val="28"/>
+              </w:rPr>
+              <w:t>- advance.v.01 : move forward, also in the metaphorical sense</w:t>
+            </w:r>
+          </w:p>
+          <w:p wp14:textId="27CC0800">
+            <w:pPr>
+              <w:pStyle w:val="Normal"/>
+              <w:widowControl w:val="0"/>
+              <w:pBdr>
+                <w:top w:val="nil" w:color="000000" w:sz="0" w:space="0"/>
+                <w:left w:val="nil" w:color="000000" w:sz="0" w:space="0"/>
+                <w:bottom w:val="nil" w:color="000000" w:sz="0" w:space="0"/>
+                <w:right w:val="nil" w:color="000000" w:sz="0" w:space="0"/>
+                <w:between w:val="nil" w:color="000000" w:sz="0" w:space="0"/>
+              </w:pBdr>
+              <w:spacing w:line="240" w:lineRule="auto"/>
+              <w:rPr/>
+            </w:pPr>
+            <w:r>
+              <w:rPr>
+                <w:rFonts w:ascii="Times New Roman" w:hAnsi="Times New Roman" w:eastAsia="Times New Roman" w:cs="Times New Roman"/>
+                <w:sz w:val="28"/>
+                <w:szCs w:val="28"/>
+              </w:rPr>
+              <w:t>- advance.v.02 : bring forward for consideration or acceptance</w:t>
+            </w:r>
+          </w:p>
+          <w:p wp14:textId="06771C0A">
+            <w:pPr>
+              <w:pStyle w:val="Normal"/>
+              <w:widowControl w:val="0"/>
+              <w:pBdr>
+                <w:top w:val="nil" w:color="000000" w:sz="0" w:space="0"/>
+                <w:left w:val="nil" w:color="000000" w:sz="0" w:space="0"/>
+                <w:bottom w:val="nil" w:color="000000" w:sz="0" w:space="0"/>
+                <w:right w:val="nil" w:color="000000" w:sz="0" w:space="0"/>
+                <w:between w:val="nil" w:color="000000" w:sz="0" w:space="0"/>
+              </w:pBdr>
+              <w:spacing w:line="240" w:lineRule="auto"/>
+              <w:rPr/>
+            </w:pPr>
+            <w:r>
+              <w:rPr>
+                <w:rFonts w:ascii="Times New Roman" w:hAnsi="Times New Roman" w:eastAsia="Times New Roman" w:cs="Times New Roman"/>
+                <w:sz w:val="28"/>
+                <w:szCs w:val="28"/>
+              </w:rPr>
+              <w:t>- boost.v.04 : increase or raise</w:t>
+            </w:r>
+          </w:p>
+          <w:p wp14:textId="65CC4EDE">
+            <w:pPr>
+              <w:pStyle w:val="Normal"/>
+              <w:widowControl w:val="0"/>
+              <w:pBdr>
+                <w:top w:val="nil" w:color="000000" w:sz="0" w:space="0"/>
+                <w:left w:val="nil" w:color="000000" w:sz="0" w:space="0"/>
+                <w:bottom w:val="nil" w:color="000000" w:sz="0" w:space="0"/>
+                <w:right w:val="nil" w:color="000000" w:sz="0" w:space="0"/>
+                <w:between w:val="nil" w:color="000000" w:sz="0" w:space="0"/>
+              </w:pBdr>
+              <w:spacing w:line="240" w:lineRule="auto"/>
+              <w:rPr/>
+            </w:pPr>
+            <w:r>
+              <w:rPr>
+                <w:rFonts w:ascii="Times New Roman" w:hAnsi="Times New Roman" w:eastAsia="Times New Roman" w:cs="Times New Roman"/>
+                <w:sz w:val="28"/>
+                <w:szCs w:val="28"/>
+              </w:rPr>
+              <w:t>- promote.v.01 : contribute to the progress or growth of</w:t>
+            </w:r>
+          </w:p>
+          <w:p wp14:textId="0AFB6733">
+            <w:pPr>
+              <w:pStyle w:val="Normal"/>
+              <w:widowControl w:val="0"/>
+              <w:pBdr>
+                <w:top w:val="nil" w:color="000000" w:sz="0" w:space="0"/>
+                <w:left w:val="nil" w:color="000000" w:sz="0" w:space="0"/>
+                <w:bottom w:val="nil" w:color="000000" w:sz="0" w:space="0"/>
+                <w:right w:val="nil" w:color="000000" w:sz="0" w:space="0"/>
+                <w:between w:val="nil" w:color="000000" w:sz="0" w:space="0"/>
+              </w:pBdr>
+              <w:spacing w:line="240" w:lineRule="auto"/>
+              <w:rPr/>
+            </w:pPr>
+            <w:r>
+              <w:rPr>
+                <w:rFonts w:ascii="Times New Roman" w:hAnsi="Times New Roman" w:eastAsia="Times New Roman" w:cs="Times New Roman"/>
+                <w:sz w:val="28"/>
+                <w:szCs w:val="28"/>
+              </w:rPr>
+              <w:t>- advance.v.05 : cause to move forward</w:t>
+            </w:r>
+          </w:p>
+          <w:p wp14:textId="40AD0072">
+            <w:pPr>
+              <w:pStyle w:val="Normal"/>
+              <w:widowControl w:val="0"/>
+              <w:pBdr>
+                <w:top w:val="nil" w:color="000000" w:sz="0" w:space="0"/>
+                <w:left w:val="nil" w:color="000000" w:sz="0" w:space="0"/>
+                <w:bottom w:val="nil" w:color="000000" w:sz="0" w:space="0"/>
+                <w:right w:val="nil" w:color="000000" w:sz="0" w:space="0"/>
+                <w:between w:val="nil" w:color="000000" w:sz="0" w:space="0"/>
+              </w:pBdr>
+              <w:spacing w:line="240" w:lineRule="auto"/>
+              <w:rPr/>
+            </w:pPr>
+            <w:r>
+              <w:rPr>
+                <w:rFonts w:ascii="Times New Roman" w:hAnsi="Times New Roman" w:eastAsia="Times New Roman" w:cs="Times New Roman"/>
+                <w:sz w:val="28"/>
+                <w:szCs w:val="28"/>
+              </w:rPr>
+              <w:t>- gain.v.05 : obtain advantages, such as points, etc.</w:t>
+            </w:r>
+          </w:p>
+          <w:p wp14:textId="29464019">
+            <w:pPr>
+              <w:pStyle w:val="Normal"/>
+              <w:widowControl w:val="0"/>
+              <w:pBdr>
+                <w:top w:val="nil" w:color="000000" w:sz="0" w:space="0"/>
+                <w:left w:val="nil" w:color="000000" w:sz="0" w:space="0"/>
+                <w:bottom w:val="nil" w:color="000000" w:sz="0" w:space="0"/>
+                <w:right w:val="nil" w:color="000000" w:sz="0" w:space="0"/>
+                <w:between w:val="nil" w:color="000000" w:sz="0" w:space="0"/>
+              </w:pBdr>
+              <w:spacing w:line="240" w:lineRule="auto"/>
+              <w:rPr/>
+            </w:pPr>
+            <w:r>
+              <w:rPr>
+                <w:rFonts w:ascii="Times New Roman" w:hAnsi="Times New Roman" w:eastAsia="Times New Roman" w:cs="Times New Roman"/>
+                <w:sz w:val="28"/>
+                <w:szCs w:val="28"/>
+              </w:rPr>
+              <w:t>- progress.v.01 : develop in a positive way</w:t>
+            </w:r>
+          </w:p>
+          <w:p wp14:textId="348B4EDC">
+            <w:pPr>
+              <w:pStyle w:val="Normal"/>
+              <w:widowControl w:val="0"/>
+              <w:pBdr>
+                <w:top w:val="nil" w:color="000000" w:sz="0" w:space="0"/>
+                <w:left w:val="nil" w:color="000000" w:sz="0" w:space="0"/>
+                <w:bottom w:val="nil" w:color="000000" w:sz="0" w:space="0"/>
+                <w:right w:val="nil" w:color="000000" w:sz="0" w:space="0"/>
+                <w:between w:val="nil" w:color="000000" w:sz="0" w:space="0"/>
+              </w:pBdr>
+              <w:spacing w:line="240" w:lineRule="auto"/>
+              <w:rPr/>
+            </w:pPr>
+            <w:r>
+              <w:rPr>
+                <w:rFonts w:ascii="Times New Roman" w:hAnsi="Times New Roman" w:eastAsia="Times New Roman" w:cs="Times New Roman"/>
+                <w:sz w:val="28"/>
+                <w:szCs w:val="28"/>
+              </w:rPr>
+              <w:t>- advance.v.08 : develop further</w:t>
+            </w:r>
+          </w:p>
+          <w:p wp14:textId="4431E23F">
+            <w:pPr>
+              <w:pStyle w:val="Normal"/>
+              <w:widowControl w:val="0"/>
+              <w:pBdr>
+                <w:top w:val="nil" w:color="000000" w:sz="0" w:space="0"/>
+                <w:left w:val="nil" w:color="000000" w:sz="0" w:space="0"/>
+                <w:bottom w:val="nil" w:color="000000" w:sz="0" w:space="0"/>
+                <w:right w:val="nil" w:color="000000" w:sz="0" w:space="0"/>
+                <w:between w:val="nil" w:color="000000" w:sz="0" w:space="0"/>
+              </w:pBdr>
+              <w:spacing w:line="240" w:lineRule="auto"/>
+              <w:rPr/>
+            </w:pPr>
+            <w:r>
+              <w:rPr>
+                <w:rFonts w:ascii="Times New Roman" w:hAnsi="Times New Roman" w:eastAsia="Times New Roman" w:cs="Times New Roman"/>
+                <w:sz w:val="28"/>
+                <w:szCs w:val="28"/>
+              </w:rPr>
+              <w:t>- promote.v.02 : give a promotion to or assign to a higher position</w:t>
+            </w:r>
+          </w:p>
+          <w:p wp14:textId="69645748">
+            <w:pPr>
+              <w:pStyle w:val="Normal"/>
+              <w:widowControl w:val="0"/>
+              <w:pBdr>
+                <w:top w:val="nil" w:color="000000" w:sz="0" w:space="0"/>
+                <w:left w:val="nil" w:color="000000" w:sz="0" w:space="0"/>
+                <w:bottom w:val="nil" w:color="000000" w:sz="0" w:space="0"/>
+                <w:right w:val="nil" w:color="000000" w:sz="0" w:space="0"/>
+                <w:between w:val="nil" w:color="000000" w:sz="0" w:space="0"/>
+              </w:pBdr>
+              <w:spacing w:line="240" w:lineRule="auto"/>
+              <w:rPr/>
+            </w:pPr>
+            <w:r>
+              <w:rPr>
+                <w:rFonts w:ascii="Times New Roman" w:hAnsi="Times New Roman" w:eastAsia="Times New Roman" w:cs="Times New Roman"/>
+                <w:sz w:val="28"/>
+                <w:szCs w:val="28"/>
+              </w:rPr>
+              <w:t>- advance.v.10 : pay in advance</w:t>
+            </w:r>
+          </w:p>
+          <w:p wp14:textId="09E1A92F">
+            <w:pPr>
+              <w:pStyle w:val="Normal"/>
+              <w:widowControl w:val="0"/>
+              <w:pBdr>
+                <w:top w:val="nil" w:color="000000" w:sz="0" w:space="0"/>
+                <w:left w:val="nil" w:color="000000" w:sz="0" w:space="0"/>
+                <w:bottom w:val="nil" w:color="000000" w:sz="0" w:space="0"/>
+                <w:right w:val="nil" w:color="000000" w:sz="0" w:space="0"/>
+                <w:between w:val="nil" w:color="000000" w:sz="0" w:space="0"/>
+              </w:pBdr>
+              <w:spacing w:line="240" w:lineRule="auto"/>
+              <w:rPr/>
+            </w:pPr>
+            <w:r>
+              <w:rPr>
+                <w:rFonts w:ascii="Times New Roman" w:hAnsi="Times New Roman" w:eastAsia="Times New Roman" w:cs="Times New Roman"/>
+                <w:sz w:val="28"/>
+                <w:szCs w:val="28"/>
+              </w:rPr>
+              <w:t>- advance.v.11 : move forward</w:t>
+            </w:r>
+          </w:p>
+          <w:p wp14:textId="7CB7D4A9">
+            <w:pPr>
+              <w:pStyle w:val="Normal"/>
+              <w:widowControl w:val="0"/>
+              <w:pBdr>
+                <w:top w:val="nil" w:color="000000" w:sz="0" w:space="0"/>
+                <w:left w:val="nil" w:color="000000" w:sz="0" w:space="0"/>
+                <w:bottom w:val="nil" w:color="000000" w:sz="0" w:space="0"/>
+                <w:right w:val="nil" w:color="000000" w:sz="0" w:space="0"/>
+                <w:between w:val="nil" w:color="000000" w:sz="0" w:space="0"/>
+              </w:pBdr>
+              <w:spacing w:line="240" w:lineRule="auto"/>
+              <w:rPr/>
+            </w:pPr>
+            <w:r>
+              <w:rPr>
+                <w:rFonts w:ascii="Times New Roman" w:hAnsi="Times New Roman" w:eastAsia="Times New Roman" w:cs="Times New Roman"/>
+                <w:sz w:val="28"/>
+                <w:szCs w:val="28"/>
+              </w:rPr>
+              <w:t>- advance.v.12 : rise in rate or price</w:t>
+            </w:r>
+          </w:p>
+          <w:p wp14:textId="2FD0EE43">
+            <w:pPr>
+              <w:pStyle w:val="Normal"/>
+              <w:widowControl w:val="0"/>
+              <w:pBdr>
+                <w:top w:val="nil" w:color="000000" w:sz="0" w:space="0"/>
+                <w:left w:val="nil" w:color="000000" w:sz="0" w:space="0"/>
+                <w:bottom w:val="nil" w:color="000000" w:sz="0" w:space="0"/>
+                <w:right w:val="nil" w:color="000000" w:sz="0" w:space="0"/>
+                <w:between w:val="nil" w:color="000000" w:sz="0" w:space="0"/>
+              </w:pBdr>
+              <w:spacing w:line="240" w:lineRule="auto"/>
+              <w:rPr/>
+            </w:pPr>
+            <w:r>
+              <w:rPr>
+                <w:rFonts w:ascii="Times New Roman" w:hAnsi="Times New Roman" w:eastAsia="Times New Roman" w:cs="Times New Roman"/>
+                <w:sz w:val="28"/>
+                <w:szCs w:val="28"/>
+              </w:rPr>
+              <w:t>- advance.s.01 : being ahead of time or need</w:t>
+            </w:r>
+          </w:p>
+          <w:p wp14:textId="6E904E2A">
+            <w:pPr>
+              <w:pStyle w:val="Normal"/>
+              <w:widowControl w:val="0"/>
+              <w:pBdr>
+                <w:top w:val="nil" w:color="000000" w:sz="0" w:space="0"/>
+                <w:left w:val="nil" w:color="000000" w:sz="0" w:space="0"/>
+                <w:bottom w:val="nil" w:color="000000" w:sz="0" w:space="0"/>
+                <w:right w:val="nil" w:color="000000" w:sz="0" w:space="0"/>
+                <w:between w:val="nil" w:color="000000" w:sz="0" w:space="0"/>
+              </w:pBdr>
+              <w:spacing w:line="240" w:lineRule="auto"/>
+              <w:rPr/>
+            </w:pPr>
+            <w:r>
+              <w:rPr>
+                <w:rFonts w:ascii="Times New Roman" w:hAnsi="Times New Roman" w:eastAsia="Times New Roman" w:cs="Times New Roman"/>
+                <w:sz w:val="28"/>
+                <w:szCs w:val="28"/>
+              </w:rPr>
+              <w:t>- advance.s.02 : situated ahead or going before</w:t>
+            </w:r>
           </w:p>
         </w:tc>
       </w:tr>
@@ -4828,23 +8526,128 @@
               <w:right w:w="100" w:type="dxa"/>
             </w:tcMar>
           </w:tcPr>
-          <w:p wp14:textId="77777777">
-            <w:pPr>
-              <w:widowControl w:val="0"/>
-              <w:pBdr>
-                <w:top w:val="nil"/>
-                <w:left w:val="nil"/>
-                <w:bottom w:val="nil"/>
-                <w:right w:val="nil"/>
-                <w:between w:val="nil"/>
-              </w:pBdr>
-              <w:spacing w:line="240" w:lineRule="auto"/>
-              <w:rPr>
-                <w:rFonts w:ascii="Times New Roman" w:hAnsi="Times New Roman" w:eastAsia="Times New Roman" w:cs="Times New Roman"/>
-                <w:sz w:val="28"/>
-                <w:szCs w:val="28"/>
-              </w:rPr>
-            </w:pPr>
+          <w:p wp14:textId="24D1B04E">
+            <w:pPr>
+              <w:pStyle w:val="Normal"/>
+              <w:widowControl w:val="0"/>
+              <w:pBdr>
+                <w:top w:val="nil" w:color="000000" w:sz="0" w:space="0"/>
+                <w:left w:val="nil" w:color="000000" w:sz="0" w:space="0"/>
+                <w:bottom w:val="nil" w:color="000000" w:sz="0" w:space="0"/>
+                <w:right w:val="nil" w:color="000000" w:sz="0" w:space="0"/>
+                <w:between w:val="nil" w:color="000000" w:sz="0" w:space="0"/>
+              </w:pBdr>
+              <w:spacing w:line="240" w:lineRule="auto"/>
+              <w:rPr/>
+            </w:pPr>
+            <w:r>
+              <w:drawing>
+                <wp:inline xmlns:wp14="http://schemas.microsoft.com/office/word/2010/wordprocessingDrawing" wp14:editId="32286D3D" wp14:anchorId="5C3BEC26">
+                  <wp:extent cx="3962743" cy="1836579"/>
+                  <wp:effectExtent l="0" t="0" r="0" b="0"/>
+                  <wp:docPr id="297092130" name="" title=""/>
+                  <wp:cNvGraphicFramePr>
+                    <a:graphicFrameLocks noChangeAspect="1"/>
+                  </wp:cNvGraphicFramePr>
+                  <a:graphic>
+                    <a:graphicData uri="http://schemas.openxmlformats.org/drawingml/2006/picture">
+                      <pic:pic>
+                        <pic:nvPicPr>
+                          <pic:cNvPr id="0" name=""/>
+                          <pic:cNvPicPr/>
+                        </pic:nvPicPr>
+                        <pic:blipFill>
+                          <a:blip r:embed="R6d39c441d0b54f41">
+                            <a:extLst>
+                              <a:ext xmlns:a="http://schemas.openxmlformats.org/drawingml/2006/main" uri="{28A0092B-C50C-407E-A947-70E740481C1C}">
+                                <a14:useLocalDpi val="0"/>
+                              </a:ext>
+                            </a:extLst>
+                          </a:blip>
+                          <a:stretch>
+                            <a:fillRect/>
+                          </a:stretch>
+                        </pic:blipFill>
+                        <pic:spPr>
+                          <a:xfrm>
+                            <a:off x="0" y="0"/>
+                            <a:ext cx="3962743" cy="1836579"/>
+                          </a:xfrm>
+                          <a:prstGeom prst="rect">
+                            <a:avLst/>
+                          </a:prstGeom>
+                        </pic:spPr>
+                      </pic:pic>
+                    </a:graphicData>
+                  </a:graphic>
+                </wp:inline>
+              </w:drawing>
+            </w:r>
+          </w:p>
+          <w:p wp14:textId="5ECF4A75">
+            <w:pPr>
+              <w:pStyle w:val="ListParagraph"/>
+              <w:widowControl w:val="0"/>
+              <w:numPr>
+                <w:ilvl w:val="0"/>
+                <w:numId w:val="29"/>
+              </w:numPr>
+              <w:pBdr>
+                <w:top w:val="nil" w:color="000000" w:sz="0" w:space="0"/>
+                <w:left w:val="nil" w:color="000000" w:sz="0" w:space="0"/>
+                <w:bottom w:val="nil" w:color="000000" w:sz="0" w:space="0"/>
+                <w:right w:val="nil" w:color="000000" w:sz="0" w:space="0"/>
+                <w:between w:val="nil" w:color="000000" w:sz="0" w:space="0"/>
+              </w:pBdr>
+              <w:spacing w:line="240" w:lineRule="auto"/>
+              <w:rPr/>
+            </w:pPr>
+            <w:r>
+              <w:rPr/>
+              <w:t>Function that returns maximum path based similarity between two synsets</w:t>
+            </w:r>
+          </w:p>
+          <w:p wp14:textId="4FFCCAFD">
+            <w:pPr>
+              <w:pStyle w:val="Normal"/>
+              <w:widowControl w:val="0"/>
+              <w:pBdr>
+                <w:top w:val="nil" w:color="000000" w:sz="0" w:space="0"/>
+                <w:left w:val="nil" w:color="000000" w:sz="0" w:space="0"/>
+                <w:bottom w:val="nil" w:color="000000" w:sz="0" w:space="0"/>
+                <w:right w:val="nil" w:color="000000" w:sz="0" w:space="0"/>
+                <w:between w:val="nil" w:color="000000" w:sz="0" w:space="0"/>
+              </w:pBdr>
+              <w:spacing w:line="240" w:lineRule="auto"/>
+              <w:rPr>
+                <w:rFonts w:ascii="Times New Roman" w:hAnsi="Times New Roman" w:eastAsia="Times New Roman" w:cs="Times New Roman"/>
+                <w:sz w:val="28"/>
+                <w:szCs w:val="28"/>
+              </w:rPr>
+            </w:pPr>
+          </w:p>
+          <w:p wp14:textId="250EDFDE">
+            <w:pPr>
+              <w:pStyle w:val="Normal"/>
+              <w:widowControl w:val="0"/>
+              <w:pBdr>
+                <w:top w:val="nil" w:color="000000" w:sz="0" w:space="0"/>
+                <w:left w:val="nil" w:color="000000" w:sz="0" w:space="0"/>
+                <w:bottom w:val="nil" w:color="000000" w:sz="0" w:space="0"/>
+                <w:right w:val="nil" w:color="000000" w:sz="0" w:space="0"/>
+                <w:between w:val="nil" w:color="000000" w:sz="0" w:space="0"/>
+              </w:pBdr>
+              <w:spacing w:line="240" w:lineRule="auto"/>
+              <w:rPr/>
+            </w:pPr>
+            <w:r>
+              <w:rPr>
+                <w:rFonts w:ascii="Times New Roman" w:hAnsi="Times New Roman" w:eastAsia="Times New Roman" w:cs="Times New Roman"/>
+                <w:sz w:val="28"/>
+                <w:szCs w:val="28"/>
+              </w:rPr>
+              <w:t>Path-based similarity between 'advance' and 'progress': 1.0</w:t>
+            </w:r>
           </w:p>
         </w:tc>
       </w:tr>
@@ -4924,23 +8727,31 @@
               <w:right w:w="100" w:type="dxa"/>
             </w:tcMar>
           </w:tcPr>
-          <w:p wp14:textId="77777777">
-            <w:pPr>
-              <w:widowControl w:val="0"/>
-              <w:pBdr>
-                <w:top w:val="nil"/>
-                <w:left w:val="nil"/>
-                <w:bottom w:val="nil"/>
-                <w:right w:val="nil"/>
-                <w:between w:val="nil"/>
-              </w:pBdr>
-              <w:spacing w:line="240" w:lineRule="auto"/>
-              <w:rPr>
-                <w:rFonts w:ascii="Times New Roman" w:hAnsi="Times New Roman" w:eastAsia="Times New Roman" w:cs="Times New Roman"/>
-                <w:sz w:val="28"/>
-                <w:szCs w:val="28"/>
-              </w:rPr>
-            </w:pPr>
+          <w:p wp14:textId="4FA3AD4C">
+            <w:pPr>
+              <w:widowControl w:val="0"/>
+              <w:pBdr>
+                <w:top w:val="nil" w:color="000000" w:sz="0" w:space="0"/>
+                <w:left w:val="nil" w:color="000000" w:sz="0" w:space="0"/>
+                <w:bottom w:val="nil" w:color="000000" w:sz="0" w:space="0"/>
+                <w:right w:val="nil" w:color="000000" w:sz="0" w:space="0"/>
+                <w:between w:val="nil" w:color="000000" w:sz="0" w:space="0"/>
+              </w:pBdr>
+              <w:spacing w:line="240" w:lineRule="auto"/>
+              <w:rPr>
+                <w:rFonts w:ascii="Times New Roman" w:hAnsi="Times New Roman" w:eastAsia="Times New Roman" w:cs="Times New Roman"/>
+                <w:sz w:val="28"/>
+                <w:szCs w:val="28"/>
+              </w:rPr>
+            </w:pPr>
+            <w:r>
+              <w:rPr>
+                <w:rFonts w:ascii="Times New Roman" w:hAnsi="Times New Roman" w:eastAsia="Times New Roman" w:cs="Times New Roman"/>
+                <w:sz w:val="28"/>
+                <w:szCs w:val="28"/>
+              </w:rPr>
+              <w:t>As each synset in synset1 is being compared to each synset in synset2 the total calls to the path-based similarity function is m x n.</w:t>
+            </w:r>
           </w:p>
         </w:tc>
       </w:tr>
@@ -4971,13 +8782,1355 @@
       <w:pgMar w:top="1440" w:right="1440" w:bottom="1440" w:left="1440" w:header="720" w:footer="720" w:gutter="0"/>
       <w:pgNumType w:start="1"/>
       <w:cols w:space="720"/>
+      <w:headerReference w:type="default" r:id="R38b23c9ab5c7465c"/>
+      <w:footerReference w:type="default" r:id="Ra3e1f2ade3e84e14"/>
     </w:sectPr>
   </w:body>
 </w:document>
 </file>
 
+<file path=word/footer.xml><?xml version="1.0" encoding="utf-8"?>
+<w:ftr xmlns:w14="http://schemas.microsoft.com/office/word/2010/wordml" xmlns:w="http://schemas.openxmlformats.org/wordprocessingml/2006/main">
+  <w:tbl>
+    <w:tblPr>
+      <w:tblStyle w:val="TableNormal"/>
+      <w:bidiVisual w:val="0"/>
+      <w:tblW w:w="0" w:type="auto"/>
+      <w:tblLayout w:type="fixed"/>
+      <w:tblLook w:val="06A0" w:firstRow="1" w:lastRow="0" w:firstColumn="1" w:lastColumn="0" w:noHBand="1" w:noVBand="1"/>
+    </w:tblPr>
+    <w:tblGrid>
+      <w:gridCol w:w="3120"/>
+      <w:gridCol w:w="3120"/>
+      <w:gridCol w:w="3120"/>
+    </w:tblGrid>
+    <w:tr>
+      <w:trPr>
+        <w:trHeight w:val="300"/>
+      </w:trPr>
+      <w:tc>
+        <w:tcPr>
+          <w:tcW w:w="3120" w:type="dxa"/>
+          <w:tcMar/>
+        </w:tcPr>
+        <w:p>
+          <w:pPr>
+            <w:pStyle w:val="Header"/>
+            <w:bidi w:val="0"/>
+            <w:ind w:left="-115"/>
+            <w:jc w:val="left"/>
+            <w:rPr/>
+          </w:pPr>
+        </w:p>
+      </w:tc>
+      <w:tc>
+        <w:tcPr>
+          <w:tcW w:w="3120" w:type="dxa"/>
+          <w:tcMar/>
+        </w:tcPr>
+        <w:p>
+          <w:pPr>
+            <w:pStyle w:val="Header"/>
+            <w:bidi w:val="0"/>
+            <w:jc w:val="center"/>
+            <w:rPr/>
+          </w:pPr>
+        </w:p>
+      </w:tc>
+      <w:tc>
+        <w:tcPr>
+          <w:tcW w:w="3120" w:type="dxa"/>
+          <w:tcMar/>
+        </w:tcPr>
+        <w:p>
+          <w:pPr>
+            <w:pStyle w:val="Header"/>
+            <w:bidi w:val="0"/>
+            <w:ind w:right="-115"/>
+            <w:jc w:val="right"/>
+            <w:rPr/>
+          </w:pPr>
+        </w:p>
+      </w:tc>
+    </w:tr>
+  </w:tbl>
+  <w:p>
+    <w:pPr>
+      <w:pStyle w:val="Footer"/>
+      <w:bidi w:val="0"/>
+      <w:rPr/>
+    </w:pPr>
+  </w:p>
+</w:ftr>
+</file>
+
+<file path=word/header.xml><?xml version="1.0" encoding="utf-8"?>
+<w:hdr xmlns:w14="http://schemas.microsoft.com/office/word/2010/wordml" xmlns:w="http://schemas.openxmlformats.org/wordprocessingml/2006/main">
+  <w:tbl>
+    <w:tblPr>
+      <w:tblStyle w:val="TableNormal"/>
+      <w:bidiVisual w:val="0"/>
+      <w:tblW w:w="0" w:type="auto"/>
+      <w:tblLayout w:type="fixed"/>
+      <w:tblLook w:val="06A0" w:firstRow="1" w:lastRow="0" w:firstColumn="1" w:lastColumn="0" w:noHBand="1" w:noVBand="1"/>
+    </w:tblPr>
+    <w:tblGrid>
+      <w:gridCol w:w="3120"/>
+      <w:gridCol w:w="3120"/>
+      <w:gridCol w:w="3120"/>
+    </w:tblGrid>
+    <w:tr>
+      <w:trPr>
+        <w:trHeight w:val="300"/>
+      </w:trPr>
+      <w:tc>
+        <w:tcPr>
+          <w:tcW w:w="3120" w:type="dxa"/>
+          <w:tcMar/>
+        </w:tcPr>
+        <w:p>
+          <w:pPr>
+            <w:pStyle w:val="Header"/>
+            <w:bidi w:val="0"/>
+            <w:ind w:left="-115"/>
+            <w:jc w:val="left"/>
+            <w:rPr/>
+          </w:pPr>
+        </w:p>
+      </w:tc>
+      <w:tc>
+        <w:tcPr>
+          <w:tcW w:w="3120" w:type="dxa"/>
+          <w:tcMar/>
+        </w:tcPr>
+        <w:p>
+          <w:pPr>
+            <w:pStyle w:val="Header"/>
+            <w:bidi w:val="0"/>
+            <w:jc w:val="center"/>
+            <w:rPr/>
+          </w:pPr>
+        </w:p>
+      </w:tc>
+      <w:tc>
+        <w:tcPr>
+          <w:tcW w:w="3120" w:type="dxa"/>
+          <w:tcMar/>
+        </w:tcPr>
+        <w:p>
+          <w:pPr>
+            <w:pStyle w:val="Header"/>
+            <w:bidi w:val="0"/>
+            <w:ind w:right="-115"/>
+            <w:jc w:val="right"/>
+            <w:rPr/>
+          </w:pPr>
+        </w:p>
+      </w:tc>
+    </w:tr>
+  </w:tbl>
+  <w:p>
+    <w:pPr>
+      <w:pStyle w:val="Header"/>
+      <w:bidi w:val="0"/>
+      <w:rPr/>
+    </w:pPr>
+  </w:p>
+</w:hdr>
+</file>
+
 <file path=word/numbering.xml><?xml version="1.0" encoding="utf-8"?>
 <w:numbering xmlns:wpc="http://schemas.microsoft.com/office/word/2010/wordprocessingCanvas" xmlns:cx="http://schemas.microsoft.com/office/drawing/2014/chartex" xmlns:cx1="http://schemas.microsoft.com/office/drawing/2015/9/8/chartex" xmlns:cx2="http://schemas.microsoft.com/office/drawing/2015/10/21/chartex" xmlns:cx3="http://schemas.microsoft.com/office/drawing/2016/5/9/chartex" xmlns:cx4="http://schemas.microsoft.com/office/drawing/2016/5/10/chartex" xmlns:cx5="http://schemas.microsoft.com/office/drawing/2016/5/11/chartex" xmlns:cx6="http://schemas.microsoft.com/office/drawing/2016/5/12/chartex" xmlns:cx7="http://schemas.microsoft.com/office/drawing/2016/5/13/chartex" xmlns:cx8="http://schemas.microsoft.com/office/drawing/2016/5/14/chartex" xmlns:mc="http://schemas.openxmlformats.org/markup-compatibility/2006" xmlns:aink="http://schemas.microsoft.com/office/drawing/2016/ink" xmlns:am3d="http://schemas.microsoft.com/office/drawing/2017/model3d" xmlns:o="urn:schemas-microsoft-com:office:office" xmlns:oel="http://schemas.microsoft.com/office/2019/extlst" xmlns:r="http://schemas.openxmlformats.org/officeDocument/2006/relationships" xmlns:m="http://schemas.openxmlformats.org/officeDocument/2006/math" xmlns:v="urn:schemas-microsoft-com:vml" xmlns:wp14="http://schemas.microsoft.com/office/word/2010/wordprocessingDrawing" xmlns:wp="http://schemas.openxmlformats.org/drawingml/2006/wordprocessingDrawing" xmlns:w10="urn:schemas-microsoft-com:office:word" xmlns:w="http://schemas.openxmlformats.org/wordprocessingml/2006/main" xmlns:w14="http://schemas.microsoft.com/office/word/2010/wordml" xmlns:w15="http://schemas.microsoft.com/office/word/2012/wordml" xmlns:w16cex="http://schemas.microsoft.com/office/word/2018/wordml/cex" xmlns:w16cid="http://schemas.microsoft.com/office/word/2016/wordml/cid" xmlns:w16="http://schemas.microsoft.com/office/word/2018/wordml" xmlns:w16sdtdh="http://schemas.microsoft.com/office/word/2020/wordml/sdtdatahash" xmlns:w16se="http://schemas.microsoft.com/office/word/2015/wordml/symex" xmlns:wpg="http://schemas.microsoft.com/office/word/2010/wordprocessingGroup" xmlns:wpi="http://schemas.microsoft.com/office/word/2010/wordprocessingInk" xmlns:wne="http://schemas.microsoft.com/office/word/2006/wordml" xmlns:wps="http://schemas.microsoft.com/office/word/2010/wordprocessingShape" mc:Ignorable="w14 w15 w16se w16cid w16 w16cex w16sdtdh wp14">
+  <w:abstractNum xmlns:w="http://schemas.openxmlformats.org/wordprocessingml/2006/main" w:abstractNumId="30">
+    <w:nsid w:val="28cad093"/>
+    <w:multiLevelType xmlns:w="http://schemas.openxmlformats.org/wordprocessingml/2006/main" w:val="hybridMultilevel"/>
+    <w:lvl xmlns:w="http://schemas.openxmlformats.org/wordprocessingml/2006/main" w:ilvl="0">
+      <w:start w:val="1"/>
+      <w:numFmt w:val="lowerLetter"/>
+      <w:lvlText w:val="%1."/>
+      <w:lvlJc w:val="left"/>
+      <w:pPr>
+        <w:ind w:left="720" w:hanging="360"/>
+      </w:pPr>
+    </w:lvl>
+    <w:lvl xmlns:w="http://schemas.openxmlformats.org/wordprocessingml/2006/main" w:ilvl="1">
+      <w:start w:val="1"/>
+      <w:numFmt w:val="lowerLetter"/>
+      <w:lvlText w:val="%2."/>
+      <w:lvlJc w:val="left"/>
+      <w:pPr>
+        <w:ind w:left="1440" w:hanging="360"/>
+      </w:pPr>
+    </w:lvl>
+    <w:lvl xmlns:w="http://schemas.openxmlformats.org/wordprocessingml/2006/main" w:ilvl="2">
+      <w:start w:val="1"/>
+      <w:numFmt w:val="lowerRoman"/>
+      <w:lvlText w:val="%3."/>
+      <w:lvlJc w:val="right"/>
+      <w:pPr>
+        <w:ind w:left="2160" w:hanging="180"/>
+      </w:pPr>
+    </w:lvl>
+    <w:lvl xmlns:w="http://schemas.openxmlformats.org/wordprocessingml/2006/main" w:ilvl="3">
+      <w:start w:val="1"/>
+      <w:numFmt w:val="decimal"/>
+      <w:lvlText w:val="%4."/>
+      <w:lvlJc w:val="left"/>
+      <w:pPr>
+        <w:ind w:left="2880" w:hanging="360"/>
+      </w:pPr>
+    </w:lvl>
+    <w:lvl xmlns:w="http://schemas.openxmlformats.org/wordprocessingml/2006/main" w:ilvl="4">
+      <w:start w:val="1"/>
+      <w:numFmt w:val="lowerLetter"/>
+      <w:lvlText w:val="%5."/>
+      <w:lvlJc w:val="left"/>
+      <w:pPr>
+        <w:ind w:left="3600" w:hanging="360"/>
+      </w:pPr>
+    </w:lvl>
+    <w:lvl xmlns:w="http://schemas.openxmlformats.org/wordprocessingml/2006/main" w:ilvl="5">
+      <w:start w:val="1"/>
+      <w:numFmt w:val="lowerRoman"/>
+      <w:lvlText w:val="%6."/>
+      <w:lvlJc w:val="right"/>
+      <w:pPr>
+        <w:ind w:left="4320" w:hanging="180"/>
+      </w:pPr>
+    </w:lvl>
+    <w:lvl xmlns:w="http://schemas.openxmlformats.org/wordprocessingml/2006/main" w:ilvl="6">
+      <w:start w:val="1"/>
+      <w:numFmt w:val="decimal"/>
+      <w:lvlText w:val="%7."/>
+      <w:lvlJc w:val="left"/>
+      <w:pPr>
+        <w:ind w:left="5040" w:hanging="360"/>
+      </w:pPr>
+    </w:lvl>
+    <w:lvl xmlns:w="http://schemas.openxmlformats.org/wordprocessingml/2006/main" w:ilvl="7">
+      <w:start w:val="1"/>
+      <w:numFmt w:val="lowerLetter"/>
+      <w:lvlText w:val="%8."/>
+      <w:lvlJc w:val="left"/>
+      <w:pPr>
+        <w:ind w:left="5760" w:hanging="360"/>
+      </w:pPr>
+    </w:lvl>
+    <w:lvl xmlns:w="http://schemas.openxmlformats.org/wordprocessingml/2006/main" w:ilvl="8">
+      <w:start w:val="1"/>
+      <w:numFmt w:val="lowerRoman"/>
+      <w:lvlText w:val="%9."/>
+      <w:lvlJc w:val="right"/>
+      <w:pPr>
+        <w:ind w:left="6480" w:hanging="180"/>
+      </w:pPr>
+    </w:lvl>
+  </w:abstractNum>
+  <w:abstractNum xmlns:w="http://schemas.openxmlformats.org/wordprocessingml/2006/main" w:abstractNumId="29">
+    <w:nsid w:val="26d15582"/>
+    <w:multiLevelType xmlns:w="http://schemas.openxmlformats.org/wordprocessingml/2006/main" w:val="hybridMultilevel"/>
+    <w:lvl xmlns:w="http://schemas.openxmlformats.org/wordprocessingml/2006/main" w:ilvl="0">
+      <w:start w:val="1"/>
+      <w:numFmt w:val="lowerLetter"/>
+      <w:lvlText w:val="%1."/>
+      <w:lvlJc w:val="left"/>
+      <w:pPr>
+        <w:ind w:left="720" w:hanging="360"/>
+      </w:pPr>
+    </w:lvl>
+    <w:lvl xmlns:w="http://schemas.openxmlformats.org/wordprocessingml/2006/main" w:ilvl="1">
+      <w:start w:val="1"/>
+      <w:numFmt w:val="lowerLetter"/>
+      <w:lvlText w:val="%2."/>
+      <w:lvlJc w:val="left"/>
+      <w:pPr>
+        <w:ind w:left="1440" w:hanging="360"/>
+      </w:pPr>
+    </w:lvl>
+    <w:lvl xmlns:w="http://schemas.openxmlformats.org/wordprocessingml/2006/main" w:ilvl="2">
+      <w:start w:val="1"/>
+      <w:numFmt w:val="lowerRoman"/>
+      <w:lvlText w:val="%3."/>
+      <w:lvlJc w:val="right"/>
+      <w:pPr>
+        <w:ind w:left="2160" w:hanging="180"/>
+      </w:pPr>
+    </w:lvl>
+    <w:lvl xmlns:w="http://schemas.openxmlformats.org/wordprocessingml/2006/main" w:ilvl="3">
+      <w:start w:val="1"/>
+      <w:numFmt w:val="decimal"/>
+      <w:lvlText w:val="%4."/>
+      <w:lvlJc w:val="left"/>
+      <w:pPr>
+        <w:ind w:left="2880" w:hanging="360"/>
+      </w:pPr>
+    </w:lvl>
+    <w:lvl xmlns:w="http://schemas.openxmlformats.org/wordprocessingml/2006/main" w:ilvl="4">
+      <w:start w:val="1"/>
+      <w:numFmt w:val="lowerLetter"/>
+      <w:lvlText w:val="%5."/>
+      <w:lvlJc w:val="left"/>
+      <w:pPr>
+        <w:ind w:left="3600" w:hanging="360"/>
+      </w:pPr>
+    </w:lvl>
+    <w:lvl xmlns:w="http://schemas.openxmlformats.org/wordprocessingml/2006/main" w:ilvl="5">
+      <w:start w:val="1"/>
+      <w:numFmt w:val="lowerRoman"/>
+      <w:lvlText w:val="%6."/>
+      <w:lvlJc w:val="right"/>
+      <w:pPr>
+        <w:ind w:left="4320" w:hanging="180"/>
+      </w:pPr>
+    </w:lvl>
+    <w:lvl xmlns:w="http://schemas.openxmlformats.org/wordprocessingml/2006/main" w:ilvl="6">
+      <w:start w:val="1"/>
+      <w:numFmt w:val="decimal"/>
+      <w:lvlText w:val="%7."/>
+      <w:lvlJc w:val="left"/>
+      <w:pPr>
+        <w:ind w:left="5040" w:hanging="360"/>
+      </w:pPr>
+    </w:lvl>
+    <w:lvl xmlns:w="http://schemas.openxmlformats.org/wordprocessingml/2006/main" w:ilvl="7">
+      <w:start w:val="1"/>
+      <w:numFmt w:val="lowerLetter"/>
+      <w:lvlText w:val="%8."/>
+      <w:lvlJc w:val="left"/>
+      <w:pPr>
+        <w:ind w:left="5760" w:hanging="360"/>
+      </w:pPr>
+    </w:lvl>
+    <w:lvl xmlns:w="http://schemas.openxmlformats.org/wordprocessingml/2006/main" w:ilvl="8">
+      <w:start w:val="1"/>
+      <w:numFmt w:val="lowerRoman"/>
+      <w:lvlText w:val="%9."/>
+      <w:lvlJc w:val="right"/>
+      <w:pPr>
+        <w:ind w:left="6480" w:hanging="180"/>
+      </w:pPr>
+    </w:lvl>
+  </w:abstractNum>
+  <w:abstractNum xmlns:w="http://schemas.openxmlformats.org/wordprocessingml/2006/main" w:abstractNumId="28">
+    <w:nsid w:val="7df01e90"/>
+    <w:multiLevelType xmlns:w="http://schemas.openxmlformats.org/wordprocessingml/2006/main" w:val="hybridMultilevel"/>
+    <w:lvl xmlns:w="http://schemas.openxmlformats.org/wordprocessingml/2006/main" w:ilvl="0">
+      <w:start w:val="1"/>
+      <w:numFmt w:val="lowerLetter"/>
+      <w:lvlText w:val="%1."/>
+      <w:lvlJc w:val="left"/>
+      <w:pPr>
+        <w:ind w:left="720" w:hanging="360"/>
+      </w:pPr>
+    </w:lvl>
+    <w:lvl xmlns:w="http://schemas.openxmlformats.org/wordprocessingml/2006/main" w:ilvl="1">
+      <w:start w:val="1"/>
+      <w:numFmt w:val="lowerLetter"/>
+      <w:lvlText w:val="%2."/>
+      <w:lvlJc w:val="left"/>
+      <w:pPr>
+        <w:ind w:left="1440" w:hanging="360"/>
+      </w:pPr>
+    </w:lvl>
+    <w:lvl xmlns:w="http://schemas.openxmlformats.org/wordprocessingml/2006/main" w:ilvl="2">
+      <w:start w:val="1"/>
+      <w:numFmt w:val="lowerRoman"/>
+      <w:lvlText w:val="%3."/>
+      <w:lvlJc w:val="right"/>
+      <w:pPr>
+        <w:ind w:left="2160" w:hanging="180"/>
+      </w:pPr>
+    </w:lvl>
+    <w:lvl xmlns:w="http://schemas.openxmlformats.org/wordprocessingml/2006/main" w:ilvl="3">
+      <w:start w:val="1"/>
+      <w:numFmt w:val="decimal"/>
+      <w:lvlText w:val="%4."/>
+      <w:lvlJc w:val="left"/>
+      <w:pPr>
+        <w:ind w:left="2880" w:hanging="360"/>
+      </w:pPr>
+    </w:lvl>
+    <w:lvl xmlns:w="http://schemas.openxmlformats.org/wordprocessingml/2006/main" w:ilvl="4">
+      <w:start w:val="1"/>
+      <w:numFmt w:val="lowerLetter"/>
+      <w:lvlText w:val="%5."/>
+      <w:lvlJc w:val="left"/>
+      <w:pPr>
+        <w:ind w:left="3600" w:hanging="360"/>
+      </w:pPr>
+    </w:lvl>
+    <w:lvl xmlns:w="http://schemas.openxmlformats.org/wordprocessingml/2006/main" w:ilvl="5">
+      <w:start w:val="1"/>
+      <w:numFmt w:val="lowerRoman"/>
+      <w:lvlText w:val="%6."/>
+      <w:lvlJc w:val="right"/>
+      <w:pPr>
+        <w:ind w:left="4320" w:hanging="180"/>
+      </w:pPr>
+    </w:lvl>
+    <w:lvl xmlns:w="http://schemas.openxmlformats.org/wordprocessingml/2006/main" w:ilvl="6">
+      <w:start w:val="1"/>
+      <w:numFmt w:val="decimal"/>
+      <w:lvlText w:val="%7."/>
+      <w:lvlJc w:val="left"/>
+      <w:pPr>
+        <w:ind w:left="5040" w:hanging="360"/>
+      </w:pPr>
+    </w:lvl>
+    <w:lvl xmlns:w="http://schemas.openxmlformats.org/wordprocessingml/2006/main" w:ilvl="7">
+      <w:start w:val="1"/>
+      <w:numFmt w:val="lowerLetter"/>
+      <w:lvlText w:val="%8."/>
+      <w:lvlJc w:val="left"/>
+      <w:pPr>
+        <w:ind w:left="5760" w:hanging="360"/>
+      </w:pPr>
+    </w:lvl>
+    <w:lvl xmlns:w="http://schemas.openxmlformats.org/wordprocessingml/2006/main" w:ilvl="8">
+      <w:start w:val="1"/>
+      <w:numFmt w:val="lowerRoman"/>
+      <w:lvlText w:val="%9."/>
+      <w:lvlJc w:val="right"/>
+      <w:pPr>
+        <w:ind w:left="6480" w:hanging="180"/>
+      </w:pPr>
+    </w:lvl>
+  </w:abstractNum>
+  <w:abstractNum xmlns:w="http://schemas.openxmlformats.org/wordprocessingml/2006/main" w:abstractNumId="27">
+    <w:nsid w:val="1374da5f"/>
+    <w:multiLevelType xmlns:w="http://schemas.openxmlformats.org/wordprocessingml/2006/main" w:val="hybridMultilevel"/>
+    <w:lvl xmlns:w="http://schemas.openxmlformats.org/wordprocessingml/2006/main" w:ilvl="0">
+      <w:start w:val="1"/>
+      <w:numFmt w:val="lowerLetter"/>
+      <w:lvlText w:val="%1."/>
+      <w:lvlJc w:val="left"/>
+      <w:pPr>
+        <w:ind w:left="720" w:hanging="360"/>
+      </w:pPr>
+    </w:lvl>
+    <w:lvl xmlns:w="http://schemas.openxmlformats.org/wordprocessingml/2006/main" w:ilvl="1">
+      <w:start w:val="1"/>
+      <w:numFmt w:val="lowerLetter"/>
+      <w:lvlText w:val="%2."/>
+      <w:lvlJc w:val="left"/>
+      <w:pPr>
+        <w:ind w:left="1440" w:hanging="360"/>
+      </w:pPr>
+    </w:lvl>
+    <w:lvl xmlns:w="http://schemas.openxmlformats.org/wordprocessingml/2006/main" w:ilvl="2">
+      <w:start w:val="1"/>
+      <w:numFmt w:val="lowerRoman"/>
+      <w:lvlText w:val="%3."/>
+      <w:lvlJc w:val="right"/>
+      <w:pPr>
+        <w:ind w:left="2160" w:hanging="180"/>
+      </w:pPr>
+    </w:lvl>
+    <w:lvl xmlns:w="http://schemas.openxmlformats.org/wordprocessingml/2006/main" w:ilvl="3">
+      <w:start w:val="1"/>
+      <w:numFmt w:val="decimal"/>
+      <w:lvlText w:val="%4."/>
+      <w:lvlJc w:val="left"/>
+      <w:pPr>
+        <w:ind w:left="2880" w:hanging="360"/>
+      </w:pPr>
+    </w:lvl>
+    <w:lvl xmlns:w="http://schemas.openxmlformats.org/wordprocessingml/2006/main" w:ilvl="4">
+      <w:start w:val="1"/>
+      <w:numFmt w:val="lowerLetter"/>
+      <w:lvlText w:val="%5."/>
+      <w:lvlJc w:val="left"/>
+      <w:pPr>
+        <w:ind w:left="3600" w:hanging="360"/>
+      </w:pPr>
+    </w:lvl>
+    <w:lvl xmlns:w="http://schemas.openxmlformats.org/wordprocessingml/2006/main" w:ilvl="5">
+      <w:start w:val="1"/>
+      <w:numFmt w:val="lowerRoman"/>
+      <w:lvlText w:val="%6."/>
+      <w:lvlJc w:val="right"/>
+      <w:pPr>
+        <w:ind w:left="4320" w:hanging="180"/>
+      </w:pPr>
+    </w:lvl>
+    <w:lvl xmlns:w="http://schemas.openxmlformats.org/wordprocessingml/2006/main" w:ilvl="6">
+      <w:start w:val="1"/>
+      <w:numFmt w:val="decimal"/>
+      <w:lvlText w:val="%7."/>
+      <w:lvlJc w:val="left"/>
+      <w:pPr>
+        <w:ind w:left="5040" w:hanging="360"/>
+      </w:pPr>
+    </w:lvl>
+    <w:lvl xmlns:w="http://schemas.openxmlformats.org/wordprocessingml/2006/main" w:ilvl="7">
+      <w:start w:val="1"/>
+      <w:numFmt w:val="lowerLetter"/>
+      <w:lvlText w:val="%8."/>
+      <w:lvlJc w:val="left"/>
+      <w:pPr>
+        <w:ind w:left="5760" w:hanging="360"/>
+      </w:pPr>
+    </w:lvl>
+    <w:lvl xmlns:w="http://schemas.openxmlformats.org/wordprocessingml/2006/main" w:ilvl="8">
+      <w:start w:val="1"/>
+      <w:numFmt w:val="lowerRoman"/>
+      <w:lvlText w:val="%9."/>
+      <w:lvlJc w:val="right"/>
+      <w:pPr>
+        <w:ind w:left="6480" w:hanging="180"/>
+      </w:pPr>
+    </w:lvl>
+  </w:abstractNum>
+  <w:abstractNum xmlns:w="http://schemas.openxmlformats.org/wordprocessingml/2006/main" w:abstractNumId="26">
+    <w:nsid w:val="ca2481f"/>
+    <w:multiLevelType xmlns:w="http://schemas.openxmlformats.org/wordprocessingml/2006/main" w:val="hybridMultilevel"/>
+    <w:lvl xmlns:w="http://schemas.openxmlformats.org/wordprocessingml/2006/main" w:ilvl="0">
+      <w:start w:val="1"/>
+      <w:numFmt w:val="lowerLetter"/>
+      <w:lvlText w:val="%1."/>
+      <w:lvlJc w:val="left"/>
+      <w:pPr>
+        <w:ind w:left="720" w:hanging="360"/>
+      </w:pPr>
+    </w:lvl>
+    <w:lvl xmlns:w="http://schemas.openxmlformats.org/wordprocessingml/2006/main" w:ilvl="1">
+      <w:start w:val="1"/>
+      <w:numFmt w:val="lowerLetter"/>
+      <w:lvlText w:val="%2."/>
+      <w:lvlJc w:val="left"/>
+      <w:pPr>
+        <w:ind w:left="1440" w:hanging="360"/>
+      </w:pPr>
+    </w:lvl>
+    <w:lvl xmlns:w="http://schemas.openxmlformats.org/wordprocessingml/2006/main" w:ilvl="2">
+      <w:start w:val="1"/>
+      <w:numFmt w:val="lowerRoman"/>
+      <w:lvlText w:val="%3."/>
+      <w:lvlJc w:val="right"/>
+      <w:pPr>
+        <w:ind w:left="2160" w:hanging="180"/>
+      </w:pPr>
+    </w:lvl>
+    <w:lvl xmlns:w="http://schemas.openxmlformats.org/wordprocessingml/2006/main" w:ilvl="3">
+      <w:start w:val="1"/>
+      <w:numFmt w:val="decimal"/>
+      <w:lvlText w:val="%4."/>
+      <w:lvlJc w:val="left"/>
+      <w:pPr>
+        <w:ind w:left="2880" w:hanging="360"/>
+      </w:pPr>
+    </w:lvl>
+    <w:lvl xmlns:w="http://schemas.openxmlformats.org/wordprocessingml/2006/main" w:ilvl="4">
+      <w:start w:val="1"/>
+      <w:numFmt w:val="lowerLetter"/>
+      <w:lvlText w:val="%5."/>
+      <w:lvlJc w:val="left"/>
+      <w:pPr>
+        <w:ind w:left="3600" w:hanging="360"/>
+      </w:pPr>
+    </w:lvl>
+    <w:lvl xmlns:w="http://schemas.openxmlformats.org/wordprocessingml/2006/main" w:ilvl="5">
+      <w:start w:val="1"/>
+      <w:numFmt w:val="lowerRoman"/>
+      <w:lvlText w:val="%6."/>
+      <w:lvlJc w:val="right"/>
+      <w:pPr>
+        <w:ind w:left="4320" w:hanging="180"/>
+      </w:pPr>
+    </w:lvl>
+    <w:lvl xmlns:w="http://schemas.openxmlformats.org/wordprocessingml/2006/main" w:ilvl="6">
+      <w:start w:val="1"/>
+      <w:numFmt w:val="decimal"/>
+      <w:lvlText w:val="%7."/>
+      <w:lvlJc w:val="left"/>
+      <w:pPr>
+        <w:ind w:left="5040" w:hanging="360"/>
+      </w:pPr>
+    </w:lvl>
+    <w:lvl xmlns:w="http://schemas.openxmlformats.org/wordprocessingml/2006/main" w:ilvl="7">
+      <w:start w:val="1"/>
+      <w:numFmt w:val="lowerLetter"/>
+      <w:lvlText w:val="%8."/>
+      <w:lvlJc w:val="left"/>
+      <w:pPr>
+        <w:ind w:left="5760" w:hanging="360"/>
+      </w:pPr>
+    </w:lvl>
+    <w:lvl xmlns:w="http://schemas.openxmlformats.org/wordprocessingml/2006/main" w:ilvl="8">
+      <w:start w:val="1"/>
+      <w:numFmt w:val="lowerRoman"/>
+      <w:lvlText w:val="%9."/>
+      <w:lvlJc w:val="right"/>
+      <w:pPr>
+        <w:ind w:left="6480" w:hanging="180"/>
+      </w:pPr>
+    </w:lvl>
+  </w:abstractNum>
+  <w:abstractNum xmlns:w="http://schemas.openxmlformats.org/wordprocessingml/2006/main" w:abstractNumId="25">
+    <w:nsid w:val="55c00599"/>
+    <w:multiLevelType xmlns:w="http://schemas.openxmlformats.org/wordprocessingml/2006/main" w:val="hybridMultilevel"/>
+    <w:lvl xmlns:w="http://schemas.openxmlformats.org/wordprocessingml/2006/main" w:ilvl="0">
+      <w:start w:val="1"/>
+      <w:numFmt w:val="lowerLetter"/>
+      <w:lvlText w:val="%1."/>
+      <w:lvlJc w:val="left"/>
+      <w:pPr>
+        <w:ind w:left="720" w:hanging="360"/>
+      </w:pPr>
+    </w:lvl>
+    <w:lvl xmlns:w="http://schemas.openxmlformats.org/wordprocessingml/2006/main" w:ilvl="1">
+      <w:start w:val="1"/>
+      <w:numFmt w:val="lowerLetter"/>
+      <w:lvlText w:val="%2."/>
+      <w:lvlJc w:val="left"/>
+      <w:pPr>
+        <w:ind w:left="1440" w:hanging="360"/>
+      </w:pPr>
+    </w:lvl>
+    <w:lvl xmlns:w="http://schemas.openxmlformats.org/wordprocessingml/2006/main" w:ilvl="2">
+      <w:start w:val="1"/>
+      <w:numFmt w:val="lowerRoman"/>
+      <w:lvlText w:val="%3."/>
+      <w:lvlJc w:val="right"/>
+      <w:pPr>
+        <w:ind w:left="2160" w:hanging="180"/>
+      </w:pPr>
+    </w:lvl>
+    <w:lvl xmlns:w="http://schemas.openxmlformats.org/wordprocessingml/2006/main" w:ilvl="3">
+      <w:start w:val="1"/>
+      <w:numFmt w:val="decimal"/>
+      <w:lvlText w:val="%4."/>
+      <w:lvlJc w:val="left"/>
+      <w:pPr>
+        <w:ind w:left="2880" w:hanging="360"/>
+      </w:pPr>
+    </w:lvl>
+    <w:lvl xmlns:w="http://schemas.openxmlformats.org/wordprocessingml/2006/main" w:ilvl="4">
+      <w:start w:val="1"/>
+      <w:numFmt w:val="lowerLetter"/>
+      <w:lvlText w:val="%5."/>
+      <w:lvlJc w:val="left"/>
+      <w:pPr>
+        <w:ind w:left="3600" w:hanging="360"/>
+      </w:pPr>
+    </w:lvl>
+    <w:lvl xmlns:w="http://schemas.openxmlformats.org/wordprocessingml/2006/main" w:ilvl="5">
+      <w:start w:val="1"/>
+      <w:numFmt w:val="lowerRoman"/>
+      <w:lvlText w:val="%6."/>
+      <w:lvlJc w:val="right"/>
+      <w:pPr>
+        <w:ind w:left="4320" w:hanging="180"/>
+      </w:pPr>
+    </w:lvl>
+    <w:lvl xmlns:w="http://schemas.openxmlformats.org/wordprocessingml/2006/main" w:ilvl="6">
+      <w:start w:val="1"/>
+      <w:numFmt w:val="decimal"/>
+      <w:lvlText w:val="%7."/>
+      <w:lvlJc w:val="left"/>
+      <w:pPr>
+        <w:ind w:left="5040" w:hanging="360"/>
+      </w:pPr>
+    </w:lvl>
+    <w:lvl xmlns:w="http://schemas.openxmlformats.org/wordprocessingml/2006/main" w:ilvl="7">
+      <w:start w:val="1"/>
+      <w:numFmt w:val="lowerLetter"/>
+      <w:lvlText w:val="%8."/>
+      <w:lvlJc w:val="left"/>
+      <w:pPr>
+        <w:ind w:left="5760" w:hanging="360"/>
+      </w:pPr>
+    </w:lvl>
+    <w:lvl xmlns:w="http://schemas.openxmlformats.org/wordprocessingml/2006/main" w:ilvl="8">
+      <w:start w:val="1"/>
+      <w:numFmt w:val="lowerRoman"/>
+      <w:lvlText w:val="%9."/>
+      <w:lvlJc w:val="right"/>
+      <w:pPr>
+        <w:ind w:left="6480" w:hanging="180"/>
+      </w:pPr>
+    </w:lvl>
+  </w:abstractNum>
+  <w:abstractNum xmlns:w="http://schemas.openxmlformats.org/wordprocessingml/2006/main" w:abstractNumId="24">
+    <w:nsid w:val="2d7783"/>
+    <w:multiLevelType xmlns:w="http://schemas.openxmlformats.org/wordprocessingml/2006/main" w:val="hybridMultilevel"/>
+    <w:lvl xmlns:w="http://schemas.openxmlformats.org/wordprocessingml/2006/main" w:ilvl="0">
+      <w:start w:val="1"/>
+      <w:numFmt w:val="lowerLetter"/>
+      <w:lvlText w:val="%1."/>
+      <w:lvlJc w:val="left"/>
+      <w:pPr>
+        <w:ind w:left="720" w:hanging="360"/>
+      </w:pPr>
+    </w:lvl>
+    <w:lvl xmlns:w="http://schemas.openxmlformats.org/wordprocessingml/2006/main" w:ilvl="1">
+      <w:start w:val="1"/>
+      <w:numFmt w:val="lowerLetter"/>
+      <w:lvlText w:val="%2."/>
+      <w:lvlJc w:val="left"/>
+      <w:pPr>
+        <w:ind w:left="1440" w:hanging="360"/>
+      </w:pPr>
+    </w:lvl>
+    <w:lvl xmlns:w="http://schemas.openxmlformats.org/wordprocessingml/2006/main" w:ilvl="2">
+      <w:start w:val="1"/>
+      <w:numFmt w:val="lowerRoman"/>
+      <w:lvlText w:val="%3."/>
+      <w:lvlJc w:val="right"/>
+      <w:pPr>
+        <w:ind w:left="2160" w:hanging="180"/>
+      </w:pPr>
+    </w:lvl>
+    <w:lvl xmlns:w="http://schemas.openxmlformats.org/wordprocessingml/2006/main" w:ilvl="3">
+      <w:start w:val="1"/>
+      <w:numFmt w:val="decimal"/>
+      <w:lvlText w:val="%4."/>
+      <w:lvlJc w:val="left"/>
+      <w:pPr>
+        <w:ind w:left="2880" w:hanging="360"/>
+      </w:pPr>
+    </w:lvl>
+    <w:lvl xmlns:w="http://schemas.openxmlformats.org/wordprocessingml/2006/main" w:ilvl="4">
+      <w:start w:val="1"/>
+      <w:numFmt w:val="lowerLetter"/>
+      <w:lvlText w:val="%5."/>
+      <w:lvlJc w:val="left"/>
+      <w:pPr>
+        <w:ind w:left="3600" w:hanging="360"/>
+      </w:pPr>
+    </w:lvl>
+    <w:lvl xmlns:w="http://schemas.openxmlformats.org/wordprocessingml/2006/main" w:ilvl="5">
+      <w:start w:val="1"/>
+      <w:numFmt w:val="lowerRoman"/>
+      <w:lvlText w:val="%6."/>
+      <w:lvlJc w:val="right"/>
+      <w:pPr>
+        <w:ind w:left="4320" w:hanging="180"/>
+      </w:pPr>
+    </w:lvl>
+    <w:lvl xmlns:w="http://schemas.openxmlformats.org/wordprocessingml/2006/main" w:ilvl="6">
+      <w:start w:val="1"/>
+      <w:numFmt w:val="decimal"/>
+      <w:lvlText w:val="%7."/>
+      <w:lvlJc w:val="left"/>
+      <w:pPr>
+        <w:ind w:left="5040" w:hanging="360"/>
+      </w:pPr>
+    </w:lvl>
+    <w:lvl xmlns:w="http://schemas.openxmlformats.org/wordprocessingml/2006/main" w:ilvl="7">
+      <w:start w:val="1"/>
+      <w:numFmt w:val="lowerLetter"/>
+      <w:lvlText w:val="%8."/>
+      <w:lvlJc w:val="left"/>
+      <w:pPr>
+        <w:ind w:left="5760" w:hanging="360"/>
+      </w:pPr>
+    </w:lvl>
+    <w:lvl xmlns:w="http://schemas.openxmlformats.org/wordprocessingml/2006/main" w:ilvl="8">
+      <w:start w:val="1"/>
+      <w:numFmt w:val="lowerRoman"/>
+      <w:lvlText w:val="%9."/>
+      <w:lvlJc w:val="right"/>
+      <w:pPr>
+        <w:ind w:left="6480" w:hanging="180"/>
+      </w:pPr>
+    </w:lvl>
+  </w:abstractNum>
+  <w:abstractNum xmlns:w="http://schemas.openxmlformats.org/wordprocessingml/2006/main" w:abstractNumId="23">
+    <w:nsid w:val="359a1e57"/>
+    <w:multiLevelType xmlns:w="http://schemas.openxmlformats.org/wordprocessingml/2006/main" w:val="hybridMultilevel"/>
+    <w:lvl xmlns:w="http://schemas.openxmlformats.org/wordprocessingml/2006/main" w:ilvl="0">
+      <w:start w:val="1"/>
+      <w:numFmt w:val="decimal"/>
+      <w:lvlText w:val="%1."/>
+      <w:lvlJc w:val="left"/>
+      <w:pPr>
+        <w:ind w:left="720" w:hanging="360"/>
+      </w:pPr>
+    </w:lvl>
+    <w:lvl xmlns:w="http://schemas.openxmlformats.org/wordprocessingml/2006/main" w:ilvl="1">
+      <w:start w:val="1"/>
+      <w:numFmt w:val="lowerLetter"/>
+      <w:lvlText w:val="%2."/>
+      <w:lvlJc w:val="left"/>
+      <w:pPr>
+        <w:ind w:left="1440" w:hanging="360"/>
+      </w:pPr>
+    </w:lvl>
+    <w:lvl xmlns:w="http://schemas.openxmlformats.org/wordprocessingml/2006/main" w:ilvl="2">
+      <w:start w:val="1"/>
+      <w:numFmt w:val="lowerRoman"/>
+      <w:lvlText w:val="%3."/>
+      <w:lvlJc w:val="right"/>
+      <w:pPr>
+        <w:ind w:left="2160" w:hanging="180"/>
+      </w:pPr>
+    </w:lvl>
+    <w:lvl xmlns:w="http://schemas.openxmlformats.org/wordprocessingml/2006/main" w:ilvl="3">
+      <w:start w:val="1"/>
+      <w:numFmt w:val="decimal"/>
+      <w:lvlText w:val="%4."/>
+      <w:lvlJc w:val="left"/>
+      <w:pPr>
+        <w:ind w:left="2880" w:hanging="360"/>
+      </w:pPr>
+    </w:lvl>
+    <w:lvl xmlns:w="http://schemas.openxmlformats.org/wordprocessingml/2006/main" w:ilvl="4">
+      <w:start w:val="1"/>
+      <w:numFmt w:val="lowerLetter"/>
+      <w:lvlText w:val="%5."/>
+      <w:lvlJc w:val="left"/>
+      <w:pPr>
+        <w:ind w:left="3600" w:hanging="360"/>
+      </w:pPr>
+    </w:lvl>
+    <w:lvl xmlns:w="http://schemas.openxmlformats.org/wordprocessingml/2006/main" w:ilvl="5">
+      <w:start w:val="1"/>
+      <w:numFmt w:val="lowerRoman"/>
+      <w:lvlText w:val="%6."/>
+      <w:lvlJc w:val="right"/>
+      <w:pPr>
+        <w:ind w:left="4320" w:hanging="180"/>
+      </w:pPr>
+    </w:lvl>
+    <w:lvl xmlns:w="http://schemas.openxmlformats.org/wordprocessingml/2006/main" w:ilvl="6">
+      <w:start w:val="1"/>
+      <w:numFmt w:val="decimal"/>
+      <w:lvlText w:val="%7."/>
+      <w:lvlJc w:val="left"/>
+      <w:pPr>
+        <w:ind w:left="5040" w:hanging="360"/>
+      </w:pPr>
+    </w:lvl>
+    <w:lvl xmlns:w="http://schemas.openxmlformats.org/wordprocessingml/2006/main" w:ilvl="7">
+      <w:start w:val="1"/>
+      <w:numFmt w:val="lowerLetter"/>
+      <w:lvlText w:val="%8."/>
+      <w:lvlJc w:val="left"/>
+      <w:pPr>
+        <w:ind w:left="5760" w:hanging="360"/>
+      </w:pPr>
+    </w:lvl>
+    <w:lvl xmlns:w="http://schemas.openxmlformats.org/wordprocessingml/2006/main" w:ilvl="8">
+      <w:start w:val="1"/>
+      <w:numFmt w:val="lowerRoman"/>
+      <w:lvlText w:val="%9."/>
+      <w:lvlJc w:val="right"/>
+      <w:pPr>
+        <w:ind w:left="6480" w:hanging="180"/>
+      </w:pPr>
+    </w:lvl>
+  </w:abstractNum>
+  <w:abstractNum xmlns:w="http://schemas.openxmlformats.org/wordprocessingml/2006/main" w:abstractNumId="22">
+    <w:nsid w:val="54d654d0"/>
+    <w:multiLevelType xmlns:w="http://schemas.openxmlformats.org/wordprocessingml/2006/main" w:val="hybridMultilevel"/>
+    <w:lvl xmlns:w="http://schemas.openxmlformats.org/wordprocessingml/2006/main" w:ilvl="0">
+      <w:start w:val="1"/>
+      <w:numFmt w:val="decimal"/>
+      <w:lvlText w:val="%1."/>
+      <w:lvlJc w:val="left"/>
+      <w:pPr>
+        <w:ind w:left="720" w:hanging="360"/>
+      </w:pPr>
+    </w:lvl>
+    <w:lvl xmlns:w="http://schemas.openxmlformats.org/wordprocessingml/2006/main" w:ilvl="1">
+      <w:start w:val="1"/>
+      <w:numFmt w:val="lowerLetter"/>
+      <w:lvlText w:val="%2."/>
+      <w:lvlJc w:val="left"/>
+      <w:pPr>
+        <w:ind w:left="1440" w:hanging="360"/>
+      </w:pPr>
+    </w:lvl>
+    <w:lvl xmlns:w="http://schemas.openxmlformats.org/wordprocessingml/2006/main" w:ilvl="2">
+      <w:start w:val="1"/>
+      <w:numFmt w:val="lowerRoman"/>
+      <w:lvlText w:val="%3."/>
+      <w:lvlJc w:val="right"/>
+      <w:pPr>
+        <w:ind w:left="2160" w:hanging="180"/>
+      </w:pPr>
+    </w:lvl>
+    <w:lvl xmlns:w="http://schemas.openxmlformats.org/wordprocessingml/2006/main" w:ilvl="3">
+      <w:start w:val="1"/>
+      <w:numFmt w:val="decimal"/>
+      <w:lvlText w:val="%4."/>
+      <w:lvlJc w:val="left"/>
+      <w:pPr>
+        <w:ind w:left="2880" w:hanging="360"/>
+      </w:pPr>
+    </w:lvl>
+    <w:lvl xmlns:w="http://schemas.openxmlformats.org/wordprocessingml/2006/main" w:ilvl="4">
+      <w:start w:val="1"/>
+      <w:numFmt w:val="lowerLetter"/>
+      <w:lvlText w:val="%5."/>
+      <w:lvlJc w:val="left"/>
+      <w:pPr>
+        <w:ind w:left="3600" w:hanging="360"/>
+      </w:pPr>
+    </w:lvl>
+    <w:lvl xmlns:w="http://schemas.openxmlformats.org/wordprocessingml/2006/main" w:ilvl="5">
+      <w:start w:val="1"/>
+      <w:numFmt w:val="lowerRoman"/>
+      <w:lvlText w:val="%6."/>
+      <w:lvlJc w:val="right"/>
+      <w:pPr>
+        <w:ind w:left="4320" w:hanging="180"/>
+      </w:pPr>
+    </w:lvl>
+    <w:lvl xmlns:w="http://schemas.openxmlformats.org/wordprocessingml/2006/main" w:ilvl="6">
+      <w:start w:val="1"/>
+      <w:numFmt w:val="decimal"/>
+      <w:lvlText w:val="%7."/>
+      <w:lvlJc w:val="left"/>
+      <w:pPr>
+        <w:ind w:left="5040" w:hanging="360"/>
+      </w:pPr>
+    </w:lvl>
+    <w:lvl xmlns:w="http://schemas.openxmlformats.org/wordprocessingml/2006/main" w:ilvl="7">
+      <w:start w:val="1"/>
+      <w:numFmt w:val="lowerLetter"/>
+      <w:lvlText w:val="%8."/>
+      <w:lvlJc w:val="left"/>
+      <w:pPr>
+        <w:ind w:left="5760" w:hanging="360"/>
+      </w:pPr>
+    </w:lvl>
+    <w:lvl xmlns:w="http://schemas.openxmlformats.org/wordprocessingml/2006/main" w:ilvl="8">
+      <w:start w:val="1"/>
+      <w:numFmt w:val="lowerRoman"/>
+      <w:lvlText w:val="%9."/>
+      <w:lvlJc w:val="right"/>
+      <w:pPr>
+        <w:ind w:left="6480" w:hanging="180"/>
+      </w:pPr>
+    </w:lvl>
+  </w:abstractNum>
+  <w:abstractNum xmlns:w="http://schemas.openxmlformats.org/wordprocessingml/2006/main" w:abstractNumId="21">
+    <w:nsid w:val="5f027877"/>
+    <w:multiLevelType xmlns:w="http://schemas.openxmlformats.org/wordprocessingml/2006/main" w:val="hybridMultilevel"/>
+    <w:lvl xmlns:w="http://schemas.openxmlformats.org/wordprocessingml/2006/main" w:ilvl="0">
+      <w:start w:val="1"/>
+      <w:numFmt w:val="lowerLetter"/>
+      <w:lvlText w:val="%1."/>
+      <w:lvlJc w:val="left"/>
+      <w:pPr>
+        <w:ind w:left="720" w:hanging="360"/>
+      </w:pPr>
+    </w:lvl>
+    <w:lvl xmlns:w="http://schemas.openxmlformats.org/wordprocessingml/2006/main" w:ilvl="1">
+      <w:start w:val="1"/>
+      <w:numFmt w:val="lowerLetter"/>
+      <w:lvlText w:val="%2."/>
+      <w:lvlJc w:val="left"/>
+      <w:pPr>
+        <w:ind w:left="1440" w:hanging="360"/>
+      </w:pPr>
+    </w:lvl>
+    <w:lvl xmlns:w="http://schemas.openxmlformats.org/wordprocessingml/2006/main" w:ilvl="2">
+      <w:start w:val="1"/>
+      <w:numFmt w:val="lowerRoman"/>
+      <w:lvlText w:val="%3."/>
+      <w:lvlJc w:val="right"/>
+      <w:pPr>
+        <w:ind w:left="2160" w:hanging="180"/>
+      </w:pPr>
+    </w:lvl>
+    <w:lvl xmlns:w="http://schemas.openxmlformats.org/wordprocessingml/2006/main" w:ilvl="3">
+      <w:start w:val="1"/>
+      <w:numFmt w:val="decimal"/>
+      <w:lvlText w:val="%4."/>
+      <w:lvlJc w:val="left"/>
+      <w:pPr>
+        <w:ind w:left="2880" w:hanging="360"/>
+      </w:pPr>
+    </w:lvl>
+    <w:lvl xmlns:w="http://schemas.openxmlformats.org/wordprocessingml/2006/main" w:ilvl="4">
+      <w:start w:val="1"/>
+      <w:numFmt w:val="lowerLetter"/>
+      <w:lvlText w:val="%5."/>
+      <w:lvlJc w:val="left"/>
+      <w:pPr>
+        <w:ind w:left="3600" w:hanging="360"/>
+      </w:pPr>
+    </w:lvl>
+    <w:lvl xmlns:w="http://schemas.openxmlformats.org/wordprocessingml/2006/main" w:ilvl="5">
+      <w:start w:val="1"/>
+      <w:numFmt w:val="lowerRoman"/>
+      <w:lvlText w:val="%6."/>
+      <w:lvlJc w:val="right"/>
+      <w:pPr>
+        <w:ind w:left="4320" w:hanging="180"/>
+      </w:pPr>
+    </w:lvl>
+    <w:lvl xmlns:w="http://schemas.openxmlformats.org/wordprocessingml/2006/main" w:ilvl="6">
+      <w:start w:val="1"/>
+      <w:numFmt w:val="decimal"/>
+      <w:lvlText w:val="%7."/>
+      <w:lvlJc w:val="left"/>
+      <w:pPr>
+        <w:ind w:left="5040" w:hanging="360"/>
+      </w:pPr>
+    </w:lvl>
+    <w:lvl xmlns:w="http://schemas.openxmlformats.org/wordprocessingml/2006/main" w:ilvl="7">
+      <w:start w:val="1"/>
+      <w:numFmt w:val="lowerLetter"/>
+      <w:lvlText w:val="%8."/>
+      <w:lvlJc w:val="left"/>
+      <w:pPr>
+        <w:ind w:left="5760" w:hanging="360"/>
+      </w:pPr>
+    </w:lvl>
+    <w:lvl xmlns:w="http://schemas.openxmlformats.org/wordprocessingml/2006/main" w:ilvl="8">
+      <w:start w:val="1"/>
+      <w:numFmt w:val="lowerRoman"/>
+      <w:lvlText w:val="%9."/>
+      <w:lvlJc w:val="right"/>
+      <w:pPr>
+        <w:ind w:left="6480" w:hanging="180"/>
+      </w:pPr>
+    </w:lvl>
+  </w:abstractNum>
+  <w:abstractNum xmlns:w="http://schemas.openxmlformats.org/wordprocessingml/2006/main" w:abstractNumId="20">
+    <w:nsid w:val="f04dded"/>
+    <w:multiLevelType xmlns:w="http://schemas.openxmlformats.org/wordprocessingml/2006/main" w:val="hybridMultilevel"/>
+    <w:lvl xmlns:w="http://schemas.openxmlformats.org/wordprocessingml/2006/main" w:ilvl="0">
+      <w:start w:val="1"/>
+      <w:numFmt w:val="lowerLetter"/>
+      <w:lvlText w:val="%1."/>
+      <w:lvlJc w:val="left"/>
+      <w:pPr>
+        <w:ind w:left="720" w:hanging="360"/>
+      </w:pPr>
+    </w:lvl>
+    <w:lvl xmlns:w="http://schemas.openxmlformats.org/wordprocessingml/2006/main" w:ilvl="1">
+      <w:start w:val="1"/>
+      <w:numFmt w:val="lowerLetter"/>
+      <w:lvlText w:val="%2."/>
+      <w:lvlJc w:val="left"/>
+      <w:pPr>
+        <w:ind w:left="1440" w:hanging="360"/>
+      </w:pPr>
+    </w:lvl>
+    <w:lvl xmlns:w="http://schemas.openxmlformats.org/wordprocessingml/2006/main" w:ilvl="2">
+      <w:start w:val="1"/>
+      <w:numFmt w:val="lowerRoman"/>
+      <w:lvlText w:val="%3."/>
+      <w:lvlJc w:val="right"/>
+      <w:pPr>
+        <w:ind w:left="2160" w:hanging="180"/>
+      </w:pPr>
+    </w:lvl>
+    <w:lvl xmlns:w="http://schemas.openxmlformats.org/wordprocessingml/2006/main" w:ilvl="3">
+      <w:start w:val="1"/>
+      <w:numFmt w:val="decimal"/>
+      <w:lvlText w:val="%4."/>
+      <w:lvlJc w:val="left"/>
+      <w:pPr>
+        <w:ind w:left="2880" w:hanging="360"/>
+      </w:pPr>
+    </w:lvl>
+    <w:lvl xmlns:w="http://schemas.openxmlformats.org/wordprocessingml/2006/main" w:ilvl="4">
+      <w:start w:val="1"/>
+      <w:numFmt w:val="lowerLetter"/>
+      <w:lvlText w:val="%5."/>
+      <w:lvlJc w:val="left"/>
+      <w:pPr>
+        <w:ind w:left="3600" w:hanging="360"/>
+      </w:pPr>
+    </w:lvl>
+    <w:lvl xmlns:w="http://schemas.openxmlformats.org/wordprocessingml/2006/main" w:ilvl="5">
+      <w:start w:val="1"/>
+      <w:numFmt w:val="lowerRoman"/>
+      <w:lvlText w:val="%6."/>
+      <w:lvlJc w:val="right"/>
+      <w:pPr>
+        <w:ind w:left="4320" w:hanging="180"/>
+      </w:pPr>
+    </w:lvl>
+    <w:lvl xmlns:w="http://schemas.openxmlformats.org/wordprocessingml/2006/main" w:ilvl="6">
+      <w:start w:val="1"/>
+      <w:numFmt w:val="decimal"/>
+      <w:lvlText w:val="%7."/>
+      <w:lvlJc w:val="left"/>
+      <w:pPr>
+        <w:ind w:left="5040" w:hanging="360"/>
+      </w:pPr>
+    </w:lvl>
+    <w:lvl xmlns:w="http://schemas.openxmlformats.org/wordprocessingml/2006/main" w:ilvl="7">
+      <w:start w:val="1"/>
+      <w:numFmt w:val="lowerLetter"/>
+      <w:lvlText w:val="%8."/>
+      <w:lvlJc w:val="left"/>
+      <w:pPr>
+        <w:ind w:left="5760" w:hanging="360"/>
+      </w:pPr>
+    </w:lvl>
+    <w:lvl xmlns:w="http://schemas.openxmlformats.org/wordprocessingml/2006/main" w:ilvl="8">
+      <w:start w:val="1"/>
+      <w:numFmt w:val="lowerRoman"/>
+      <w:lvlText w:val="%9."/>
+      <w:lvlJc w:val="right"/>
+      <w:pPr>
+        <w:ind w:left="6480" w:hanging="180"/>
+      </w:pPr>
+    </w:lvl>
+  </w:abstractNum>
+  <w:abstractNum xmlns:w="http://schemas.openxmlformats.org/wordprocessingml/2006/main" w:abstractNumId="19">
+    <w:nsid w:val="5c7e8968"/>
+    <w:multiLevelType xmlns:w="http://schemas.openxmlformats.org/wordprocessingml/2006/main" w:val="hybridMultilevel"/>
+    <w:lvl xmlns:w="http://schemas.openxmlformats.org/wordprocessingml/2006/main" w:ilvl="0">
+      <w:start w:val="1"/>
+      <w:numFmt w:val="decimal"/>
+      <w:lvlText w:val="%1."/>
+      <w:lvlJc w:val="left"/>
+      <w:pPr>
+        <w:ind w:left="720" w:hanging="360"/>
+      </w:pPr>
+    </w:lvl>
+    <w:lvl xmlns:w="http://schemas.openxmlformats.org/wordprocessingml/2006/main" w:ilvl="1">
+      <w:start w:val="1"/>
+      <w:numFmt w:val="lowerLetter"/>
+      <w:lvlText w:val="%2."/>
+      <w:lvlJc w:val="left"/>
+      <w:pPr>
+        <w:ind w:left="1440" w:hanging="360"/>
+      </w:pPr>
+    </w:lvl>
+    <w:lvl xmlns:w="http://schemas.openxmlformats.org/wordprocessingml/2006/main" w:ilvl="2">
+      <w:start w:val="1"/>
+      <w:numFmt w:val="lowerRoman"/>
+      <w:lvlText w:val="%3."/>
+      <w:lvlJc w:val="right"/>
+      <w:pPr>
+        <w:ind w:left="2160" w:hanging="180"/>
+      </w:pPr>
+    </w:lvl>
+    <w:lvl xmlns:w="http://schemas.openxmlformats.org/wordprocessingml/2006/main" w:ilvl="3">
+      <w:start w:val="1"/>
+      <w:numFmt w:val="decimal"/>
+      <w:lvlText w:val="%4."/>
+      <w:lvlJc w:val="left"/>
+      <w:pPr>
+        <w:ind w:left="2880" w:hanging="360"/>
+      </w:pPr>
+    </w:lvl>
+    <w:lvl xmlns:w="http://schemas.openxmlformats.org/wordprocessingml/2006/main" w:ilvl="4">
+      <w:start w:val="1"/>
+      <w:numFmt w:val="lowerLetter"/>
+      <w:lvlText w:val="%5."/>
+      <w:lvlJc w:val="left"/>
+      <w:pPr>
+        <w:ind w:left="3600" w:hanging="360"/>
+      </w:pPr>
+    </w:lvl>
+    <w:lvl xmlns:w="http://schemas.openxmlformats.org/wordprocessingml/2006/main" w:ilvl="5">
+      <w:start w:val="1"/>
+      <w:numFmt w:val="lowerRoman"/>
+      <w:lvlText w:val="%6."/>
+      <w:lvlJc w:val="right"/>
+      <w:pPr>
+        <w:ind w:left="4320" w:hanging="180"/>
+      </w:pPr>
+    </w:lvl>
+    <w:lvl xmlns:w="http://schemas.openxmlformats.org/wordprocessingml/2006/main" w:ilvl="6">
+      <w:start w:val="1"/>
+      <w:numFmt w:val="decimal"/>
+      <w:lvlText w:val="%7."/>
+      <w:lvlJc w:val="left"/>
+      <w:pPr>
+        <w:ind w:left="5040" w:hanging="360"/>
+      </w:pPr>
+    </w:lvl>
+    <w:lvl xmlns:w="http://schemas.openxmlformats.org/wordprocessingml/2006/main" w:ilvl="7">
+      <w:start w:val="1"/>
+      <w:numFmt w:val="lowerLetter"/>
+      <w:lvlText w:val="%8."/>
+      <w:lvlJc w:val="left"/>
+      <w:pPr>
+        <w:ind w:left="5760" w:hanging="360"/>
+      </w:pPr>
+    </w:lvl>
+    <w:lvl xmlns:w="http://schemas.openxmlformats.org/wordprocessingml/2006/main" w:ilvl="8">
+      <w:start w:val="1"/>
+      <w:numFmt w:val="lowerRoman"/>
+      <w:lvlText w:val="%9."/>
+      <w:lvlJc w:val="right"/>
+      <w:pPr>
+        <w:ind w:left="6480" w:hanging="180"/>
+      </w:pPr>
+    </w:lvl>
+  </w:abstractNum>
+  <w:abstractNum xmlns:w="http://schemas.openxmlformats.org/wordprocessingml/2006/main" w:abstractNumId="18">
+    <w:nsid w:val="2ebc1c08"/>
+    <w:multiLevelType xmlns:w="http://schemas.openxmlformats.org/wordprocessingml/2006/main" w:val="hybridMultilevel"/>
+    <w:lvl xmlns:w="http://schemas.openxmlformats.org/wordprocessingml/2006/main" w:ilvl="0">
+      <w:start w:val="1"/>
+      <w:numFmt w:val="lowerLetter"/>
+      <w:lvlText w:val="%1."/>
+      <w:lvlJc w:val="left"/>
+      <w:pPr>
+        <w:ind w:left="720" w:hanging="360"/>
+      </w:pPr>
+    </w:lvl>
+    <w:lvl xmlns:w="http://schemas.openxmlformats.org/wordprocessingml/2006/main" w:ilvl="1">
+      <w:start w:val="1"/>
+      <w:numFmt w:val="lowerLetter"/>
+      <w:lvlText w:val="%2."/>
+      <w:lvlJc w:val="left"/>
+      <w:pPr>
+        <w:ind w:left="1440" w:hanging="360"/>
+      </w:pPr>
+    </w:lvl>
+    <w:lvl xmlns:w="http://schemas.openxmlformats.org/wordprocessingml/2006/main" w:ilvl="2">
+      <w:start w:val="1"/>
+      <w:numFmt w:val="lowerRoman"/>
+      <w:lvlText w:val="%3."/>
+      <w:lvlJc w:val="right"/>
+      <w:pPr>
+        <w:ind w:left="2160" w:hanging="180"/>
+      </w:pPr>
+    </w:lvl>
+    <w:lvl xmlns:w="http://schemas.openxmlformats.org/wordprocessingml/2006/main" w:ilvl="3">
+      <w:start w:val="1"/>
+      <w:numFmt w:val="decimal"/>
+      <w:lvlText w:val="%4."/>
+      <w:lvlJc w:val="left"/>
+      <w:pPr>
+        <w:ind w:left="2880" w:hanging="360"/>
+      </w:pPr>
+    </w:lvl>
+    <w:lvl xmlns:w="http://schemas.openxmlformats.org/wordprocessingml/2006/main" w:ilvl="4">
+      <w:start w:val="1"/>
+      <w:numFmt w:val="lowerLetter"/>
+      <w:lvlText w:val="%5."/>
+      <w:lvlJc w:val="left"/>
+      <w:pPr>
+        <w:ind w:left="3600" w:hanging="360"/>
+      </w:pPr>
+    </w:lvl>
+    <w:lvl xmlns:w="http://schemas.openxmlformats.org/wordprocessingml/2006/main" w:ilvl="5">
+      <w:start w:val="1"/>
+      <w:numFmt w:val="lowerRoman"/>
+      <w:lvlText w:val="%6."/>
+      <w:lvlJc w:val="right"/>
+      <w:pPr>
+        <w:ind w:left="4320" w:hanging="180"/>
+      </w:pPr>
+    </w:lvl>
+    <w:lvl xmlns:w="http://schemas.openxmlformats.org/wordprocessingml/2006/main" w:ilvl="6">
+      <w:start w:val="1"/>
+      <w:numFmt w:val="decimal"/>
+      <w:lvlText w:val="%7."/>
+      <w:lvlJc w:val="left"/>
+      <w:pPr>
+        <w:ind w:left="5040" w:hanging="360"/>
+      </w:pPr>
+    </w:lvl>
+    <w:lvl xmlns:w="http://schemas.openxmlformats.org/wordprocessingml/2006/main" w:ilvl="7">
+      <w:start w:val="1"/>
+      <w:numFmt w:val="lowerLetter"/>
+      <w:lvlText w:val="%8."/>
+      <w:lvlJc w:val="left"/>
+      <w:pPr>
+        <w:ind w:left="5760" w:hanging="360"/>
+      </w:pPr>
+    </w:lvl>
+    <w:lvl xmlns:w="http://schemas.openxmlformats.org/wordprocessingml/2006/main" w:ilvl="8">
+      <w:start w:val="1"/>
+      <w:numFmt w:val="lowerRoman"/>
+      <w:lvlText w:val="%9."/>
+      <w:lvlJc w:val="right"/>
+      <w:pPr>
+        <w:ind w:left="6480" w:hanging="180"/>
+      </w:pPr>
+    </w:lvl>
+  </w:abstractNum>
+  <w:abstractNum xmlns:w="http://schemas.openxmlformats.org/wordprocessingml/2006/main" w:abstractNumId="17">
+    <w:nsid w:val="5e06a85f"/>
+    <w:multiLevelType xmlns:w="http://schemas.openxmlformats.org/wordprocessingml/2006/main" w:val="hybridMultilevel"/>
+    <w:lvl xmlns:w="http://schemas.openxmlformats.org/wordprocessingml/2006/main" w:ilvl="0">
+      <w:start w:val="1"/>
+      <w:numFmt w:val="decimal"/>
+      <w:lvlText w:val="%1."/>
+      <w:lvlJc w:val="left"/>
+      <w:pPr>
+        <w:ind w:left="720" w:hanging="360"/>
+      </w:pPr>
+    </w:lvl>
+    <w:lvl xmlns:w="http://schemas.openxmlformats.org/wordprocessingml/2006/main" w:ilvl="1">
+      <w:start w:val="1"/>
+      <w:numFmt w:val="lowerLetter"/>
+      <w:lvlText w:val="%2."/>
+      <w:lvlJc w:val="left"/>
+      <w:pPr>
+        <w:ind w:left="1440" w:hanging="360"/>
+      </w:pPr>
+    </w:lvl>
+    <w:lvl xmlns:w="http://schemas.openxmlformats.org/wordprocessingml/2006/main" w:ilvl="2">
+      <w:start w:val="1"/>
+      <w:numFmt w:val="lowerRoman"/>
+      <w:lvlText w:val="%3."/>
+      <w:lvlJc w:val="right"/>
+      <w:pPr>
+        <w:ind w:left="2160" w:hanging="180"/>
+      </w:pPr>
+    </w:lvl>
+    <w:lvl xmlns:w="http://schemas.openxmlformats.org/wordprocessingml/2006/main" w:ilvl="3">
+      <w:start w:val="1"/>
+      <w:numFmt w:val="decimal"/>
+      <w:lvlText w:val="%4."/>
+      <w:lvlJc w:val="left"/>
+      <w:pPr>
+        <w:ind w:left="2880" w:hanging="360"/>
+      </w:pPr>
+    </w:lvl>
+    <w:lvl xmlns:w="http://schemas.openxmlformats.org/wordprocessingml/2006/main" w:ilvl="4">
+      <w:start w:val="1"/>
+      <w:numFmt w:val="lowerLetter"/>
+      <w:lvlText w:val="%5."/>
+      <w:lvlJc w:val="left"/>
+      <w:pPr>
+        <w:ind w:left="3600" w:hanging="360"/>
+      </w:pPr>
+    </w:lvl>
+    <w:lvl xmlns:w="http://schemas.openxmlformats.org/wordprocessingml/2006/main" w:ilvl="5">
+      <w:start w:val="1"/>
+      <w:numFmt w:val="lowerRoman"/>
+      <w:lvlText w:val="%6."/>
+      <w:lvlJc w:val="right"/>
+      <w:pPr>
+        <w:ind w:left="4320" w:hanging="180"/>
+      </w:pPr>
+    </w:lvl>
+    <w:lvl xmlns:w="http://schemas.openxmlformats.org/wordprocessingml/2006/main" w:ilvl="6">
+      <w:start w:val="1"/>
+      <w:numFmt w:val="decimal"/>
+      <w:lvlText w:val="%7."/>
+      <w:lvlJc w:val="left"/>
+      <w:pPr>
+        <w:ind w:left="5040" w:hanging="360"/>
+      </w:pPr>
+    </w:lvl>
+    <w:lvl xmlns:w="http://schemas.openxmlformats.org/wordprocessingml/2006/main" w:ilvl="7">
+      <w:start w:val="1"/>
+      <w:numFmt w:val="lowerLetter"/>
+      <w:lvlText w:val="%8."/>
+      <w:lvlJc w:val="left"/>
+      <w:pPr>
+        <w:ind w:left="5760" w:hanging="360"/>
+      </w:pPr>
+    </w:lvl>
+    <w:lvl xmlns:w="http://schemas.openxmlformats.org/wordprocessingml/2006/main" w:ilvl="8">
+      <w:start w:val="1"/>
+      <w:numFmt w:val="lowerRoman"/>
+      <w:lvlText w:val="%9."/>
+      <w:lvlJc w:val="right"/>
+      <w:pPr>
+        <w:ind w:left="6480" w:hanging="180"/>
+      </w:pPr>
+    </w:lvl>
+  </w:abstractNum>
   <w:abstractNum xmlns:w="http://schemas.openxmlformats.org/wordprocessingml/2006/main" w:abstractNumId="16">
     <w:nsid w:val="2a012f46"/>
     <w:multiLevelType xmlns:w="http://schemas.openxmlformats.org/wordprocessingml/2006/main" w:val="hybridMultilevel"/>
@@ -6703,6 +11856,48 @@
       </w:rPr>
     </w:lvl>
   </w:abstractNum>
+  <w:num w:numId="31">
+    <w:abstractNumId w:val="30"/>
+  </w:num>
+  <w:num w:numId="30">
+    <w:abstractNumId w:val="29"/>
+  </w:num>
+  <w:num w:numId="29">
+    <w:abstractNumId w:val="28"/>
+  </w:num>
+  <w:num w:numId="28">
+    <w:abstractNumId w:val="27"/>
+  </w:num>
+  <w:num w:numId="27">
+    <w:abstractNumId w:val="26"/>
+  </w:num>
+  <w:num w:numId="26">
+    <w:abstractNumId w:val="25"/>
+  </w:num>
+  <w:num w:numId="25">
+    <w:abstractNumId w:val="24"/>
+  </w:num>
+  <w:num w:numId="24">
+    <w:abstractNumId w:val="23"/>
+  </w:num>
+  <w:num w:numId="23">
+    <w:abstractNumId w:val="22"/>
+  </w:num>
+  <w:num w:numId="22">
+    <w:abstractNumId w:val="21"/>
+  </w:num>
+  <w:num w:numId="21">
+    <w:abstractNumId w:val="20"/>
+  </w:num>
+  <w:num w:numId="20">
+    <w:abstractNumId w:val="19"/>
+  </w:num>
+  <w:num w:numId="19">
+    <w:abstractNumId w:val="18"/>
+  </w:num>
+  <w:num w:numId="18">
+    <w:abstractNumId w:val="17"/>
+  </w:num>
   <w:num w:numId="17">
     <w:abstractNumId w:val="16"/>
   </w:num>
@@ -7612,6 +12807,72 @@
       <w:contextualSpacing xmlns:w="http://schemas.openxmlformats.org/wordprocessingml/2006/main"/>
     </w:pPr>
   </w:style>
+  <w:style xmlns:w="http://schemas.openxmlformats.org/wordprocessingml/2006/main" w:type="table" w:styleId="TableGrid">
+    <w:name xmlns:w="http://schemas.openxmlformats.org/wordprocessingml/2006/main" w:val="Table Grid"/>
+    <w:basedOn xmlns:w="http://schemas.openxmlformats.org/wordprocessingml/2006/main" w:val="TableNormal"/>
+    <w:uiPriority xmlns:w="http://schemas.openxmlformats.org/wordprocessingml/2006/main" w:val="59"/>
+    <w:rsid xmlns:w="http://schemas.openxmlformats.org/wordprocessingml/2006/main" w:val="00FB4123"/>
+    <w:pPr xmlns:w="http://schemas.openxmlformats.org/wordprocessingml/2006/main">
+      <w:spacing w:after="0" w:line="240" w:lineRule="auto"/>
+    </w:pPr>
+    <w:tblPr xmlns:w="http://schemas.openxmlformats.org/wordprocessingml/2006/main">
+      <w:tblInd w:w="0" w:type="dxa"/>
+      <w:tblBorders>
+        <w:top w:val="single" w:color="000000" w:themeColor="text1" w:sz="4" w:space="0"/>
+        <w:left w:val="single" w:color="000000" w:themeColor="text1" w:sz="4" w:space="0"/>
+        <w:bottom w:val="single" w:color="000000" w:themeColor="text1" w:sz="4" w:space="0"/>
+        <w:right w:val="single" w:color="000000" w:themeColor="text1" w:sz="4" w:space="0"/>
+        <w:insideH w:val="single" w:color="000000" w:themeColor="text1" w:sz="4" w:space="0"/>
+        <w:insideV w:val="single" w:color="000000" w:themeColor="text1" w:sz="4" w:space="0"/>
+      </w:tblBorders>
+      <w:tblCellMar>
+        <w:top w:w="0" w:type="dxa"/>
+        <w:left w:w="108" w:type="dxa"/>
+        <w:bottom w:w="0" w:type="dxa"/>
+        <w:right w:w="108" w:type="dxa"/>
+      </w:tblCellMar>
+    </w:tblPr>
+  </w:style>
+  <w:style xmlns:w14="http://schemas.microsoft.com/office/word/2010/wordml" xmlns:mc="http://schemas.openxmlformats.org/markup-compatibility/2006" xmlns:w="http://schemas.openxmlformats.org/wordprocessingml/2006/main" w:type="character" w:styleId="HeaderChar" w:customStyle="1" mc:Ignorable="w14">
+    <w:name xmlns:w="http://schemas.openxmlformats.org/wordprocessingml/2006/main" w:val="Header Char"/>
+    <w:basedOn xmlns:w="http://schemas.openxmlformats.org/wordprocessingml/2006/main" w:val="DefaultParagraphFont"/>
+    <w:link xmlns:w="http://schemas.openxmlformats.org/wordprocessingml/2006/main" w:val="Header"/>
+    <w:uiPriority xmlns:w="http://schemas.openxmlformats.org/wordprocessingml/2006/main" w:val="99"/>
+  </w:style>
+  <w:style xmlns:w14="http://schemas.microsoft.com/office/word/2010/wordml" xmlns:mc="http://schemas.openxmlformats.org/markup-compatibility/2006" xmlns:w="http://schemas.openxmlformats.org/wordprocessingml/2006/main" w:type="paragraph" w:styleId="Header" mc:Ignorable="w14">
+    <w:name xmlns:w="http://schemas.openxmlformats.org/wordprocessingml/2006/main" w:val="header"/>
+    <w:basedOn xmlns:w="http://schemas.openxmlformats.org/wordprocessingml/2006/main" w:val="Normal"/>
+    <w:link xmlns:w="http://schemas.openxmlformats.org/wordprocessingml/2006/main" w:val="HeaderChar"/>
+    <w:uiPriority xmlns:w="http://schemas.openxmlformats.org/wordprocessingml/2006/main" w:val="99"/>
+    <w:unhideWhenUsed xmlns:w="http://schemas.openxmlformats.org/wordprocessingml/2006/main"/>
+    <w:pPr xmlns:w="http://schemas.openxmlformats.org/wordprocessingml/2006/main">
+      <w:tabs xmlns:w="http://schemas.openxmlformats.org/wordprocessingml/2006/main">
+        <w:tab w:val="center" w:pos="4680"/>
+        <w:tab w:val="right" w:pos="9360"/>
+      </w:tabs>
+      <w:spacing xmlns:w="http://schemas.openxmlformats.org/wordprocessingml/2006/main" w:after="0" w:line="240" w:lineRule="auto"/>
+    </w:pPr>
+  </w:style>
+  <w:style xmlns:w14="http://schemas.microsoft.com/office/word/2010/wordml" xmlns:mc="http://schemas.openxmlformats.org/markup-compatibility/2006" xmlns:w="http://schemas.openxmlformats.org/wordprocessingml/2006/main" w:type="character" w:styleId="FooterChar" w:customStyle="1" mc:Ignorable="w14">
+    <w:name xmlns:w="http://schemas.openxmlformats.org/wordprocessingml/2006/main" w:val="Footer Char"/>
+    <w:basedOn xmlns:w="http://schemas.openxmlformats.org/wordprocessingml/2006/main" w:val="DefaultParagraphFont"/>
+    <w:link xmlns:w="http://schemas.openxmlformats.org/wordprocessingml/2006/main" w:val="Footer"/>
+    <w:uiPriority xmlns:w="http://schemas.openxmlformats.org/wordprocessingml/2006/main" w:val="99"/>
+  </w:style>
+  <w:style xmlns:w14="http://schemas.microsoft.com/office/word/2010/wordml" xmlns:mc="http://schemas.openxmlformats.org/markup-compatibility/2006" xmlns:w="http://schemas.openxmlformats.org/wordprocessingml/2006/main" w:type="paragraph" w:styleId="Footer" mc:Ignorable="w14">
+    <w:name xmlns:w="http://schemas.openxmlformats.org/wordprocessingml/2006/main" w:val="footer"/>
+    <w:basedOn xmlns:w="http://schemas.openxmlformats.org/wordprocessingml/2006/main" w:val="Normal"/>
+    <w:link xmlns:w="http://schemas.openxmlformats.org/wordprocessingml/2006/main" w:val="FooterChar"/>
+    <w:uiPriority xmlns:w="http://schemas.openxmlformats.org/wordprocessingml/2006/main" w:val="99"/>
+    <w:unhideWhenUsed xmlns:w="http://schemas.openxmlformats.org/wordprocessingml/2006/main"/>
+    <w:pPr xmlns:w="http://schemas.openxmlformats.org/wordprocessingml/2006/main">
+      <w:tabs xmlns:w="http://schemas.openxmlformats.org/wordprocessingml/2006/main">
+        <w:tab w:val="center" w:pos="4680"/>
+        <w:tab w:val="right" w:pos="9360"/>
+      </w:tabs>
+      <w:spacing xmlns:w="http://schemas.openxmlformats.org/wordprocessingml/2006/main" w:after="0" w:line="240" w:lineRule="auto"/>
+    </w:pPr>
+  </w:style>
 </w:styles>
 </file>
 
